--- a/data/outputs/v2/Biology/SS1.2_Chemicals_of_Life/Biology_Chemicals_of_Life_FinalExplanation_TeacherKey.docx
+++ b/data/outputs/v2/Biology/SS1.2_Chemicals_of_Life/Biology_Chemicals_of_Life_FinalExplanation_TeacherKey.docx
@@ -1848,7 +1848,7 @@
         </w:rPr>
         <w:t xml:space="preserve">© 2026 SeaVuria and ARES. This work is licensed under a </w:t>
       </w:r>
-      <w:hyperlink w:history="1" r:id="rIdwmjvrsjiwcraxlysq3cc8">
+      <w:hyperlink w:history="1" r:id="rIdauuea25af9uz1tf54ipvs">
         <w:r>
           <w:rPr>
             <w:rFonts w:ascii="Arial" w:cs="Arial" w:eastAsia="Arial" w:hAnsi="Arial"/>
@@ -1868,7 +1868,7 @@
         </w:rPr>
         <w:t xml:space="preserve"> (</w:t>
       </w:r>
-      <w:hyperlink w:history="1" r:id="rIdu8jkeqqg-m_kkdv6agnlm">
+      <w:hyperlink w:history="1" r:id="rIdewna5_bfynnnno9vg3s1y">
         <w:r>
           <w:rPr>
             <w:rFonts w:ascii="Arial" w:cs="Arial" w:eastAsia="Arial" w:hAnsi="Arial"/>
@@ -1888,7 +1888,7 @@
         </w:rPr>
         <w:t xml:space="preserve">). To view a copy of this license, visit </w:t>
       </w:r>
-      <w:hyperlink w:history="1" r:id="rId45-8q7l64mvk8t2njyywl">
+      <w:hyperlink w:history="1" r:id="rIdhyctxz9ligwagn3iklcoi">
         <w:r>
           <w:rPr>
             <w:rFonts w:ascii="Arial" w:cs="Arial" w:eastAsia="Arial" w:hAnsi="Arial"/>

--- a/data/outputs/v2/Biology/SS1.2_Chemicals_of_Life/Biology_Chemicals_of_Life_FinalExplanation_TeacherKey.docx
+++ b/data/outputs/v2/Biology/SS1.2_Chemicals_of_Life/Biology_Chemicals_of_Life_FinalExplanation_TeacherKey.docx
@@ -1848,7 +1848,7 @@
         </w:rPr>
         <w:t xml:space="preserve">© 2026 SeaVuria and ARES. This work is licensed under a </w:t>
       </w:r>
-      <w:hyperlink w:history="1" r:id="rIdauuea25af9uz1tf54ipvs">
+      <w:hyperlink w:history="1" r:id="rIdh0atm6uouron0nyx5fi1x">
         <w:r>
           <w:rPr>
             <w:rFonts w:ascii="Arial" w:cs="Arial" w:eastAsia="Arial" w:hAnsi="Arial"/>
@@ -1868,7 +1868,7 @@
         </w:rPr>
         <w:t xml:space="preserve"> (</w:t>
       </w:r>
-      <w:hyperlink w:history="1" r:id="rIdewna5_bfynnnno9vg3s1y">
+      <w:hyperlink w:history="1" r:id="rIdvd0beqsm_jajr42wgqbhm">
         <w:r>
           <w:rPr>
             <w:rFonts w:ascii="Arial" w:cs="Arial" w:eastAsia="Arial" w:hAnsi="Arial"/>
@@ -1888,7 +1888,7 @@
         </w:rPr>
         <w:t xml:space="preserve">). To view a copy of this license, visit </w:t>
       </w:r>
-      <w:hyperlink w:history="1" r:id="rIdhyctxz9ligwagn3iklcoi">
+      <w:hyperlink w:history="1" r:id="rIdfbwlrrn4deb_kqsi5zow2">
         <w:r>
           <w:rPr>
             <w:rFonts w:ascii="Arial" w:cs="Arial" w:eastAsia="Arial" w:hAnsi="Arial"/>

--- a/data/outputs/v2/Biology/SS1.2_Chemicals_of_Life/Biology_Chemicals_of_Life_FinalExplanation_TeacherKey.docx
+++ b/data/outputs/v2/Biology/SS1.2_Chemicals_of_Life/Biology_Chemicals_of_Life_FinalExplanation_TeacherKey.docx
@@ -95,7 +95,7 @@
                 <w:sz w:val="22"/>
                 <w:szCs w:val="22"/>
               </w:rPr>
-              <w:t xml:space="preserve">FINAL EXPLANATION: BIOLOGY GRADE 10 - CHEMICALS OF LIFE: FINAL EXPLANATION</w:t>
+              <w:t xml:space="preserve">FINAL EXPLANATION: BIOLOGY GRADE 10: CHEMICALS OF LIFE (FINAL EXPLANATION)</w:t>
             </w:r>
           </w:p>
         </w:tc>
@@ -224,159 +224,7 @@
                 <w:sz w:val="18"/>
                 <w:szCs w:val="18"/>
               </w:rPr>
-              <w:t xml:space="preserve">You have finished all 6 lessons of the Chemicals of Life unit. Now write your COMPLETE EXPLANATION of the two children in Kisumu. Child A is a Standard 5 pupil who eats ugali every day and has a swollen belly, thin limbs, discoloured hair and extreme tiredness (kwashiorkor). Child B lives in the same village, eats githeri regularly and is healthy and energetic. Both children eat a similar quantity of food.</w:t>
-            </w:r>
-          </w:p>
-          <w:p>
-            <w:pPr>
-              <w:spacing w:after="40" w:before="0"/>
-              <w:jc w:val="left"/>
-            </w:pPr>
-            <w:r>
-              <w:rPr>
-                <w:rFonts w:ascii="Arial" w:cs="Arial" w:eastAsia="Arial" w:hAnsi="Arial"/>
-                <w:b w:val="false"/>
-                <w:bCs w:val="false"/>
-                <w:i w:val="false"/>
-                <w:iCs w:val="false"/>
-                <w:color w:val="000000"/>
-                <w:sz w:val="18"/>
-                <w:szCs w:val="18"/>
-              </w:rPr>
-              <w:t xml:space="preserve"/>
-            </w:r>
-          </w:p>
-          <w:p>
-            <w:pPr>
-              <w:spacing w:after="40" w:before="0"/>
-              <w:jc w:val="left"/>
-            </w:pPr>
-            <w:r>
-              <w:rPr>
-                <w:rFonts w:ascii="Arial" w:cs="Arial" w:eastAsia="Arial" w:hAnsi="Arial"/>
-                <w:b w:val="false"/>
-                <w:bCs w:val="false"/>
-                <w:i w:val="false"/>
-                <w:iCs w:val="false"/>
-                <w:color w:val="000000"/>
-                <w:sz w:val="18"/>
-                <w:szCs w:val="18"/>
-              </w:rPr>
-              <w:t xml:space="preserve">DRIVING QUESTION: Why do two children in Kisumu eating the same amount of food every day end up with completely different bodies, and what does that tell us about what food is really made of?</w:t>
-            </w:r>
-          </w:p>
-          <w:p>
-            <w:pPr>
-              <w:spacing w:after="40" w:before="0"/>
-              <w:jc w:val="left"/>
-            </w:pPr>
-            <w:r>
-              <w:rPr>
-                <w:rFonts w:ascii="Arial" w:cs="Arial" w:eastAsia="Arial" w:hAnsi="Arial"/>
-                <w:b w:val="false"/>
-                <w:bCs w:val="false"/>
-                <w:i w:val="false"/>
-                <w:iCs w:val="false"/>
-                <w:color w:val="000000"/>
-                <w:sz w:val="18"/>
-                <w:szCs w:val="18"/>
-              </w:rPr>
-              <w:t xml:space="preserve"/>
-            </w:r>
-          </w:p>
-          <w:p>
-            <w:pPr>
-              <w:spacing w:after="40" w:before="0"/>
-              <w:jc w:val="left"/>
-            </w:pPr>
-            <w:r>
-              <w:rPr>
-                <w:rFonts w:ascii="Arial" w:cs="Arial" w:eastAsia="Arial" w:hAnsi="Arial"/>
-                <w:b w:val="false"/>
-                <w:bCs w:val="false"/>
-                <w:i w:val="false"/>
-                <w:iCs w:val="false"/>
-                <w:color w:val="000000"/>
-                <w:sz w:val="18"/>
-                <w:szCs w:val="18"/>
-              </w:rPr>
-              <w:t xml:space="preserve">What to use: your notebook, your Lesson 1 prediction and first model, your food test results table, your molecular models from Lesson 4, your Driving Question Board cards and your final group poster.</w:t>
-            </w:r>
-          </w:p>
-          <w:p>
-            <w:pPr>
-              <w:spacing w:after="40" w:before="0"/>
-              <w:jc w:val="left"/>
-            </w:pPr>
-            <w:r>
-              <w:rPr>
-                <w:rFonts w:ascii="Arial" w:cs="Arial" w:eastAsia="Arial" w:hAnsi="Arial"/>
-                <w:b w:val="false"/>
-                <w:bCs w:val="false"/>
-                <w:i w:val="false"/>
-                <w:iCs w:val="false"/>
-                <w:color w:val="000000"/>
-                <w:sz w:val="18"/>
-                <w:szCs w:val="18"/>
-              </w:rPr>
-              <w:t xml:space="preserve"/>
-            </w:r>
-          </w:p>
-          <w:p>
-            <w:pPr>
-              <w:spacing w:after="40" w:before="0"/>
-              <w:jc w:val="left"/>
-            </w:pPr>
-            <w:r>
-              <w:rPr>
-                <w:rFonts w:ascii="Arial" w:cs="Arial" w:eastAsia="Arial" w:hAnsi="Arial"/>
-                <w:b w:val="false"/>
-                <w:bCs w:val="false"/>
-                <w:i w:val="false"/>
-                <w:iCs w:val="false"/>
-                <w:color w:val="000000"/>
-                <w:sz w:val="18"/>
-                <w:szCs w:val="18"/>
-              </w:rPr>
-              <w:t xml:space="preserve">Write in your own words in the space under each prompt. Use specific evidence from your lessons (what you saw in the tests and what you built), and give reasons (because...) that link each idea back to the two children. Answer in full sentences. You may add labelled diagrams. Write a focused answer to each part; about 3-4 typed pages or 4-5 handwritten pages in total is enough.</w:t>
-            </w:r>
-          </w:p>
-          <w:p>
-            <w:pPr>
-              <w:spacing w:after="40" w:before="0"/>
-              <w:jc w:val="left"/>
-            </w:pPr>
-            <w:r>
-              <w:rPr>
-                <w:rFonts w:ascii="Arial" w:cs="Arial" w:eastAsia="Arial" w:hAnsi="Arial"/>
-                <w:b w:val="false"/>
-                <w:bCs w:val="false"/>
-                <w:i w:val="false"/>
-                <w:iCs w:val="false"/>
-                <w:color w:val="000000"/>
-                <w:sz w:val="18"/>
-                <w:szCs w:val="18"/>
-              </w:rPr>
-              <w:t xml:space="preserve"/>
-            </w:r>
-          </w:p>
-          <w:p>
-            <w:pPr>
-              <w:spacing w:after="40" w:before="0"/>
-              <w:jc w:val="left"/>
-            </w:pPr>
-            <w:r>
-              <w:rPr>
-                <w:rFonts w:ascii="Arial" w:cs="Arial" w:eastAsia="Arial" w:hAnsi="Arial"/>
-                <w:b w:val="false"/>
-                <w:bCs w:val="false"/>
-                <w:i w:val="false"/>
-                <w:iCs w:val="false"/>
-                <w:color w:val="000000"/>
-                <w:sz w:val="18"/>
-                <w:szCs w:val="18"/>
-              </w:rPr>
-              <w:t xml:space="preserve">You will be marked on: understanding of the chemicals of life, use of evidence from the food tests and models, explaining the phenomenon, scientific reasoning, and applying your ideas to a real Kenyan diet.</w:t>
+              <w:t xml:space="preserve">You have finished all 6 lessons on the Chemicals of Life. Now write your own COMPLETE EXPLANATION of this driving question: How do the simple foods Kenyan athletes eat, like ugali, githeri and beans, provide the chemicals their bodies need for energy, growth and repair? Think about Eliud Kipchoge, who trains near Iten in the Rift Valley and ran 42.195 km in 7,269 s (2:01:09) at Berlin 2022. Use your class model (Lesson 1 and final), your Driving Question Board, your food test results, the amylase data and the meal comparison. Write your answer in the space under each prompt. Use numbers from the tables whenever you make a claim. Do not call a meal 'best' without citing numbers. Remember safety: goggles and a hot water bath for Benedict's and HCl tests, and never taste lab samples. Use the words from the unit, such as reducing sugar, amino acids, fatty acids and glycerol, optimum and denatured. Write in full sentences in your own words.</w:t>
             </w:r>
           </w:p>
         </w:tc>
@@ -437,7 +285,7 @@
                 <w:sz w:val="22"/>
                 <w:szCs w:val="22"/>
               </w:rPr>
-              <w:t xml:space="preserve">Part 1: What Is Food Made Of?</w:t>
+              <w:t xml:space="preserve">Part 1: The plain plate and the marathon</w:t>
             </w:r>
           </w:p>
         </w:tc>
@@ -471,7 +319,7 @@
                 <w:sz w:val="18"/>
                 <w:szCs w:val="18"/>
               </w:rPr>
-              <w:t xml:space="preserve">Food is not just 'food'. (a) Name the six chemicals of life and give the main job of each in the body. (b) For each chemical, give one Kenyan food that is a good source. (c) Think about ugali and githeri. Using what you learned in Lessons 1 and 2, compare the main chemicals you would expect in each food and explain how this could matter for the two children.</w:t>
+              <w:t xml:space="preserve">Look at Table 1 and the Kipchoge figures. Kipchoge has a body mass of about 52 kg and uses about 1 kcal per kg per km. His marathon (42.195 km) takes 7,269 s. (a) Calculate his average pace in s per km and the energy cost of the marathon. (b) His stored glycogen is about 500 g. Using 4 kcal per g, calculate the energy it holds and compare it with the marathon cost. (c) Name the three main groups of chemicals of life taught in this unit, and give the one-line role of each in the body. (d) Explain why a plate of ugali, beans, sukuma wiki and milk is 'not plain'.</w:t>
             </w:r>
           </w:p>
         </w:tc>
@@ -503,7 +351,7 @@
                 <w:sz w:val="18"/>
                 <w:szCs w:val="18"/>
               </w:rPr>
-              <w:t xml:space="preserve">The six chemicals of life are: carbohydrates, which give energy (e.g. ugali, mango, sugarcane juice); proteins, which build and repair body tissues and make enzymes and hormones (e.g. beans, omena, eggs, milk); lipids, which store energy, form cell membranes and carry fat-soluble vitamins (e.g. groundnuts, avocado, coconut); nucleic acids, which carry genetic information (found in the cells of all foods, such as meat, beans and vegetables); vitamins and minerals, which are needed in small amounts to keep the body working, for example vitamin A for sight and iron for blood (e.g. sukuma wiki, milk, mango); and water, which is the solvent in which body reactions happen and transports substances. Comparing the two foods: ugali is almost entirely carbohydrate (starch) and has very little protein. Githeri combines maize (carbohydrate) with beans, which add a large amount of protein. So the two meals can be the same size but contain very different chemicals, and this could explain why the children's bodies differ.</w:t>
+              <w:t xml:space="preserve">(a) Pace = 7,269 / 42.195 = 172.3 s per km (about 2 min 52 s per km). Energy cost = 52 kg x 1 kcal per kg per km x 42.195 km = about 2,194, so about 2,200 kcal. (b) Glycogen energy = 500 g x 4 kcal per g = 2,000 kcal. This is slightly less than the marathon cost of about 2,200 kcal, so the stored glycogen supplies almost all of the energy needed, and glycogen is a carbohydrate store. (c) The three main groups are carbohydrates (supply and store energy), proteins (build and repair the body, and make enzymes) and lipids (store a lot of energy and insulate the body). (d) The plate is not plain because it holds all three chemicals of life. Ugali is mostly starch (26 g carbohydrate per 100 g), beans and milk give protein (beans 8 g, milk 3.3 g per 100 g), and milk, sukuma wiki cooked with oil and beans supply some lipids. These chemicals give the energy, repair materials and stored energy an athlete from Iten needs.</w:t>
             </w:r>
           </w:p>
         </w:tc>
@@ -564,7 +412,7 @@
                 <w:sz w:val="22"/>
                 <w:szCs w:val="22"/>
               </w:rPr>
-              <w:t xml:space="preserve">Part 2: Food Tests as Evidence</w:t>
+              <w:t xml:space="preserve">Part 2: Food tests as evidence</w:t>
             </w:r>
           </w:p>
         </w:tc>
@@ -598,7 +446,611 @@
                 <w:sz w:val="18"/>
                 <w:szCs w:val="18"/>
               </w:rPr>
-              <w:t xml:space="preserve">Describe the food tests whose results you used in this unit. (a) For starch, protein and lipids, which test gave the evidence and what positive result is seen for each? (b) What results were recorded for ugali, for beans or githeri, and for the lipid-rich foods you tested? (c) Why is a food test better evidence than simply looking at the food?</w:t>
+              <w:t xml:space="preserve">Use your test results from Lessons 2, 3 and 4. (a) Complete the table below by writing the reagent or test used and the colour or sign that shows a positive result for each chemical.</w:t>
+            </w:r>
+          </w:p>
+          <w:p>
+            <w:pPr>
+              <w:spacing w:after="40" w:before="0"/>
+              <w:jc w:val="left"/>
+            </w:pPr>
+            <w:r>
+              <w:rPr>
+                <w:rFonts w:ascii="Arial" w:cs="Arial" w:eastAsia="Arial" w:hAnsi="Arial"/>
+                <w:b/>
+                <w:bCs/>
+                <w:i w:val="false"/>
+                <w:iCs w:val="false"/>
+                <w:color w:val="000000"/>
+                <w:sz w:val="18"/>
+                <w:szCs w:val="18"/>
+              </w:rPr>
+              <w:t xml:space="preserve"/>
+            </w:r>
+          </w:p>
+          <w:tbl>
+            <w:tblPr>
+              <w:tblW w:type="dxa" w:w="2640"/>
+              <w:tblBorders>
+                <w:top w:val="single" w:color="AAAAAA" w:sz="4"/>
+                <w:left w:val="single" w:color="AAAAAA" w:sz="4"/>
+                <w:bottom w:val="single" w:color="AAAAAA" w:sz="4"/>
+                <w:right w:val="single" w:color="AAAAAA" w:sz="4"/>
+                <w:insideH w:val="single" w:color="auto" w:sz="4"/>
+                <w:insideV w:val="single" w:color="auto" w:sz="4"/>
+              </w:tblBorders>
+              <w:tblLayout w:type="fixed"/>
+            </w:tblPr>
+            <w:tblGrid>
+              <w:gridCol w:w="880"/>
+              <w:gridCol w:w="880"/>
+              <w:gridCol w:w="880"/>
+            </w:tblGrid>
+            <w:tr>
+              <w:tc>
+                <w:tcPr>
+                  <w:tcW w:type="dxa" w:w="880"/>
+                  <w:shd w:fill="D5E8F0" w:color="auto" w:val="clear"/>
+                  <w:tcMar>
+                    <w:top w:type="dxa" w:w="60"/>
+                    <w:left w:type="dxa" w:w="120"/>
+                    <w:bottom w:type="dxa" w:w="60"/>
+                    <w:right w:type="dxa" w:w="120"/>
+                  </w:tcMar>
+                  <w:vAlign w:val="top"/>
+                </w:tcPr>
+                <w:p>
+                  <w:pPr>
+                    <w:spacing w:after="40" w:before="0"/>
+                    <w:jc w:val="left"/>
+                  </w:pPr>
+                  <w:r>
+                    <w:rPr>
+                      <w:rFonts w:ascii="Arial" w:cs="Arial" w:eastAsia="Arial" w:hAnsi="Arial"/>
+                      <w:b/>
+                      <w:bCs/>
+                      <w:i w:val="false"/>
+                      <w:iCs w:val="false"/>
+                      <w:color w:val="000000"/>
+                      <w:sz w:val="18"/>
+                      <w:szCs w:val="18"/>
+                    </w:rPr>
+                    <w:t xml:space="preserve">Chemical</w:t>
+                  </w:r>
+                </w:p>
+              </w:tc>
+              <w:tc>
+                <w:tcPr>
+                  <w:tcW w:type="dxa" w:w="880"/>
+                  <w:shd w:fill="D5E8F0" w:color="auto" w:val="clear"/>
+                  <w:tcMar>
+                    <w:top w:type="dxa" w:w="60"/>
+                    <w:left w:type="dxa" w:w="120"/>
+                    <w:bottom w:type="dxa" w:w="60"/>
+                    <w:right w:type="dxa" w:w="120"/>
+                  </w:tcMar>
+                  <w:vAlign w:val="top"/>
+                </w:tcPr>
+                <w:p>
+                  <w:pPr>
+                    <w:spacing w:after="40" w:before="0"/>
+                    <w:jc w:val="left"/>
+                  </w:pPr>
+                  <w:r>
+                    <w:rPr>
+                      <w:rFonts w:ascii="Arial" w:cs="Arial" w:eastAsia="Arial" w:hAnsi="Arial"/>
+                      <w:b/>
+                      <w:bCs/>
+                      <w:i w:val="false"/>
+                      <w:iCs w:val="false"/>
+                      <w:color w:val="000000"/>
+                      <w:sz w:val="18"/>
+                      <w:szCs w:val="18"/>
+                    </w:rPr>
+                    <w:t xml:space="preserve">Test or reagent</w:t>
+                  </w:r>
+                </w:p>
+              </w:tc>
+              <w:tc>
+                <w:tcPr>
+                  <w:tcW w:type="dxa" w:w="880"/>
+                  <w:shd w:fill="D5E8F0" w:color="auto" w:val="clear"/>
+                  <w:tcMar>
+                    <w:top w:type="dxa" w:w="60"/>
+                    <w:left w:type="dxa" w:w="120"/>
+                    <w:bottom w:type="dxa" w:w="60"/>
+                    <w:right w:type="dxa" w:w="120"/>
+                  </w:tcMar>
+                  <w:vAlign w:val="top"/>
+                </w:tcPr>
+                <w:p>
+                  <w:pPr>
+                    <w:spacing w:after="40" w:before="0"/>
+                    <w:jc w:val="left"/>
+                  </w:pPr>
+                  <w:r>
+                    <w:rPr>
+                      <w:rFonts w:ascii="Arial" w:cs="Arial" w:eastAsia="Arial" w:hAnsi="Arial"/>
+                      <w:b/>
+                      <w:bCs/>
+                      <w:i w:val="false"/>
+                      <w:iCs w:val="false"/>
+                      <w:color w:val="000000"/>
+                      <w:sz w:val="18"/>
+                      <w:szCs w:val="18"/>
+                    </w:rPr>
+                    <w:t xml:space="preserve">Positive result</w:t>
+                  </w:r>
+                </w:p>
+              </w:tc>
+            </w:tr>
+            <w:tr>
+              <w:tc>
+                <w:tcPr>
+                  <w:tcW w:type="dxa" w:w="880"/>
+                  <w:shd w:fill="FFFFFF" w:color="auto" w:val="clear"/>
+                  <w:tcMar>
+                    <w:top w:type="dxa" w:w="60"/>
+                    <w:left w:type="dxa" w:w="120"/>
+                    <w:bottom w:type="dxa" w:w="60"/>
+                    <w:right w:type="dxa" w:w="120"/>
+                  </w:tcMar>
+                  <w:vAlign w:val="top"/>
+                </w:tcPr>
+                <w:p>
+                  <w:pPr>
+                    <w:spacing w:after="40" w:before="0"/>
+                    <w:jc w:val="left"/>
+                  </w:pPr>
+                  <w:r>
+                    <w:rPr>
+                      <w:rFonts w:ascii="Arial" w:cs="Arial" w:eastAsia="Arial" w:hAnsi="Arial"/>
+                      <w:b w:val="false"/>
+                      <w:bCs w:val="false"/>
+                      <w:i w:val="false"/>
+                      <w:iCs w:val="false"/>
+                      <w:color w:val="000000"/>
+                      <w:sz w:val="18"/>
+                      <w:szCs w:val="18"/>
+                    </w:rPr>
+                    <w:t xml:space="preserve">Starch</w:t>
+                  </w:r>
+                </w:p>
+              </w:tc>
+              <w:tc>
+                <w:tcPr>
+                  <w:tcW w:type="dxa" w:w="880"/>
+                  <w:shd w:fill="FFFFFF" w:color="auto" w:val="clear"/>
+                  <w:tcMar>
+                    <w:top w:type="dxa" w:w="60"/>
+                    <w:left w:type="dxa" w:w="120"/>
+                    <w:bottom w:type="dxa" w:w="60"/>
+                    <w:right w:type="dxa" w:w="120"/>
+                  </w:tcMar>
+                  <w:vAlign w:val="top"/>
+                </w:tcPr>
+                <w:p>
+                  <w:pPr>
+                    <w:spacing w:after="60" w:before="0"/>
+                    <w:jc w:val="left"/>
+                  </w:pPr>
+                  <w:r>
+                    <w:rPr>
+                      <w:rFonts w:ascii="Arial" w:cs="Arial" w:eastAsia="Arial" w:hAnsi="Arial"/>
+                      <w:b w:val="false"/>
+                      <w:bCs w:val="false"/>
+                      <w:i w:val="false"/>
+                      <w:iCs w:val="false"/>
+                      <w:color w:val="000000"/>
+                      <w:sz w:val="18"/>
+                      <w:szCs w:val="18"/>
+                    </w:rPr>
+                    <w:t xml:space="preserve"/>
+                  </w:r>
+                </w:p>
+              </w:tc>
+              <w:tc>
+                <w:tcPr>
+                  <w:tcW w:type="dxa" w:w="880"/>
+                  <w:shd w:fill="FFFFFF" w:color="auto" w:val="clear"/>
+                  <w:tcMar>
+                    <w:top w:type="dxa" w:w="60"/>
+                    <w:left w:type="dxa" w:w="120"/>
+                    <w:bottom w:type="dxa" w:w="60"/>
+                    <w:right w:type="dxa" w:w="120"/>
+                  </w:tcMar>
+                  <w:vAlign w:val="top"/>
+                </w:tcPr>
+                <w:p>
+                  <w:pPr>
+                    <w:spacing w:after="60" w:before="0"/>
+                    <w:jc w:val="left"/>
+                  </w:pPr>
+                  <w:r>
+                    <w:rPr>
+                      <w:rFonts w:ascii="Arial" w:cs="Arial" w:eastAsia="Arial" w:hAnsi="Arial"/>
+                      <w:b w:val="false"/>
+                      <w:bCs w:val="false"/>
+                      <w:i w:val="false"/>
+                      <w:iCs w:val="false"/>
+                      <w:color w:val="000000"/>
+                      <w:sz w:val="18"/>
+                      <w:szCs w:val="18"/>
+                    </w:rPr>
+                    <w:t xml:space="preserve"/>
+                  </w:r>
+                </w:p>
+              </w:tc>
+            </w:tr>
+            <w:tr>
+              <w:tc>
+                <w:tcPr>
+                  <w:tcW w:type="dxa" w:w="880"/>
+                  <w:shd w:fill="FFFFFF" w:color="auto" w:val="clear"/>
+                  <w:tcMar>
+                    <w:top w:type="dxa" w:w="60"/>
+                    <w:left w:type="dxa" w:w="120"/>
+                    <w:bottom w:type="dxa" w:w="60"/>
+                    <w:right w:type="dxa" w:w="120"/>
+                  </w:tcMar>
+                  <w:vAlign w:val="top"/>
+                </w:tcPr>
+                <w:p>
+                  <w:pPr>
+                    <w:spacing w:after="40" w:before="0"/>
+                    <w:jc w:val="left"/>
+                  </w:pPr>
+                  <w:r>
+                    <w:rPr>
+                      <w:rFonts w:ascii="Arial" w:cs="Arial" w:eastAsia="Arial" w:hAnsi="Arial"/>
+                      <w:b w:val="false"/>
+                      <w:bCs w:val="false"/>
+                      <w:i w:val="false"/>
+                      <w:iCs w:val="false"/>
+                      <w:color w:val="000000"/>
+                      <w:sz w:val="18"/>
+                      <w:szCs w:val="18"/>
+                    </w:rPr>
+                    <w:t xml:space="preserve">Reducing sugar</w:t>
+                  </w:r>
+                </w:p>
+              </w:tc>
+              <w:tc>
+                <w:tcPr>
+                  <w:tcW w:type="dxa" w:w="880"/>
+                  <w:shd w:fill="FFFFFF" w:color="auto" w:val="clear"/>
+                  <w:tcMar>
+                    <w:top w:type="dxa" w:w="60"/>
+                    <w:left w:type="dxa" w:w="120"/>
+                    <w:bottom w:type="dxa" w:w="60"/>
+                    <w:right w:type="dxa" w:w="120"/>
+                  </w:tcMar>
+                  <w:vAlign w:val="top"/>
+                </w:tcPr>
+                <w:p>
+                  <w:pPr>
+                    <w:spacing w:after="60" w:before="0"/>
+                    <w:jc w:val="left"/>
+                  </w:pPr>
+                  <w:r>
+                    <w:rPr>
+                      <w:rFonts w:ascii="Arial" w:cs="Arial" w:eastAsia="Arial" w:hAnsi="Arial"/>
+                      <w:b w:val="false"/>
+                      <w:bCs w:val="false"/>
+                      <w:i w:val="false"/>
+                      <w:iCs w:val="false"/>
+                      <w:color w:val="000000"/>
+                      <w:sz w:val="18"/>
+                      <w:szCs w:val="18"/>
+                    </w:rPr>
+                    <w:t xml:space="preserve"/>
+                  </w:r>
+                </w:p>
+              </w:tc>
+              <w:tc>
+                <w:tcPr>
+                  <w:tcW w:type="dxa" w:w="880"/>
+                  <w:shd w:fill="FFFFFF" w:color="auto" w:val="clear"/>
+                  <w:tcMar>
+                    <w:top w:type="dxa" w:w="60"/>
+                    <w:left w:type="dxa" w:w="120"/>
+                    <w:bottom w:type="dxa" w:w="60"/>
+                    <w:right w:type="dxa" w:w="120"/>
+                  </w:tcMar>
+                  <w:vAlign w:val="top"/>
+                </w:tcPr>
+                <w:p>
+                  <w:pPr>
+                    <w:spacing w:after="60" w:before="0"/>
+                    <w:jc w:val="left"/>
+                  </w:pPr>
+                  <w:r>
+                    <w:rPr>
+                      <w:rFonts w:ascii="Arial" w:cs="Arial" w:eastAsia="Arial" w:hAnsi="Arial"/>
+                      <w:b w:val="false"/>
+                      <w:bCs w:val="false"/>
+                      <w:i w:val="false"/>
+                      <w:iCs w:val="false"/>
+                      <w:color w:val="000000"/>
+                      <w:sz w:val="18"/>
+                      <w:szCs w:val="18"/>
+                    </w:rPr>
+                    <w:t xml:space="preserve"/>
+                  </w:r>
+                </w:p>
+              </w:tc>
+            </w:tr>
+            <w:tr>
+              <w:tc>
+                <w:tcPr>
+                  <w:tcW w:type="dxa" w:w="880"/>
+                  <w:shd w:fill="FFFFFF" w:color="auto" w:val="clear"/>
+                  <w:tcMar>
+                    <w:top w:type="dxa" w:w="60"/>
+                    <w:left w:type="dxa" w:w="120"/>
+                    <w:bottom w:type="dxa" w:w="60"/>
+                    <w:right w:type="dxa" w:w="120"/>
+                  </w:tcMar>
+                  <w:vAlign w:val="top"/>
+                </w:tcPr>
+                <w:p>
+                  <w:pPr>
+                    <w:spacing w:after="40" w:before="0"/>
+                    <w:jc w:val="left"/>
+                  </w:pPr>
+                  <w:r>
+                    <w:rPr>
+                      <w:rFonts w:ascii="Arial" w:cs="Arial" w:eastAsia="Arial" w:hAnsi="Arial"/>
+                      <w:b w:val="false"/>
+                      <w:bCs w:val="false"/>
+                      <w:i w:val="false"/>
+                      <w:iCs w:val="false"/>
+                      <w:color w:val="000000"/>
+                      <w:sz w:val="18"/>
+                      <w:szCs w:val="18"/>
+                    </w:rPr>
+                    <w:t xml:space="preserve">Protein</w:t>
+                  </w:r>
+                </w:p>
+              </w:tc>
+              <w:tc>
+                <w:tcPr>
+                  <w:tcW w:type="dxa" w:w="880"/>
+                  <w:shd w:fill="FFFFFF" w:color="auto" w:val="clear"/>
+                  <w:tcMar>
+                    <w:top w:type="dxa" w:w="60"/>
+                    <w:left w:type="dxa" w:w="120"/>
+                    <w:bottom w:type="dxa" w:w="60"/>
+                    <w:right w:type="dxa" w:w="120"/>
+                  </w:tcMar>
+                  <w:vAlign w:val="top"/>
+                </w:tcPr>
+                <w:p>
+                  <w:pPr>
+                    <w:spacing w:after="60" w:before="0"/>
+                    <w:jc w:val="left"/>
+                  </w:pPr>
+                  <w:r>
+                    <w:rPr>
+                      <w:rFonts w:ascii="Arial" w:cs="Arial" w:eastAsia="Arial" w:hAnsi="Arial"/>
+                      <w:b w:val="false"/>
+                      <w:bCs w:val="false"/>
+                      <w:i w:val="false"/>
+                      <w:iCs w:val="false"/>
+                      <w:color w:val="000000"/>
+                      <w:sz w:val="18"/>
+                      <w:szCs w:val="18"/>
+                    </w:rPr>
+                    <w:t xml:space="preserve"/>
+                  </w:r>
+                </w:p>
+              </w:tc>
+              <w:tc>
+                <w:tcPr>
+                  <w:tcW w:type="dxa" w:w="880"/>
+                  <w:shd w:fill="FFFFFF" w:color="auto" w:val="clear"/>
+                  <w:tcMar>
+                    <w:top w:type="dxa" w:w="60"/>
+                    <w:left w:type="dxa" w:w="120"/>
+                    <w:bottom w:type="dxa" w:w="60"/>
+                    <w:right w:type="dxa" w:w="120"/>
+                  </w:tcMar>
+                  <w:vAlign w:val="top"/>
+                </w:tcPr>
+                <w:p>
+                  <w:pPr>
+                    <w:spacing w:after="60" w:before="0"/>
+                    <w:jc w:val="left"/>
+                  </w:pPr>
+                  <w:r>
+                    <w:rPr>
+                      <w:rFonts w:ascii="Arial" w:cs="Arial" w:eastAsia="Arial" w:hAnsi="Arial"/>
+                      <w:b w:val="false"/>
+                      <w:bCs w:val="false"/>
+                      <w:i w:val="false"/>
+                      <w:iCs w:val="false"/>
+                      <w:color w:val="000000"/>
+                      <w:sz w:val="18"/>
+                      <w:szCs w:val="18"/>
+                    </w:rPr>
+                    <w:t xml:space="preserve"/>
+                  </w:r>
+                </w:p>
+              </w:tc>
+            </w:tr>
+            <w:tr>
+              <w:tc>
+                <w:tcPr>
+                  <w:tcW w:type="dxa" w:w="880"/>
+                  <w:shd w:fill="FFFFFF" w:color="auto" w:val="clear"/>
+                  <w:tcMar>
+                    <w:top w:type="dxa" w:w="60"/>
+                    <w:left w:type="dxa" w:w="120"/>
+                    <w:bottom w:type="dxa" w:w="60"/>
+                    <w:right w:type="dxa" w:w="120"/>
+                  </w:tcMar>
+                  <w:vAlign w:val="top"/>
+                </w:tcPr>
+                <w:p>
+                  <w:pPr>
+                    <w:spacing w:after="40" w:before="0"/>
+                    <w:jc w:val="left"/>
+                  </w:pPr>
+                  <w:r>
+                    <w:rPr>
+                      <w:rFonts w:ascii="Arial" w:cs="Arial" w:eastAsia="Arial" w:hAnsi="Arial"/>
+                      <w:b w:val="false"/>
+                      <w:bCs w:val="false"/>
+                      <w:i w:val="false"/>
+                      <w:iCs w:val="false"/>
+                      <w:color w:val="000000"/>
+                      <w:sz w:val="18"/>
+                      <w:szCs w:val="18"/>
+                    </w:rPr>
+                    <w:t xml:space="preserve">Lipid</w:t>
+                  </w:r>
+                </w:p>
+              </w:tc>
+              <w:tc>
+                <w:tcPr>
+                  <w:tcW w:type="dxa" w:w="880"/>
+                  <w:shd w:fill="FFFFFF" w:color="auto" w:val="clear"/>
+                  <w:tcMar>
+                    <w:top w:type="dxa" w:w="60"/>
+                    <w:left w:type="dxa" w:w="120"/>
+                    <w:bottom w:type="dxa" w:w="60"/>
+                    <w:right w:type="dxa" w:w="120"/>
+                  </w:tcMar>
+                  <w:vAlign w:val="top"/>
+                </w:tcPr>
+                <w:p>
+                  <w:pPr>
+                    <w:spacing w:after="60" w:before="0"/>
+                    <w:jc w:val="left"/>
+                  </w:pPr>
+                  <w:r>
+                    <w:rPr>
+                      <w:rFonts w:ascii="Arial" w:cs="Arial" w:eastAsia="Arial" w:hAnsi="Arial"/>
+                      <w:b w:val="false"/>
+                      <w:bCs w:val="false"/>
+                      <w:i w:val="false"/>
+                      <w:iCs w:val="false"/>
+                      <w:color w:val="000000"/>
+                      <w:sz w:val="18"/>
+                      <w:szCs w:val="18"/>
+                    </w:rPr>
+                    <w:t xml:space="preserve"/>
+                  </w:r>
+                </w:p>
+              </w:tc>
+              <w:tc>
+                <w:tcPr>
+                  <w:tcW w:type="dxa" w:w="880"/>
+                  <w:shd w:fill="FFFFFF" w:color="auto" w:val="clear"/>
+                  <w:tcMar>
+                    <w:top w:type="dxa" w:w="60"/>
+                    <w:left w:type="dxa" w:w="120"/>
+                    <w:bottom w:type="dxa" w:w="60"/>
+                    <w:right w:type="dxa" w:w="120"/>
+                  </w:tcMar>
+                  <w:vAlign w:val="top"/>
+                </w:tcPr>
+                <w:p>
+                  <w:pPr>
+                    <w:spacing w:after="60" w:before="0"/>
+                    <w:jc w:val="left"/>
+                  </w:pPr>
+                  <w:r>
+                    <w:rPr>
+                      <w:rFonts w:ascii="Arial" w:cs="Arial" w:eastAsia="Arial" w:hAnsi="Arial"/>
+                      <w:b w:val="false"/>
+                      <w:bCs w:val="false"/>
+                      <w:i w:val="false"/>
+                      <w:iCs w:val="false"/>
+                      <w:color w:val="000000"/>
+                      <w:sz w:val="18"/>
+                      <w:szCs w:val="18"/>
+                    </w:rPr>
+                    <w:t xml:space="preserve"/>
+                  </w:r>
+                </w:p>
+              </w:tc>
+            </w:tr>
+          </w:tbl>
+          <w:p>
+            <w:pPr>
+              <w:spacing w:after="60" w:before="0"/>
+              <w:jc w:val="left"/>
+            </w:pPr>
+            <w:r>
+              <w:rPr>
+                <w:rFonts w:ascii="Arial" w:cs="Arial" w:eastAsia="Arial" w:hAnsi="Arial"/>
+                <w:b w:val="false"/>
+                <w:bCs w:val="false"/>
+                <w:i w:val="false"/>
+                <w:iCs w:val="false"/>
+                <w:color w:val="000000"/>
+                <w:sz w:val="18"/>
+                <w:szCs w:val="18"/>
+              </w:rPr>
+              <w:t xml:space="preserve"/>
+            </w:r>
+          </w:p>
+          <w:p>
+            <w:pPr>
+              <w:spacing w:after="40" w:before="0"/>
+              <w:jc w:val="left"/>
+            </w:pPr>
+            <w:r>
+              <w:rPr>
+                <w:rFonts w:ascii="Arial" w:cs="Arial" w:eastAsia="Arial" w:hAnsi="Arial"/>
+                <w:b/>
+                <w:bCs/>
+                <w:i w:val="false"/>
+                <w:iCs w:val="false"/>
+                <w:color w:val="000000"/>
+                <w:sz w:val="18"/>
+                <w:szCs w:val="18"/>
+              </w:rPr>
+              <w:t xml:space="preserve"/>
+            </w:r>
+          </w:p>
+          <w:p>
+            <w:pPr>
+              <w:spacing w:after="40" w:before="0"/>
+              <w:jc w:val="left"/>
+            </w:pPr>
+            <w:r>
+              <w:rPr>
+                <w:rFonts w:ascii="Arial" w:cs="Arial" w:eastAsia="Arial" w:hAnsi="Arial"/>
+                <w:b/>
+                <w:bCs/>
+                <w:i w:val="false"/>
+                <w:iCs w:val="false"/>
+                <w:color w:val="000000"/>
+                <w:sz w:val="18"/>
+                <w:szCs w:val="18"/>
+              </w:rPr>
+              <w:t xml:space="preserve">(b) Sugarcane juice tastes very sweet but Benedict's solution stayed blue. Explain this result and describe what you did to get a positive result. (c) Ugali stayed blue with Biuret reagent, but beans turned violet. Explain what this tells you and what it does NOT tell you about ugali. (d) Give one food that tested positive for lipids and one test result that shows maize flour has no lipid.</w:t>
+            </w:r>
+          </w:p>
+          <w:p>
+            <w:pPr>
+              <w:spacing w:after="60" w:before="0"/>
+              <w:jc w:val="left"/>
+            </w:pPr>
+            <w:r>
+              <w:rPr>
+                <w:rFonts w:ascii="Arial" w:cs="Arial" w:eastAsia="Arial" w:hAnsi="Arial"/>
+                <w:b w:val="false"/>
+                <w:bCs w:val="false"/>
+                <w:i w:val="false"/>
+                <w:iCs w:val="false"/>
+                <w:color w:val="000000"/>
+                <w:sz w:val="18"/>
+                <w:szCs w:val="18"/>
+              </w:rPr>
+              <w:t xml:space="preserve"/>
             </w:r>
           </w:p>
         </w:tc>
@@ -630,7 +1082,494 @@
                 <w:sz w:val="18"/>
                 <w:szCs w:val="18"/>
               </w:rPr>
-              <w:t xml:space="preserve">For starch the evidence was iodine solution: a positive result is a blue-black colour. For protein it was the Biuret test: a positive result is a purple colour. For lipids I used the translucent (grease-spot) test, where fat leaves a see-through spot on paper, and the ethanol emulsion test, where a cloudy white emulsion forms. Results: ugali turned blue-black with iodine, so it contains starch, but the Biuret test on ugali extract showed no purple colour, so no protein was detected. The Biuret test on beans extract turned purple, so beans contain protein, and the data showed githeri contains both starch and protein. In the lipid tests, ugali tested negative in both tests, while groundnuts, avocado, coconut flesh and whole milk tested strongly positive. Lipid results for githeri were recorded in my Lesson 3 table, and I read them from there. Tests are better evidence than looking because two foods can look similar but contain very different chemicals; the colour changes give observable proof of what is detected or not detected.</w:t>
+              <w:t xml:space="preserve">(a) | Chemical | Test or reagent | Positive result |</w:t>
+            </w:r>
+          </w:p>
+          <w:tbl>
+            <w:tblPr>
+              <w:tblW w:type="dxa" w:w="10320"/>
+              <w:tblBorders>
+                <w:top w:val="single" w:color="AAAAAA" w:sz="4"/>
+                <w:left w:val="single" w:color="AAAAAA" w:sz="4"/>
+                <w:bottom w:val="single" w:color="AAAAAA" w:sz="4"/>
+                <w:right w:val="single" w:color="AAAAAA" w:sz="4"/>
+                <w:insideH w:val="single" w:color="auto" w:sz="4"/>
+                <w:insideV w:val="single" w:color="auto" w:sz="4"/>
+              </w:tblBorders>
+              <w:tblLayout w:type="fixed"/>
+            </w:tblPr>
+            <w:tblGrid>
+              <w:gridCol w:w="3440"/>
+              <w:gridCol w:w="3440"/>
+              <w:gridCol w:w="3440"/>
+            </w:tblGrid>
+            <w:tr>
+              <w:tc>
+                <w:tcPr>
+                  <w:tcW w:type="dxa" w:w="3440"/>
+                  <w:shd w:fill="D5E8F0" w:color="auto" w:val="clear"/>
+                  <w:tcMar>
+                    <w:top w:type="dxa" w:w="60"/>
+                    <w:left w:type="dxa" w:w="120"/>
+                    <w:bottom w:type="dxa" w:w="60"/>
+                    <w:right w:type="dxa" w:w="120"/>
+                  </w:tcMar>
+                  <w:vAlign w:val="top"/>
+                </w:tcPr>
+                <w:p>
+                  <w:pPr>
+                    <w:spacing w:after="40" w:before="0"/>
+                    <w:jc w:val="left"/>
+                  </w:pPr>
+                  <w:r>
+                    <w:rPr>
+                      <w:rFonts w:ascii="Arial" w:cs="Arial" w:eastAsia="Arial" w:hAnsi="Arial"/>
+                      <w:b/>
+                      <w:bCs/>
+                      <w:i w:val="false"/>
+                      <w:iCs w:val="false"/>
+                      <w:color w:val="000000"/>
+                      <w:sz w:val="18"/>
+                      <w:szCs w:val="18"/>
+                    </w:rPr>
+                    <w:t xml:space="preserve">Starch</w:t>
+                  </w:r>
+                </w:p>
+              </w:tc>
+              <w:tc>
+                <w:tcPr>
+                  <w:tcW w:type="dxa" w:w="3440"/>
+                  <w:shd w:fill="D5E8F0" w:color="auto" w:val="clear"/>
+                  <w:tcMar>
+                    <w:top w:type="dxa" w:w="60"/>
+                    <w:left w:type="dxa" w:w="120"/>
+                    <w:bottom w:type="dxa" w:w="60"/>
+                    <w:right w:type="dxa" w:w="120"/>
+                  </w:tcMar>
+                  <w:vAlign w:val="top"/>
+                </w:tcPr>
+                <w:p>
+                  <w:pPr>
+                    <w:spacing w:after="40" w:before="0"/>
+                    <w:jc w:val="left"/>
+                  </w:pPr>
+                  <w:r>
+                    <w:rPr>
+                      <w:rFonts w:ascii="Arial" w:cs="Arial" w:eastAsia="Arial" w:hAnsi="Arial"/>
+                      <w:b/>
+                      <w:bCs/>
+                      <w:i w:val="false"/>
+                      <w:iCs w:val="false"/>
+                      <w:color w:val="000000"/>
+                      <w:sz w:val="18"/>
+                      <w:szCs w:val="18"/>
+                    </w:rPr>
+                    <w:t xml:space="preserve">Iodine solution</w:t>
+                  </w:r>
+                </w:p>
+              </w:tc>
+              <w:tc>
+                <w:tcPr>
+                  <w:tcW w:type="dxa" w:w="3440"/>
+                  <w:shd w:fill="D5E8F0" w:color="auto" w:val="clear"/>
+                  <w:tcMar>
+                    <w:top w:type="dxa" w:w="60"/>
+                    <w:left w:type="dxa" w:w="120"/>
+                    <w:bottom w:type="dxa" w:w="60"/>
+                    <w:right w:type="dxa" w:w="120"/>
+                  </w:tcMar>
+                  <w:vAlign w:val="top"/>
+                </w:tcPr>
+                <w:p>
+                  <w:pPr>
+                    <w:spacing w:after="40" w:before="0"/>
+                    <w:jc w:val="left"/>
+                  </w:pPr>
+                  <w:r>
+                    <w:rPr>
+                      <w:rFonts w:ascii="Arial" w:cs="Arial" w:eastAsia="Arial" w:hAnsi="Arial"/>
+                      <w:b/>
+                      <w:bCs/>
+                      <w:i w:val="false"/>
+                      <w:iCs w:val="false"/>
+                      <w:color w:val="000000"/>
+                      <w:sz w:val="18"/>
+                      <w:szCs w:val="18"/>
+                    </w:rPr>
+                    <w:t xml:space="preserve">Blue-black</w:t>
+                  </w:r>
+                </w:p>
+              </w:tc>
+            </w:tr>
+            <w:tr>
+              <w:tc>
+                <w:tcPr>
+                  <w:tcW w:type="dxa" w:w="3440"/>
+                  <w:shd w:fill="FFFFFF" w:color="auto" w:val="clear"/>
+                  <w:tcMar>
+                    <w:top w:type="dxa" w:w="60"/>
+                    <w:left w:type="dxa" w:w="120"/>
+                    <w:bottom w:type="dxa" w:w="60"/>
+                    <w:right w:type="dxa" w:w="120"/>
+                  </w:tcMar>
+                  <w:vAlign w:val="top"/>
+                </w:tcPr>
+                <w:p>
+                  <w:pPr>
+                    <w:spacing w:after="40" w:before="0"/>
+                    <w:jc w:val="left"/>
+                  </w:pPr>
+                  <w:r>
+                    <w:rPr>
+                      <w:rFonts w:ascii="Arial" w:cs="Arial" w:eastAsia="Arial" w:hAnsi="Arial"/>
+                      <w:b w:val="false"/>
+                      <w:bCs w:val="false"/>
+                      <w:i w:val="false"/>
+                      <w:iCs w:val="false"/>
+                      <w:color w:val="000000"/>
+                      <w:sz w:val="18"/>
+                      <w:szCs w:val="18"/>
+                    </w:rPr>
+                    <w:t xml:space="preserve">Reducing sugar</w:t>
+                  </w:r>
+                </w:p>
+              </w:tc>
+              <w:tc>
+                <w:tcPr>
+                  <w:tcW w:type="dxa" w:w="3440"/>
+                  <w:shd w:fill="FFFFFF" w:color="auto" w:val="clear"/>
+                  <w:tcMar>
+                    <w:top w:type="dxa" w:w="60"/>
+                    <w:left w:type="dxa" w:w="120"/>
+                    <w:bottom w:type="dxa" w:w="60"/>
+                    <w:right w:type="dxa" w:w="120"/>
+                  </w:tcMar>
+                  <w:vAlign w:val="top"/>
+                </w:tcPr>
+                <w:p>
+                  <w:pPr>
+                    <w:spacing w:after="40" w:before="0"/>
+                    <w:jc w:val="left"/>
+                  </w:pPr>
+                  <w:r>
+                    <w:rPr>
+                      <w:rFonts w:ascii="Arial" w:cs="Arial" w:eastAsia="Arial" w:hAnsi="Arial"/>
+                      <w:b w:val="false"/>
+                      <w:bCs w:val="false"/>
+                      <w:i w:val="false"/>
+                      <w:iCs w:val="false"/>
+                      <w:color w:val="000000"/>
+                      <w:sz w:val="18"/>
+                      <w:szCs w:val="18"/>
+                    </w:rPr>
+                    <w:t xml:space="preserve">Benedict's solution, heated in a hot water bath</w:t>
+                  </w:r>
+                </w:p>
+              </w:tc>
+              <w:tc>
+                <w:tcPr>
+                  <w:tcW w:type="dxa" w:w="3440"/>
+                  <w:shd w:fill="FFFFFF" w:color="auto" w:val="clear"/>
+                  <w:tcMar>
+                    <w:top w:type="dxa" w:w="60"/>
+                    <w:left w:type="dxa" w:w="120"/>
+                    <w:bottom w:type="dxa" w:w="60"/>
+                    <w:right w:type="dxa" w:w="120"/>
+                  </w:tcMar>
+                  <w:vAlign w:val="top"/>
+                </w:tcPr>
+                <w:p>
+                  <w:pPr>
+                    <w:spacing w:after="40" w:before="0"/>
+                    <w:jc w:val="left"/>
+                  </w:pPr>
+                  <w:r>
+                    <w:rPr>
+                      <w:rFonts w:ascii="Arial" w:cs="Arial" w:eastAsia="Arial" w:hAnsi="Arial"/>
+                      <w:b w:val="false"/>
+                      <w:bCs w:val="false"/>
+                      <w:i w:val="false"/>
+                      <w:iCs w:val="false"/>
+                      <w:color w:val="000000"/>
+                      <w:sz w:val="18"/>
+                      <w:szCs w:val="18"/>
+                    </w:rPr>
+                    <w:t xml:space="preserve">Blue changes to green, then orange to brick-red</w:t>
+                  </w:r>
+                </w:p>
+              </w:tc>
+            </w:tr>
+            <w:tr>
+              <w:tc>
+                <w:tcPr>
+                  <w:tcW w:type="dxa" w:w="3440"/>
+                  <w:shd w:fill="FFFFFF" w:color="auto" w:val="clear"/>
+                  <w:tcMar>
+                    <w:top w:type="dxa" w:w="60"/>
+                    <w:left w:type="dxa" w:w="120"/>
+                    <w:bottom w:type="dxa" w:w="60"/>
+                    <w:right w:type="dxa" w:w="120"/>
+                  </w:tcMar>
+                  <w:vAlign w:val="top"/>
+                </w:tcPr>
+                <w:p>
+                  <w:pPr>
+                    <w:spacing w:after="40" w:before="0"/>
+                    <w:jc w:val="left"/>
+                  </w:pPr>
+                  <w:r>
+                    <w:rPr>
+                      <w:rFonts w:ascii="Arial" w:cs="Arial" w:eastAsia="Arial" w:hAnsi="Arial"/>
+                      <w:b w:val="false"/>
+                      <w:bCs w:val="false"/>
+                      <w:i w:val="false"/>
+                      <w:iCs w:val="false"/>
+                      <w:color w:val="000000"/>
+                      <w:sz w:val="18"/>
+                      <w:szCs w:val="18"/>
+                    </w:rPr>
+                    <w:t xml:space="preserve">Protein</w:t>
+                  </w:r>
+                </w:p>
+              </w:tc>
+              <w:tc>
+                <w:tcPr>
+                  <w:tcW w:type="dxa" w:w="3440"/>
+                  <w:shd w:fill="FFFFFF" w:color="auto" w:val="clear"/>
+                  <w:tcMar>
+                    <w:top w:type="dxa" w:w="60"/>
+                    <w:left w:type="dxa" w:w="120"/>
+                    <w:bottom w:type="dxa" w:w="60"/>
+                    <w:right w:type="dxa" w:w="120"/>
+                  </w:tcMar>
+                  <w:vAlign w:val="top"/>
+                </w:tcPr>
+                <w:p>
+                  <w:pPr>
+                    <w:spacing w:after="40" w:before="0"/>
+                    <w:jc w:val="left"/>
+                  </w:pPr>
+                  <w:r>
+                    <w:rPr>
+                      <w:rFonts w:ascii="Arial" w:cs="Arial" w:eastAsia="Arial" w:hAnsi="Arial"/>
+                      <w:b w:val="false"/>
+                      <w:bCs w:val="false"/>
+                      <w:i w:val="false"/>
+                      <w:iCs w:val="false"/>
+                      <w:color w:val="000000"/>
+                      <w:sz w:val="18"/>
+                      <w:szCs w:val="18"/>
+                    </w:rPr>
+                    <w:t xml:space="preserve">Biuret reagent</w:t>
+                  </w:r>
+                </w:p>
+              </w:tc>
+              <w:tc>
+                <w:tcPr>
+                  <w:tcW w:type="dxa" w:w="3440"/>
+                  <w:shd w:fill="FFFFFF" w:color="auto" w:val="clear"/>
+                  <w:tcMar>
+                    <w:top w:type="dxa" w:w="60"/>
+                    <w:left w:type="dxa" w:w="120"/>
+                    <w:bottom w:type="dxa" w:w="60"/>
+                    <w:right w:type="dxa" w:w="120"/>
+                  </w:tcMar>
+                  <w:vAlign w:val="top"/>
+                </w:tcPr>
+                <w:p>
+                  <w:pPr>
+                    <w:spacing w:after="40" w:before="0"/>
+                    <w:jc w:val="left"/>
+                  </w:pPr>
+                  <w:r>
+                    <w:rPr>
+                      <w:rFonts w:ascii="Arial" w:cs="Arial" w:eastAsia="Arial" w:hAnsi="Arial"/>
+                      <w:b w:val="false"/>
+                      <w:bCs w:val="false"/>
+                      <w:i w:val="false"/>
+                      <w:iCs w:val="false"/>
+                      <w:color w:val="000000"/>
+                      <w:sz w:val="18"/>
+                      <w:szCs w:val="18"/>
+                    </w:rPr>
+                    <w:t xml:space="preserve">Blue changes to violet</w:t>
+                  </w:r>
+                </w:p>
+              </w:tc>
+            </w:tr>
+            <w:tr>
+              <w:tc>
+                <w:tcPr>
+                  <w:tcW w:type="dxa" w:w="3440"/>
+                  <w:shd w:fill="FFFFFF" w:color="auto" w:val="clear"/>
+                  <w:tcMar>
+                    <w:top w:type="dxa" w:w="60"/>
+                    <w:left w:type="dxa" w:w="120"/>
+                    <w:bottom w:type="dxa" w:w="60"/>
+                    <w:right w:type="dxa" w:w="120"/>
+                  </w:tcMar>
+                  <w:vAlign w:val="top"/>
+                </w:tcPr>
+                <w:p>
+                  <w:pPr>
+                    <w:spacing w:after="40" w:before="0"/>
+                    <w:jc w:val="left"/>
+                  </w:pPr>
+                  <w:r>
+                    <w:rPr>
+                      <w:rFonts w:ascii="Arial" w:cs="Arial" w:eastAsia="Arial" w:hAnsi="Arial"/>
+                      <w:b w:val="false"/>
+                      <w:bCs w:val="false"/>
+                      <w:i w:val="false"/>
+                      <w:iCs w:val="false"/>
+                      <w:color w:val="000000"/>
+                      <w:sz w:val="18"/>
+                      <w:szCs w:val="18"/>
+                    </w:rPr>
+                    <w:t xml:space="preserve">Lipid</w:t>
+                  </w:r>
+                </w:p>
+              </w:tc>
+              <w:tc>
+                <w:tcPr>
+                  <w:tcW w:type="dxa" w:w="3440"/>
+                  <w:shd w:fill="FFFFFF" w:color="auto" w:val="clear"/>
+                  <w:tcMar>
+                    <w:top w:type="dxa" w:w="60"/>
+                    <w:left w:type="dxa" w:w="120"/>
+                    <w:bottom w:type="dxa" w:w="60"/>
+                    <w:right w:type="dxa" w:w="120"/>
+                  </w:tcMar>
+                  <w:vAlign w:val="top"/>
+                </w:tcPr>
+                <w:p>
+                  <w:pPr>
+                    <w:spacing w:after="40" w:before="0"/>
+                    <w:jc w:val="left"/>
+                  </w:pPr>
+                  <w:r>
+                    <w:rPr>
+                      <w:rFonts w:ascii="Arial" w:cs="Arial" w:eastAsia="Arial" w:hAnsi="Arial"/>
+                      <w:b w:val="false"/>
+                      <w:bCs w:val="false"/>
+                      <w:i w:val="false"/>
+                      <w:iCs w:val="false"/>
+                      <w:color w:val="000000"/>
+                      <w:sz w:val="18"/>
+                      <w:szCs w:val="18"/>
+                    </w:rPr>
+                    <w:t xml:space="preserve">Brown paper test (and emulsion test)</w:t>
+                  </w:r>
+                </w:p>
+              </w:tc>
+              <w:tc>
+                <w:tcPr>
+                  <w:tcW w:type="dxa" w:w="3440"/>
+                  <w:shd w:fill="FFFFFF" w:color="auto" w:val="clear"/>
+                  <w:tcMar>
+                    <w:top w:type="dxa" w:w="60"/>
+                    <w:left w:type="dxa" w:w="120"/>
+                    <w:bottom w:type="dxa" w:w="60"/>
+                    <w:right w:type="dxa" w:w="120"/>
+                  </w:tcMar>
+                  <w:vAlign w:val="top"/>
+                </w:tcPr>
+                <w:p>
+                  <w:pPr>
+                    <w:spacing w:after="40" w:before="0"/>
+                    <w:jc w:val="left"/>
+                  </w:pPr>
+                  <w:r>
+                    <w:rPr>
+                      <w:rFonts w:ascii="Arial" w:cs="Arial" w:eastAsia="Arial" w:hAnsi="Arial"/>
+                      <w:b w:val="false"/>
+                      <w:bCs w:val="false"/>
+                      <w:i w:val="false"/>
+                      <w:iCs w:val="false"/>
+                      <w:color w:val="000000"/>
+                      <w:sz w:val="18"/>
+                      <w:szCs w:val="18"/>
+                    </w:rPr>
+                    <w:t xml:space="preserve">Translucent spot that stays after drying (cloudy white layer in the emulsion test)</w:t>
+                  </w:r>
+                </w:p>
+              </w:tc>
+            </w:tr>
+          </w:tbl>
+          <w:p>
+            <w:pPr>
+              <w:spacing w:after="60" w:before="0"/>
+              <w:jc w:val="left"/>
+            </w:pPr>
+            <w:r>
+              <w:rPr>
+                <w:rFonts w:ascii="Arial" w:cs="Arial" w:eastAsia="Arial" w:hAnsi="Arial"/>
+                <w:b w:val="false"/>
+                <w:bCs w:val="false"/>
+                <w:i w:val="false"/>
+                <w:iCs w:val="false"/>
+                <w:color w:val="000000"/>
+                <w:sz w:val="18"/>
+                <w:szCs w:val="18"/>
+              </w:rPr>
+              <w:t xml:space="preserve"/>
+            </w:r>
+          </w:p>
+          <w:p>
+            <w:pPr>
+              <w:spacing w:after="40" w:before="0"/>
+              <w:jc w:val="left"/>
+            </w:pPr>
+            <w:r>
+              <w:rPr>
+                <w:rFonts w:ascii="Arial" w:cs="Arial" w:eastAsia="Arial" w:hAnsi="Arial"/>
+                <w:b w:val="false"/>
+                <w:bCs w:val="false"/>
+                <w:i w:val="false"/>
+                <w:iCs w:val="false"/>
+                <w:color w:val="000000"/>
+                <w:sz w:val="18"/>
+                <w:szCs w:val="18"/>
+              </w:rPr>
+              <w:t xml:space="preserve"/>
+            </w:r>
+          </w:p>
+          <w:p>
+            <w:pPr>
+              <w:spacing w:after="40" w:before="0"/>
+              <w:jc w:val="left"/>
+            </w:pPr>
+            <w:r>
+              <w:rPr>
+                <w:rFonts w:ascii="Arial" w:cs="Arial" w:eastAsia="Arial" w:hAnsi="Arial"/>
+                <w:b w:val="false"/>
+                <w:bCs w:val="false"/>
+                <w:i w:val="false"/>
+                <w:iCs w:val="false"/>
+                <w:color w:val="000000"/>
+                <w:sz w:val="18"/>
+                <w:szCs w:val="18"/>
+              </w:rPr>
+              <w:t xml:space="preserve">(b) Sugarcane juice contains sucrose, a disaccharide that is a non-reducing sugar, so Benedict's stays blue. When we boiled it with dilute HCl, the sucrose was split into the reducing sugars glucose and fructose, and Benedict's then gave brick-red. (c) Violet with beans, milk, egg white and omena shows that protein is present in them. Ugali stayed blue because it has too little protein to detect (2.5 g per 100 g in Table 1); it does not mean ugali has no protein at all. Its main chemical is starch. (d) Groundnuts left a translucent spot that stayed after drying (and gave a cloudy white layer in the emulsion test). Maize flour left no translucent spot, so it has no detectable lipid.</w:t>
+            </w:r>
+          </w:p>
+          <w:p>
+            <w:pPr>
+              <w:spacing w:after="60" w:before="0"/>
+              <w:jc w:val="left"/>
+            </w:pPr>
+            <w:r>
+              <w:rPr>
+                <w:rFonts w:ascii="Arial" w:cs="Arial" w:eastAsia="Arial" w:hAnsi="Arial"/>
+                <w:b w:val="false"/>
+                <w:bCs w:val="false"/>
+                <w:i w:val="false"/>
+                <w:iCs w:val="false"/>
+                <w:color w:val="000000"/>
+                <w:sz w:val="18"/>
+                <w:szCs w:val="18"/>
+              </w:rPr>
+              <w:t xml:space="preserve"/>
             </w:r>
           </w:p>
         </w:tc>
@@ -691,7 +1630,7 @@
                 <w:sz w:val="22"/>
                 <w:szCs w:val="22"/>
               </w:rPr>
-              <w:t xml:space="preserve">Part 3: Structure and Function of Carbohydrates and Proteins</w:t>
+              <w:t xml:space="preserve">Part 3: Enzymes and digestion</w:t>
             </w:r>
           </w:p>
         </w:tc>
@@ -725,7 +1664,709 @@
                 <w:sz w:val="18"/>
                 <w:szCs w:val="18"/>
               </w:rPr>
-              <w:t xml:space="preserve">Use your Lesson 4 models. (a) Describe how starch is built up, starting from glucose. (b) Describe how a protein is built up, starting from amino acids, and name the bond that joins them. (c) Which element is found in amino acids but not in carbohydrates? (d) Explain why starch cannot do the jobs that protein does in the body.</w:t>
+              <w:t xml:space="preserve">Use the amylase data in Table 3 (1% starch solution plus saliva amylase; the time for iodine to stop turning blue-black).</w:t>
+            </w:r>
+          </w:p>
+          <w:p>
+            <w:pPr>
+              <w:spacing w:after="40" w:before="0"/>
+              <w:jc w:val="left"/>
+            </w:pPr>
+            <w:r>
+              <w:rPr>
+                <w:rFonts w:ascii="Arial" w:cs="Arial" w:eastAsia="Arial" w:hAnsi="Arial"/>
+                <w:b/>
+                <w:bCs/>
+                <w:i w:val="false"/>
+                <w:iCs w:val="false"/>
+                <w:color w:val="000000"/>
+                <w:sz w:val="18"/>
+                <w:szCs w:val="18"/>
+              </w:rPr>
+              <w:t xml:space="preserve"/>
+            </w:r>
+          </w:p>
+          <w:tbl>
+            <w:tblPr>
+              <w:tblW w:type="dxa" w:w="2640"/>
+              <w:tblBorders>
+                <w:top w:val="single" w:color="AAAAAA" w:sz="4"/>
+                <w:left w:val="single" w:color="AAAAAA" w:sz="4"/>
+                <w:bottom w:val="single" w:color="AAAAAA" w:sz="4"/>
+                <w:right w:val="single" w:color="AAAAAA" w:sz="4"/>
+                <w:insideH w:val="single" w:color="auto" w:sz="4"/>
+                <w:insideV w:val="single" w:color="auto" w:sz="4"/>
+              </w:tblBorders>
+              <w:tblLayout w:type="fixed"/>
+            </w:tblPr>
+            <w:tblGrid>
+              <w:gridCol w:w="880"/>
+              <w:gridCol w:w="880"/>
+              <w:gridCol w:w="880"/>
+            </w:tblGrid>
+            <w:tr>
+              <w:tc>
+                <w:tcPr>
+                  <w:tcW w:type="dxa" w:w="880"/>
+                  <w:shd w:fill="D5E8F0" w:color="auto" w:val="clear"/>
+                  <w:tcMar>
+                    <w:top w:type="dxa" w:w="60"/>
+                    <w:left w:type="dxa" w:w="120"/>
+                    <w:bottom w:type="dxa" w:w="60"/>
+                    <w:right w:type="dxa" w:w="120"/>
+                  </w:tcMar>
+                  <w:vAlign w:val="top"/>
+                </w:tcPr>
+                <w:p>
+                  <w:pPr>
+                    <w:spacing w:after="40" w:before="0"/>
+                    <w:jc w:val="left"/>
+                  </w:pPr>
+                  <w:r>
+                    <w:rPr>
+                      <w:rFonts w:ascii="Arial" w:cs="Arial" w:eastAsia="Arial" w:hAnsi="Arial"/>
+                      <w:b/>
+                      <w:bCs/>
+                      <w:i w:val="false"/>
+                      <w:iCs w:val="false"/>
+                      <w:color w:val="000000"/>
+                      <w:sz w:val="18"/>
+                      <w:szCs w:val="18"/>
+                    </w:rPr>
+                    <w:t xml:space="preserve">Temperature</w:t>
+                  </w:r>
+                </w:p>
+              </w:tc>
+              <w:tc>
+                <w:tcPr>
+                  <w:tcW w:type="dxa" w:w="880"/>
+                  <w:shd w:fill="D5E8F0" w:color="auto" w:val="clear"/>
+                  <w:tcMar>
+                    <w:top w:type="dxa" w:w="60"/>
+                    <w:left w:type="dxa" w:w="120"/>
+                    <w:bottom w:type="dxa" w:w="60"/>
+                    <w:right w:type="dxa" w:w="120"/>
+                  </w:tcMar>
+                  <w:vAlign w:val="top"/>
+                </w:tcPr>
+                <w:p>
+                  <w:pPr>
+                    <w:spacing w:after="40" w:before="0"/>
+                    <w:jc w:val="left"/>
+                  </w:pPr>
+                  <w:r>
+                    <w:rPr>
+                      <w:rFonts w:ascii="Arial" w:cs="Arial" w:eastAsia="Arial" w:hAnsi="Arial"/>
+                      <w:b/>
+                      <w:bCs/>
+                      <w:i w:val="false"/>
+                      <w:iCs w:val="false"/>
+                      <w:color w:val="000000"/>
+                      <w:sz w:val="18"/>
+                      <w:szCs w:val="18"/>
+                    </w:rPr>
+                    <w:t xml:space="preserve">Time to clear starch</w:t>
+                  </w:r>
+                </w:p>
+              </w:tc>
+              <w:tc>
+                <w:tcPr>
+                  <w:tcW w:type="dxa" w:w="880"/>
+                  <w:shd w:fill="D5E8F0" w:color="auto" w:val="clear"/>
+                  <w:tcMar>
+                    <w:top w:type="dxa" w:w="60"/>
+                    <w:left w:type="dxa" w:w="120"/>
+                    <w:bottom w:type="dxa" w:w="60"/>
+                    <w:right w:type="dxa" w:w="120"/>
+                  </w:tcMar>
+                  <w:vAlign w:val="top"/>
+                </w:tcPr>
+                <w:p>
+                  <w:pPr>
+                    <w:spacing w:after="40" w:before="0"/>
+                    <w:jc w:val="left"/>
+                  </w:pPr>
+                  <w:r>
+                    <w:rPr>
+                      <w:rFonts w:ascii="Arial" w:cs="Arial" w:eastAsia="Arial" w:hAnsi="Arial"/>
+                      <w:b/>
+                      <w:bCs/>
+                      <w:i w:val="false"/>
+                      <w:iCs w:val="false"/>
+                      <w:color w:val="000000"/>
+                      <w:sz w:val="18"/>
+                      <w:szCs w:val="18"/>
+                    </w:rPr>
+                    <w:t xml:space="preserve">Relative rate (60 / time)</w:t>
+                  </w:r>
+                </w:p>
+              </w:tc>
+            </w:tr>
+            <w:tr>
+              <w:tc>
+                <w:tcPr>
+                  <w:tcW w:type="dxa" w:w="880"/>
+                  <w:shd w:fill="FFFFFF" w:color="auto" w:val="clear"/>
+                  <w:tcMar>
+                    <w:top w:type="dxa" w:w="60"/>
+                    <w:left w:type="dxa" w:w="120"/>
+                    <w:bottom w:type="dxa" w:w="60"/>
+                    <w:right w:type="dxa" w:w="120"/>
+                  </w:tcMar>
+                  <w:vAlign w:val="top"/>
+                </w:tcPr>
+                <w:p>
+                  <w:pPr>
+                    <w:spacing w:after="40" w:before="0"/>
+                    <w:jc w:val="left"/>
+                  </w:pPr>
+                  <w:r>
+                    <w:rPr>
+                      <w:rFonts w:ascii="Arial" w:cs="Arial" w:eastAsia="Arial" w:hAnsi="Arial"/>
+                      <w:b w:val="false"/>
+                      <w:bCs w:val="false"/>
+                      <w:i w:val="false"/>
+                      <w:iCs w:val="false"/>
+                      <w:color w:val="000000"/>
+                      <w:sz w:val="18"/>
+                      <w:szCs w:val="18"/>
+                    </w:rPr>
+                    <w:t xml:space="preserve">0 C</w:t>
+                  </w:r>
+                </w:p>
+              </w:tc>
+              <w:tc>
+                <w:tcPr>
+                  <w:tcW w:type="dxa" w:w="880"/>
+                  <w:shd w:fill="FFFFFF" w:color="auto" w:val="clear"/>
+                  <w:tcMar>
+                    <w:top w:type="dxa" w:w="60"/>
+                    <w:left w:type="dxa" w:w="120"/>
+                    <w:bottom w:type="dxa" w:w="60"/>
+                    <w:right w:type="dxa" w:w="120"/>
+                  </w:tcMar>
+                  <w:vAlign w:val="top"/>
+                </w:tcPr>
+                <w:p>
+                  <w:pPr>
+                    <w:spacing w:after="40" w:before="0"/>
+                    <w:jc w:val="left"/>
+                  </w:pPr>
+                  <w:r>
+                    <w:rPr>
+                      <w:rFonts w:ascii="Arial" w:cs="Arial" w:eastAsia="Arial" w:hAnsi="Arial"/>
+                      <w:b w:val="false"/>
+                      <w:bCs w:val="false"/>
+                      <w:i w:val="false"/>
+                      <w:iCs w:val="false"/>
+                      <w:color w:val="000000"/>
+                      <w:sz w:val="18"/>
+                      <w:szCs w:val="18"/>
+                    </w:rPr>
+                    <w:t xml:space="preserve">not cleared in 600 s</w:t>
+                  </w:r>
+                </w:p>
+              </w:tc>
+              <w:tc>
+                <w:tcPr>
+                  <w:tcW w:type="dxa" w:w="880"/>
+                  <w:shd w:fill="FFFFFF" w:color="auto" w:val="clear"/>
+                  <w:tcMar>
+                    <w:top w:type="dxa" w:w="60"/>
+                    <w:left w:type="dxa" w:w="120"/>
+                    <w:bottom w:type="dxa" w:w="60"/>
+                    <w:right w:type="dxa" w:w="120"/>
+                  </w:tcMar>
+                  <w:vAlign w:val="top"/>
+                </w:tcPr>
+                <w:p>
+                  <w:pPr>
+                    <w:spacing w:after="40" w:before="0"/>
+                    <w:jc w:val="left"/>
+                  </w:pPr>
+                  <w:r>
+                    <w:rPr>
+                      <w:rFonts w:ascii="Arial" w:cs="Arial" w:eastAsia="Arial" w:hAnsi="Arial"/>
+                      <w:b w:val="false"/>
+                      <w:bCs w:val="false"/>
+                      <w:i w:val="false"/>
+                      <w:iCs w:val="false"/>
+                      <w:color w:val="000000"/>
+                      <w:sz w:val="18"/>
+                      <w:szCs w:val="18"/>
+                    </w:rPr>
+                    <w:t xml:space="preserve">0</w:t>
+                  </w:r>
+                </w:p>
+              </w:tc>
+            </w:tr>
+            <w:tr>
+              <w:tc>
+                <w:tcPr>
+                  <w:tcW w:type="dxa" w:w="880"/>
+                  <w:shd w:fill="FFFFFF" w:color="auto" w:val="clear"/>
+                  <w:tcMar>
+                    <w:top w:type="dxa" w:w="60"/>
+                    <w:left w:type="dxa" w:w="120"/>
+                    <w:bottom w:type="dxa" w:w="60"/>
+                    <w:right w:type="dxa" w:w="120"/>
+                  </w:tcMar>
+                  <w:vAlign w:val="top"/>
+                </w:tcPr>
+                <w:p>
+                  <w:pPr>
+                    <w:spacing w:after="40" w:before="0"/>
+                    <w:jc w:val="left"/>
+                  </w:pPr>
+                  <w:r>
+                    <w:rPr>
+                      <w:rFonts w:ascii="Arial" w:cs="Arial" w:eastAsia="Arial" w:hAnsi="Arial"/>
+                      <w:b w:val="false"/>
+                      <w:bCs w:val="false"/>
+                      <w:i w:val="false"/>
+                      <w:iCs w:val="false"/>
+                      <w:color w:val="000000"/>
+                      <w:sz w:val="18"/>
+                      <w:szCs w:val="18"/>
+                    </w:rPr>
+                    <w:t xml:space="preserve">20 C</w:t>
+                  </w:r>
+                </w:p>
+              </w:tc>
+              <w:tc>
+                <w:tcPr>
+                  <w:tcW w:type="dxa" w:w="880"/>
+                  <w:shd w:fill="FFFFFF" w:color="auto" w:val="clear"/>
+                  <w:tcMar>
+                    <w:top w:type="dxa" w:w="60"/>
+                    <w:left w:type="dxa" w:w="120"/>
+                    <w:bottom w:type="dxa" w:w="60"/>
+                    <w:right w:type="dxa" w:w="120"/>
+                  </w:tcMar>
+                  <w:vAlign w:val="top"/>
+                </w:tcPr>
+                <w:p>
+                  <w:pPr>
+                    <w:spacing w:after="40" w:before="0"/>
+                    <w:jc w:val="left"/>
+                  </w:pPr>
+                  <w:r>
+                    <w:rPr>
+                      <w:rFonts w:ascii="Arial" w:cs="Arial" w:eastAsia="Arial" w:hAnsi="Arial"/>
+                      <w:b w:val="false"/>
+                      <w:bCs w:val="false"/>
+                      <w:i w:val="false"/>
+                      <w:iCs w:val="false"/>
+                      <w:color w:val="000000"/>
+                      <w:sz w:val="18"/>
+                      <w:szCs w:val="18"/>
+                    </w:rPr>
+                    <w:t xml:space="preserve">300 s</w:t>
+                  </w:r>
+                </w:p>
+              </w:tc>
+              <w:tc>
+                <w:tcPr>
+                  <w:tcW w:type="dxa" w:w="880"/>
+                  <w:shd w:fill="FFFFFF" w:color="auto" w:val="clear"/>
+                  <w:tcMar>
+                    <w:top w:type="dxa" w:w="60"/>
+                    <w:left w:type="dxa" w:w="120"/>
+                    <w:bottom w:type="dxa" w:w="60"/>
+                    <w:right w:type="dxa" w:w="120"/>
+                  </w:tcMar>
+                  <w:vAlign w:val="top"/>
+                </w:tcPr>
+                <w:p>
+                  <w:pPr>
+                    <w:spacing w:after="40" w:before="0"/>
+                    <w:jc w:val="left"/>
+                  </w:pPr>
+                  <w:r>
+                    <w:rPr>
+                      <w:rFonts w:ascii="Arial" w:cs="Arial" w:eastAsia="Arial" w:hAnsi="Arial"/>
+                      <w:b w:val="false"/>
+                      <w:bCs w:val="false"/>
+                      <w:i w:val="false"/>
+                      <w:iCs w:val="false"/>
+                      <w:color w:val="000000"/>
+                      <w:sz w:val="18"/>
+                      <w:szCs w:val="18"/>
+                    </w:rPr>
+                    <w:t xml:space="preserve">0.2</w:t>
+                  </w:r>
+                </w:p>
+              </w:tc>
+            </w:tr>
+            <w:tr>
+              <w:tc>
+                <w:tcPr>
+                  <w:tcW w:type="dxa" w:w="880"/>
+                  <w:shd w:fill="FFFFFF" w:color="auto" w:val="clear"/>
+                  <w:tcMar>
+                    <w:top w:type="dxa" w:w="60"/>
+                    <w:left w:type="dxa" w:w="120"/>
+                    <w:bottom w:type="dxa" w:w="60"/>
+                    <w:right w:type="dxa" w:w="120"/>
+                  </w:tcMar>
+                  <w:vAlign w:val="top"/>
+                </w:tcPr>
+                <w:p>
+                  <w:pPr>
+                    <w:spacing w:after="40" w:before="0"/>
+                    <w:jc w:val="left"/>
+                  </w:pPr>
+                  <w:r>
+                    <w:rPr>
+                      <w:rFonts w:ascii="Arial" w:cs="Arial" w:eastAsia="Arial" w:hAnsi="Arial"/>
+                      <w:b w:val="false"/>
+                      <w:bCs w:val="false"/>
+                      <w:i w:val="false"/>
+                      <w:iCs w:val="false"/>
+                      <w:color w:val="000000"/>
+                      <w:sz w:val="18"/>
+                      <w:szCs w:val="18"/>
+                    </w:rPr>
+                    <w:t xml:space="preserve">37 C</w:t>
+                  </w:r>
+                </w:p>
+              </w:tc>
+              <w:tc>
+                <w:tcPr>
+                  <w:tcW w:type="dxa" w:w="880"/>
+                  <w:shd w:fill="FFFFFF" w:color="auto" w:val="clear"/>
+                  <w:tcMar>
+                    <w:top w:type="dxa" w:w="60"/>
+                    <w:left w:type="dxa" w:w="120"/>
+                    <w:bottom w:type="dxa" w:w="60"/>
+                    <w:right w:type="dxa" w:w="120"/>
+                  </w:tcMar>
+                  <w:vAlign w:val="top"/>
+                </w:tcPr>
+                <w:p>
+                  <w:pPr>
+                    <w:spacing w:after="40" w:before="0"/>
+                    <w:jc w:val="left"/>
+                  </w:pPr>
+                  <w:r>
+                    <w:rPr>
+                      <w:rFonts w:ascii="Arial" w:cs="Arial" w:eastAsia="Arial" w:hAnsi="Arial"/>
+                      <w:b w:val="false"/>
+                      <w:bCs w:val="false"/>
+                      <w:i w:val="false"/>
+                      <w:iCs w:val="false"/>
+                      <w:color w:val="000000"/>
+                      <w:sz w:val="18"/>
+                      <w:szCs w:val="18"/>
+                    </w:rPr>
+                    <w:t xml:space="preserve">60 s</w:t>
+                  </w:r>
+                </w:p>
+              </w:tc>
+              <w:tc>
+                <w:tcPr>
+                  <w:tcW w:type="dxa" w:w="880"/>
+                  <w:shd w:fill="FFFFFF" w:color="auto" w:val="clear"/>
+                  <w:tcMar>
+                    <w:top w:type="dxa" w:w="60"/>
+                    <w:left w:type="dxa" w:w="120"/>
+                    <w:bottom w:type="dxa" w:w="60"/>
+                    <w:right w:type="dxa" w:w="120"/>
+                  </w:tcMar>
+                  <w:vAlign w:val="top"/>
+                </w:tcPr>
+                <w:p>
+                  <w:pPr>
+                    <w:spacing w:after="40" w:before="0"/>
+                    <w:jc w:val="left"/>
+                  </w:pPr>
+                  <w:r>
+                    <w:rPr>
+                      <w:rFonts w:ascii="Arial" w:cs="Arial" w:eastAsia="Arial" w:hAnsi="Arial"/>
+                      <w:b w:val="false"/>
+                      <w:bCs w:val="false"/>
+                      <w:i w:val="false"/>
+                      <w:iCs w:val="false"/>
+                      <w:color w:val="000000"/>
+                      <w:sz w:val="18"/>
+                      <w:szCs w:val="18"/>
+                    </w:rPr>
+                    <w:t xml:space="preserve">1.0</w:t>
+                  </w:r>
+                </w:p>
+              </w:tc>
+            </w:tr>
+            <w:tr>
+              <w:tc>
+                <w:tcPr>
+                  <w:tcW w:type="dxa" w:w="880"/>
+                  <w:shd w:fill="FFFFFF" w:color="auto" w:val="clear"/>
+                  <w:tcMar>
+                    <w:top w:type="dxa" w:w="60"/>
+                    <w:left w:type="dxa" w:w="120"/>
+                    <w:bottom w:type="dxa" w:w="60"/>
+                    <w:right w:type="dxa" w:w="120"/>
+                  </w:tcMar>
+                  <w:vAlign w:val="top"/>
+                </w:tcPr>
+                <w:p>
+                  <w:pPr>
+                    <w:spacing w:after="40" w:before="0"/>
+                    <w:jc w:val="left"/>
+                  </w:pPr>
+                  <w:r>
+                    <w:rPr>
+                      <w:rFonts w:ascii="Arial" w:cs="Arial" w:eastAsia="Arial" w:hAnsi="Arial"/>
+                      <w:b w:val="false"/>
+                      <w:bCs w:val="false"/>
+                      <w:i w:val="false"/>
+                      <w:iCs w:val="false"/>
+                      <w:color w:val="000000"/>
+                      <w:sz w:val="18"/>
+                      <w:szCs w:val="18"/>
+                    </w:rPr>
+                    <w:t xml:space="preserve">60 C</w:t>
+                  </w:r>
+                </w:p>
+              </w:tc>
+              <w:tc>
+                <w:tcPr>
+                  <w:tcW w:type="dxa" w:w="880"/>
+                  <w:shd w:fill="FFFFFF" w:color="auto" w:val="clear"/>
+                  <w:tcMar>
+                    <w:top w:type="dxa" w:w="60"/>
+                    <w:left w:type="dxa" w:w="120"/>
+                    <w:bottom w:type="dxa" w:w="60"/>
+                    <w:right w:type="dxa" w:w="120"/>
+                  </w:tcMar>
+                  <w:vAlign w:val="top"/>
+                </w:tcPr>
+                <w:p>
+                  <w:pPr>
+                    <w:spacing w:after="40" w:before="0"/>
+                    <w:jc w:val="left"/>
+                  </w:pPr>
+                  <w:r>
+                    <w:rPr>
+                      <w:rFonts w:ascii="Arial" w:cs="Arial" w:eastAsia="Arial" w:hAnsi="Arial"/>
+                      <w:b w:val="false"/>
+                      <w:bCs w:val="false"/>
+                      <w:i w:val="false"/>
+                      <w:iCs w:val="false"/>
+                      <w:color w:val="000000"/>
+                      <w:sz w:val="18"/>
+                      <w:szCs w:val="18"/>
+                    </w:rPr>
+                    <w:t xml:space="preserve">not cleared in 600 s</w:t>
+                  </w:r>
+                </w:p>
+              </w:tc>
+              <w:tc>
+                <w:tcPr>
+                  <w:tcW w:type="dxa" w:w="880"/>
+                  <w:shd w:fill="FFFFFF" w:color="auto" w:val="clear"/>
+                  <w:tcMar>
+                    <w:top w:type="dxa" w:w="60"/>
+                    <w:left w:type="dxa" w:w="120"/>
+                    <w:bottom w:type="dxa" w:w="60"/>
+                    <w:right w:type="dxa" w:w="120"/>
+                  </w:tcMar>
+                  <w:vAlign w:val="top"/>
+                </w:tcPr>
+                <w:p>
+                  <w:pPr>
+                    <w:spacing w:after="40" w:before="0"/>
+                    <w:jc w:val="left"/>
+                  </w:pPr>
+                  <w:r>
+                    <w:rPr>
+                      <w:rFonts w:ascii="Arial" w:cs="Arial" w:eastAsia="Arial" w:hAnsi="Arial"/>
+                      <w:b w:val="false"/>
+                      <w:bCs w:val="false"/>
+                      <w:i w:val="false"/>
+                      <w:iCs w:val="false"/>
+                      <w:color w:val="000000"/>
+                      <w:sz w:val="18"/>
+                      <w:szCs w:val="18"/>
+                    </w:rPr>
+                    <w:t xml:space="preserve">0</w:t>
+                  </w:r>
+                </w:p>
+              </w:tc>
+            </w:tr>
+            <w:tr>
+              <w:tc>
+                <w:tcPr>
+                  <w:tcW w:type="dxa" w:w="880"/>
+                  <w:shd w:fill="FFFFFF" w:color="auto" w:val="clear"/>
+                  <w:tcMar>
+                    <w:top w:type="dxa" w:w="60"/>
+                    <w:left w:type="dxa" w:w="120"/>
+                    <w:bottom w:type="dxa" w:w="60"/>
+                    <w:right w:type="dxa" w:w="120"/>
+                  </w:tcMar>
+                  <w:vAlign w:val="top"/>
+                </w:tcPr>
+                <w:p>
+                  <w:pPr>
+                    <w:spacing w:after="40" w:before="0"/>
+                    <w:jc w:val="left"/>
+                  </w:pPr>
+                  <w:r>
+                    <w:rPr>
+                      <w:rFonts w:ascii="Arial" w:cs="Arial" w:eastAsia="Arial" w:hAnsi="Arial"/>
+                      <w:b w:val="false"/>
+                      <w:bCs w:val="false"/>
+                      <w:i w:val="false"/>
+                      <w:iCs w:val="false"/>
+                      <w:color w:val="000000"/>
+                      <w:sz w:val="18"/>
+                      <w:szCs w:val="18"/>
+                    </w:rPr>
+                    <w:t xml:space="preserve">80 C</w:t>
+                  </w:r>
+                </w:p>
+              </w:tc>
+              <w:tc>
+                <w:tcPr>
+                  <w:tcW w:type="dxa" w:w="880"/>
+                  <w:shd w:fill="FFFFFF" w:color="auto" w:val="clear"/>
+                  <w:tcMar>
+                    <w:top w:type="dxa" w:w="60"/>
+                    <w:left w:type="dxa" w:w="120"/>
+                    <w:bottom w:type="dxa" w:w="60"/>
+                    <w:right w:type="dxa" w:w="120"/>
+                  </w:tcMar>
+                  <w:vAlign w:val="top"/>
+                </w:tcPr>
+                <w:p>
+                  <w:pPr>
+                    <w:spacing w:after="40" w:before="0"/>
+                    <w:jc w:val="left"/>
+                  </w:pPr>
+                  <w:r>
+                    <w:rPr>
+                      <w:rFonts w:ascii="Arial" w:cs="Arial" w:eastAsia="Arial" w:hAnsi="Arial"/>
+                      <w:b w:val="false"/>
+                      <w:bCs w:val="false"/>
+                      <w:i w:val="false"/>
+                      <w:iCs w:val="false"/>
+                      <w:color w:val="000000"/>
+                      <w:sz w:val="18"/>
+                      <w:szCs w:val="18"/>
+                    </w:rPr>
+                    <w:t xml:space="preserve">not cleared in 600 s</w:t>
+                  </w:r>
+                </w:p>
+              </w:tc>
+              <w:tc>
+                <w:tcPr>
+                  <w:tcW w:type="dxa" w:w="880"/>
+                  <w:shd w:fill="FFFFFF" w:color="auto" w:val="clear"/>
+                  <w:tcMar>
+                    <w:top w:type="dxa" w:w="60"/>
+                    <w:left w:type="dxa" w:w="120"/>
+                    <w:bottom w:type="dxa" w:w="60"/>
+                    <w:right w:type="dxa" w:w="120"/>
+                  </w:tcMar>
+                  <w:vAlign w:val="top"/>
+                </w:tcPr>
+                <w:p>
+                  <w:pPr>
+                    <w:spacing w:after="40" w:before="0"/>
+                    <w:jc w:val="left"/>
+                  </w:pPr>
+                  <w:r>
+                    <w:rPr>
+                      <w:rFonts w:ascii="Arial" w:cs="Arial" w:eastAsia="Arial" w:hAnsi="Arial"/>
+                      <w:b w:val="false"/>
+                      <w:bCs w:val="false"/>
+                      <w:i w:val="false"/>
+                      <w:iCs w:val="false"/>
+                      <w:color w:val="000000"/>
+                      <w:sz w:val="18"/>
+                      <w:szCs w:val="18"/>
+                    </w:rPr>
+                    <w:t xml:space="preserve">0</w:t>
+                  </w:r>
+                </w:p>
+              </w:tc>
+            </w:tr>
+          </w:tbl>
+          <w:p>
+            <w:pPr>
+              <w:spacing w:after="60" w:before="0"/>
+              <w:jc w:val="left"/>
+            </w:pPr>
+            <w:r>
+              <w:rPr>
+                <w:rFonts w:ascii="Arial" w:cs="Arial" w:eastAsia="Arial" w:hAnsi="Arial"/>
+                <w:b w:val="false"/>
+                <w:bCs w:val="false"/>
+                <w:i w:val="false"/>
+                <w:iCs w:val="false"/>
+                <w:color w:val="000000"/>
+                <w:sz w:val="18"/>
+                <w:szCs w:val="18"/>
+              </w:rPr>
+              <w:t xml:space="preserve"/>
+            </w:r>
+          </w:p>
+          <w:p>
+            <w:pPr>
+              <w:spacing w:after="40" w:before="0"/>
+              <w:jc w:val="left"/>
+            </w:pPr>
+            <w:r>
+              <w:rPr>
+                <w:rFonts w:ascii="Arial" w:cs="Arial" w:eastAsia="Arial" w:hAnsi="Arial"/>
+                <w:b/>
+                <w:bCs/>
+                <w:i w:val="false"/>
+                <w:iCs w:val="false"/>
+                <w:color w:val="000000"/>
+                <w:sz w:val="18"/>
+                <w:szCs w:val="18"/>
+              </w:rPr>
+              <w:t xml:space="preserve"/>
+            </w:r>
+          </w:p>
+          <w:p>
+            <w:pPr>
+              <w:spacing w:after="40" w:before="0"/>
+              <w:jc w:val="left"/>
+            </w:pPr>
+            <w:r>
+              <w:rPr>
+                <w:rFonts w:ascii="Arial" w:cs="Arial" w:eastAsia="Arial" w:hAnsi="Arial"/>
+                <w:b/>
+                <w:bCs/>
+                <w:i w:val="false"/>
+                <w:iCs w:val="false"/>
+                <w:color w:val="000000"/>
+                <w:sz w:val="18"/>
+                <w:szCs w:val="18"/>
+              </w:rPr>
+              <w:t xml:space="preserve">(a) Describe the pattern in the data and name the optimum temperature. (b) Calculate how many times faster the reaction is at 37 C than at 20 C. (c) Explain why no starch was cleared at 60 C and 80 C, using the word 'denatured'. (d) At pH 6.8 the rate was 1.0 but at pH 2 and pH 12 it was 0. What does this show about pH? (e) What is an enzyme, what does amylase break starch into, and why does chewed ugali taste sweet?</w:t>
+            </w:r>
+          </w:p>
+          <w:p>
+            <w:pPr>
+              <w:spacing w:after="60" w:before="0"/>
+              <w:jc w:val="left"/>
+            </w:pPr>
+            <w:r>
+              <w:rPr>
+                <w:rFonts w:ascii="Arial" w:cs="Arial" w:eastAsia="Arial" w:hAnsi="Arial"/>
+                <w:b w:val="false"/>
+                <w:bCs w:val="false"/>
+                <w:i w:val="false"/>
+                <w:iCs w:val="false"/>
+                <w:color w:val="000000"/>
+                <w:sz w:val="18"/>
+                <w:szCs w:val="18"/>
+              </w:rPr>
+              <w:t xml:space="preserve"/>
             </w:r>
           </w:p>
         </w:tc>
@@ -757,7 +2398,7 @@
                 <w:sz w:val="18"/>
                 <w:szCs w:val="18"/>
               </w:rPr>
-              <w:t xml:space="preserve">Starch is a polysaccharide. Many glucose units (monosaccharides) are joined by glycosidic bonds; two joined units make a disaccharide such as sucrose (in chai), and long chains make starch (in ugali). Animals store glucose in a different polysaccharide, glycogen, in muscle and liver. A protein is made of many amino acid monomers joined by peptide bonds; in my model, bottle tops were the amino acids and straws were the peptide bonds, and two joined made a dipeptide. Amino acids contain nitrogen (N) as well as carbon, hydrogen and oxygen, whereas carbohydrates contain only C, H and O. Starch is made only of glucose and contains no nitrogen and no amino acids, so the body cannot use it to build proteins. It supplies energy, but it cannot do protein's jobs, which include building muscle and making haemoglobin, albumin and keratin.</w:t>
+              <w:t xml:space="preserve">(a) The rate rises from 0 at 0 C to 0.2 at 20 C and reaches its highest value of 1.0 at 37 C. It then falls to 0 at 60 C and 80 C. The optimum temperature is 37 C, the temperature with the fastest rate. (b) 1.0 / 0.2 = 5, so the reaction is 5 times faster at 37 C than at 20 C. (c) At 60 C and 80 C the enzyme is denatured: its shape is permanently changed by the heat, so it can no longer work on starch and the iodine stayed blue-black for the whole 600 s. At 0 C the enzyme is not denatured but works too slowly to clear the starch in 600 s. (d) Enzymes work best near neutral pH (optimum pH 6.8). Extreme pH such as 2 and 12 denatures amylase, so the rate was 0. (e) An enzyme is a protein catalyst made of amino acids that speeds up a reaction, and each enzyme is specific to its substrate. Amylase breaks starch into maltose, a reducing sugar. Chewed ugali tastes sweet because saliva amylase turns the starch in ugali into maltose at body temperature of about 37 C.</w:t>
             </w:r>
           </w:p>
         </w:tc>
@@ -818,7 +2459,7 @@
                 <w:sz w:val="22"/>
                 <w:szCs w:val="22"/>
               </w:rPr>
-              <w:t xml:space="preserve">Part 4: Explaining the Two Children in Kisumu</w:t>
+              <w:t xml:space="preserve">Part 4: Which meal best supports the athlete?</w:t>
             </w:r>
           </w:p>
         </w:tc>
@@ -852,7 +2493,900 @@
                 <w:sz w:val="18"/>
                 <w:szCs w:val="18"/>
               </w:rPr>
-              <w:t xml:space="preserve">Write a Claim-Evidence-Reasoning explanation of why Child A (ugali) and Child B (githeri) have different bodies even though they eat a similar quantity of food. Your explanation must (a) make a claim, (b) use evidence from your food tests and models, and (c) explain how the chemical composition of Child A's food leads to each of these signs: swollen belly, thin limbs, discoloured hair and tiredness. (d) Look at your Lesson 3 lipid test results for ugali. What do they show, and what can they NOT show on their own?</w:t>
+              <w:t xml:space="preserve">Mama Wanjiru, a canteen cook in Eldoret, must choose a meal for young runners from Iten. Use the Atwater factors (Energy = 4 x C + 4 x P + 9 x F) and the Table 4 data below.</w:t>
+            </w:r>
+          </w:p>
+          <w:p>
+            <w:pPr>
+              <w:spacing w:after="40" w:before="0"/>
+              <w:jc w:val="left"/>
+            </w:pPr>
+            <w:r>
+              <w:rPr>
+                <w:rFonts w:ascii="Arial" w:cs="Arial" w:eastAsia="Arial" w:hAnsi="Arial"/>
+                <w:b/>
+                <w:bCs/>
+                <w:i w:val="false"/>
+                <w:iCs w:val="false"/>
+                <w:color w:val="000000"/>
+                <w:sz w:val="18"/>
+                <w:szCs w:val="18"/>
+              </w:rPr>
+              <w:t xml:space="preserve"/>
+            </w:r>
+          </w:p>
+          <w:tbl>
+            <w:tblPr>
+              <w:tblW w:type="dxa" w:w="2640"/>
+              <w:tblBorders>
+                <w:top w:val="single" w:color="AAAAAA" w:sz="4"/>
+                <w:left w:val="single" w:color="AAAAAA" w:sz="4"/>
+                <w:bottom w:val="single" w:color="AAAAAA" w:sz="4"/>
+                <w:right w:val="single" w:color="AAAAAA" w:sz="4"/>
+                <w:insideH w:val="single" w:color="auto" w:sz="4"/>
+                <w:insideV w:val="single" w:color="auto" w:sz="4"/>
+              </w:tblBorders>
+              <w:tblLayout w:type="fixed"/>
+            </w:tblPr>
+            <w:tblGrid>
+              <w:gridCol w:w="440"/>
+              <w:gridCol w:w="440"/>
+              <w:gridCol w:w="440"/>
+              <w:gridCol w:w="440"/>
+              <w:gridCol w:w="440"/>
+              <w:gridCol w:w="440"/>
+            </w:tblGrid>
+            <w:tr>
+              <w:tc>
+                <w:tcPr>
+                  <w:tcW w:type="dxa" w:w="440"/>
+                  <w:shd w:fill="D5E8F0" w:color="auto" w:val="clear"/>
+                  <w:tcMar>
+                    <w:top w:type="dxa" w:w="60"/>
+                    <w:left w:type="dxa" w:w="120"/>
+                    <w:bottom w:type="dxa" w:w="60"/>
+                    <w:right w:type="dxa" w:w="120"/>
+                  </w:tcMar>
+                  <w:vAlign w:val="top"/>
+                </w:tcPr>
+                <w:p>
+                  <w:pPr>
+                    <w:spacing w:after="40" w:before="0"/>
+                    <w:jc w:val="left"/>
+                  </w:pPr>
+                  <w:r>
+                    <w:rPr>
+                      <w:rFonts w:ascii="Arial" w:cs="Arial" w:eastAsia="Arial" w:hAnsi="Arial"/>
+                      <w:b/>
+                      <w:bCs/>
+                      <w:i w:val="false"/>
+                      <w:iCs w:val="false"/>
+                      <w:color w:val="000000"/>
+                      <w:sz w:val="18"/>
+                      <w:szCs w:val="18"/>
+                    </w:rPr>
+                    <w:t xml:space="preserve">Meal</w:t>
+                  </w:r>
+                </w:p>
+              </w:tc>
+              <w:tc>
+                <w:tcPr>
+                  <w:tcW w:type="dxa" w:w="440"/>
+                  <w:shd w:fill="D5E8F0" w:color="auto" w:val="clear"/>
+                  <w:tcMar>
+                    <w:top w:type="dxa" w:w="60"/>
+                    <w:left w:type="dxa" w:w="120"/>
+                    <w:bottom w:type="dxa" w:w="60"/>
+                    <w:right w:type="dxa" w:w="120"/>
+                  </w:tcMar>
+                  <w:vAlign w:val="top"/>
+                </w:tcPr>
+                <w:p>
+                  <w:pPr>
+                    <w:spacing w:after="40" w:before="0"/>
+                    <w:jc w:val="left"/>
+                  </w:pPr>
+                  <w:r>
+                    <w:rPr>
+                      <w:rFonts w:ascii="Arial" w:cs="Arial" w:eastAsia="Arial" w:hAnsi="Arial"/>
+                      <w:b/>
+                      <w:bCs/>
+                      <w:i w:val="false"/>
+                      <w:iCs w:val="false"/>
+                      <w:color w:val="000000"/>
+                      <w:sz w:val="18"/>
+                      <w:szCs w:val="18"/>
+                    </w:rPr>
+                    <w:t xml:space="preserve">Foods</w:t>
+                  </w:r>
+                </w:p>
+              </w:tc>
+              <w:tc>
+                <w:tcPr>
+                  <w:tcW w:type="dxa" w:w="440"/>
+                  <w:shd w:fill="D5E8F0" w:color="auto" w:val="clear"/>
+                  <w:tcMar>
+                    <w:top w:type="dxa" w:w="60"/>
+                    <w:left w:type="dxa" w:w="120"/>
+                    <w:bottom w:type="dxa" w:w="60"/>
+                    <w:right w:type="dxa" w:w="120"/>
+                  </w:tcMar>
+                  <w:vAlign w:val="top"/>
+                </w:tcPr>
+                <w:p>
+                  <w:pPr>
+                    <w:spacing w:after="40" w:before="0"/>
+                    <w:jc w:val="left"/>
+                  </w:pPr>
+                  <w:r>
+                    <w:rPr>
+                      <w:rFonts w:ascii="Arial" w:cs="Arial" w:eastAsia="Arial" w:hAnsi="Arial"/>
+                      <w:b/>
+                      <w:bCs/>
+                      <w:i w:val="false"/>
+                      <w:iCs w:val="false"/>
+                      <w:color w:val="000000"/>
+                      <w:sz w:val="18"/>
+                      <w:szCs w:val="18"/>
+                    </w:rPr>
+                    <w:t xml:space="preserve">Carbohydrate (g)</w:t>
+                  </w:r>
+                </w:p>
+              </w:tc>
+              <w:tc>
+                <w:tcPr>
+                  <w:tcW w:type="dxa" w:w="440"/>
+                  <w:shd w:fill="D5E8F0" w:color="auto" w:val="clear"/>
+                  <w:tcMar>
+                    <w:top w:type="dxa" w:w="60"/>
+                    <w:left w:type="dxa" w:w="120"/>
+                    <w:bottom w:type="dxa" w:w="60"/>
+                    <w:right w:type="dxa" w:w="120"/>
+                  </w:tcMar>
+                  <w:vAlign w:val="top"/>
+                </w:tcPr>
+                <w:p>
+                  <w:pPr>
+                    <w:spacing w:after="40" w:before="0"/>
+                    <w:jc w:val="left"/>
+                  </w:pPr>
+                  <w:r>
+                    <w:rPr>
+                      <w:rFonts w:ascii="Arial" w:cs="Arial" w:eastAsia="Arial" w:hAnsi="Arial"/>
+                      <w:b/>
+                      <w:bCs/>
+                      <w:i w:val="false"/>
+                      <w:iCs w:val="false"/>
+                      <w:color w:val="000000"/>
+                      <w:sz w:val="18"/>
+                      <w:szCs w:val="18"/>
+                    </w:rPr>
+                    <w:t xml:space="preserve">Protein (g)</w:t>
+                  </w:r>
+                </w:p>
+              </w:tc>
+              <w:tc>
+                <w:tcPr>
+                  <w:tcW w:type="dxa" w:w="440"/>
+                  <w:shd w:fill="D5E8F0" w:color="auto" w:val="clear"/>
+                  <w:tcMar>
+                    <w:top w:type="dxa" w:w="60"/>
+                    <w:left w:type="dxa" w:w="120"/>
+                    <w:bottom w:type="dxa" w:w="60"/>
+                    <w:right w:type="dxa" w:w="120"/>
+                  </w:tcMar>
+                  <w:vAlign w:val="top"/>
+                </w:tcPr>
+                <w:p>
+                  <w:pPr>
+                    <w:spacing w:after="40" w:before="0"/>
+                    <w:jc w:val="left"/>
+                  </w:pPr>
+                  <w:r>
+                    <w:rPr>
+                      <w:rFonts w:ascii="Arial" w:cs="Arial" w:eastAsia="Arial" w:hAnsi="Arial"/>
+                      <w:b/>
+                      <w:bCs/>
+                      <w:i w:val="false"/>
+                      <w:iCs w:val="false"/>
+                      <w:color w:val="000000"/>
+                      <w:sz w:val="18"/>
+                      <w:szCs w:val="18"/>
+                    </w:rPr>
+                    <w:t xml:space="preserve">Fat (g)</w:t>
+                  </w:r>
+                </w:p>
+              </w:tc>
+              <w:tc>
+                <w:tcPr>
+                  <w:tcW w:type="dxa" w:w="440"/>
+                  <w:shd w:fill="D5E8F0" w:color="auto" w:val="clear"/>
+                  <w:tcMar>
+                    <w:top w:type="dxa" w:w="60"/>
+                    <w:left w:type="dxa" w:w="120"/>
+                    <w:bottom w:type="dxa" w:w="60"/>
+                    <w:right w:type="dxa" w:w="120"/>
+                  </w:tcMar>
+                  <w:vAlign w:val="top"/>
+                </w:tcPr>
+                <w:p>
+                  <w:pPr>
+                    <w:spacing w:after="40" w:before="0"/>
+                    <w:jc w:val="left"/>
+                  </w:pPr>
+                  <w:r>
+                    <w:rPr>
+                      <w:rFonts w:ascii="Arial" w:cs="Arial" w:eastAsia="Arial" w:hAnsi="Arial"/>
+                      <w:b/>
+                      <w:bCs/>
+                      <w:i w:val="false"/>
+                      <w:iCs w:val="false"/>
+                      <w:color w:val="000000"/>
+                      <w:sz w:val="18"/>
+                      <w:szCs w:val="18"/>
+                    </w:rPr>
+                    <w:t xml:space="preserve">Energy (kcal)</w:t>
+                  </w:r>
+                </w:p>
+              </w:tc>
+            </w:tr>
+            <w:tr>
+              <w:tc>
+                <w:tcPr>
+                  <w:tcW w:type="dxa" w:w="440"/>
+                  <w:shd w:fill="FFFFFF" w:color="auto" w:val="clear"/>
+                  <w:tcMar>
+                    <w:top w:type="dxa" w:w="60"/>
+                    <w:left w:type="dxa" w:w="120"/>
+                    <w:bottom w:type="dxa" w:w="60"/>
+                    <w:right w:type="dxa" w:w="120"/>
+                  </w:tcMar>
+                  <w:vAlign w:val="top"/>
+                </w:tcPr>
+                <w:p>
+                  <w:pPr>
+                    <w:spacing w:after="40" w:before="0"/>
+                    <w:jc w:val="left"/>
+                  </w:pPr>
+                  <w:r>
+                    <w:rPr>
+                      <w:rFonts w:ascii="Arial" w:cs="Arial" w:eastAsia="Arial" w:hAnsi="Arial"/>
+                      <w:b w:val="false"/>
+                      <w:bCs w:val="false"/>
+                      <w:i w:val="false"/>
+                      <w:iCs w:val="false"/>
+                      <w:color w:val="000000"/>
+                      <w:sz w:val="18"/>
+                      <w:szCs w:val="18"/>
+                    </w:rPr>
+                    <w:t xml:space="preserve">A</w:t>
+                  </w:r>
+                </w:p>
+              </w:tc>
+              <w:tc>
+                <w:tcPr>
+                  <w:tcW w:type="dxa" w:w="440"/>
+                  <w:shd w:fill="FFFFFF" w:color="auto" w:val="clear"/>
+                  <w:tcMar>
+                    <w:top w:type="dxa" w:w="60"/>
+                    <w:left w:type="dxa" w:w="120"/>
+                    <w:bottom w:type="dxa" w:w="60"/>
+                    <w:right w:type="dxa" w:w="120"/>
+                  </w:tcMar>
+                  <w:vAlign w:val="top"/>
+                </w:tcPr>
+                <w:p>
+                  <w:pPr>
+                    <w:spacing w:after="40" w:before="0"/>
+                    <w:jc w:val="left"/>
+                  </w:pPr>
+                  <w:r>
+                    <w:rPr>
+                      <w:rFonts w:ascii="Arial" w:cs="Arial" w:eastAsia="Arial" w:hAnsi="Arial"/>
+                      <w:b w:val="false"/>
+                      <w:bCs w:val="false"/>
+                      <w:i w:val="false"/>
+                      <w:iCs w:val="false"/>
+                      <w:color w:val="000000"/>
+                      <w:sz w:val="18"/>
+                      <w:szCs w:val="18"/>
+                    </w:rPr>
+                    <w:t xml:space="preserve">Ugali 300 g + beans 150 g + sukuma wiki 100 g + milk 250 g</w:t>
+                  </w:r>
+                </w:p>
+              </w:tc>
+              <w:tc>
+                <w:tcPr>
+                  <w:tcW w:type="dxa" w:w="440"/>
+                  <w:shd w:fill="FFFFFF" w:color="auto" w:val="clear"/>
+                  <w:tcMar>
+                    <w:top w:type="dxa" w:w="60"/>
+                    <w:left w:type="dxa" w:w="120"/>
+                    <w:bottom w:type="dxa" w:w="60"/>
+                    <w:right w:type="dxa" w:w="120"/>
+                  </w:tcMar>
+                  <w:vAlign w:val="top"/>
+                </w:tcPr>
+                <w:p>
+                  <w:pPr>
+                    <w:spacing w:after="40" w:before="0"/>
+                    <w:jc w:val="left"/>
+                  </w:pPr>
+                  <w:r>
+                    <w:rPr>
+                      <w:rFonts w:ascii="Arial" w:cs="Arial" w:eastAsia="Arial" w:hAnsi="Arial"/>
+                      <w:b w:val="false"/>
+                      <w:bCs w:val="false"/>
+                      <w:i w:val="false"/>
+                      <w:iCs w:val="false"/>
+                      <w:color w:val="000000"/>
+                      <w:sz w:val="18"/>
+                      <w:szCs w:val="18"/>
+                    </w:rPr>
+                    <w:t xml:space="preserve">126.25</w:t>
+                  </w:r>
+                </w:p>
+              </w:tc>
+              <w:tc>
+                <w:tcPr>
+                  <w:tcW w:type="dxa" w:w="440"/>
+                  <w:shd w:fill="FFFFFF" w:color="auto" w:val="clear"/>
+                  <w:tcMar>
+                    <w:top w:type="dxa" w:w="60"/>
+                    <w:left w:type="dxa" w:w="120"/>
+                    <w:bottom w:type="dxa" w:w="60"/>
+                    <w:right w:type="dxa" w:w="120"/>
+                  </w:tcMar>
+                  <w:vAlign w:val="top"/>
+                </w:tcPr>
+                <w:p>
+                  <w:pPr>
+                    <w:spacing w:after="40" w:before="0"/>
+                    <w:jc w:val="left"/>
+                  </w:pPr>
+                  <w:r>
+                    <w:rPr>
+                      <w:rFonts w:ascii="Arial" w:cs="Arial" w:eastAsia="Arial" w:hAnsi="Arial"/>
+                      <w:b w:val="false"/>
+                      <w:bCs w:val="false"/>
+                      <w:i w:val="false"/>
+                      <w:iCs w:val="false"/>
+                      <w:color w:val="000000"/>
+                      <w:sz w:val="18"/>
+                      <w:szCs w:val="18"/>
+                    </w:rPr>
+                    <w:t xml:space="preserve">30.25</w:t>
+                  </w:r>
+                </w:p>
+              </w:tc>
+              <w:tc>
+                <w:tcPr>
+                  <w:tcW w:type="dxa" w:w="440"/>
+                  <w:shd w:fill="FFFFFF" w:color="auto" w:val="clear"/>
+                  <w:tcMar>
+                    <w:top w:type="dxa" w:w="60"/>
+                    <w:left w:type="dxa" w:w="120"/>
+                    <w:bottom w:type="dxa" w:w="60"/>
+                    <w:right w:type="dxa" w:w="120"/>
+                  </w:tcMar>
+                  <w:vAlign w:val="top"/>
+                </w:tcPr>
+                <w:p>
+                  <w:pPr>
+                    <w:spacing w:after="40" w:before="0"/>
+                    <w:jc w:val="left"/>
+                  </w:pPr>
+                  <w:r>
+                    <w:rPr>
+                      <w:rFonts w:ascii="Arial" w:cs="Arial" w:eastAsia="Arial" w:hAnsi="Arial"/>
+                      <w:b w:val="false"/>
+                      <w:bCs w:val="false"/>
+                      <w:i w:val="false"/>
+                      <w:iCs w:val="false"/>
+                      <w:color w:val="000000"/>
+                      <w:sz w:val="18"/>
+                      <w:szCs w:val="18"/>
+                    </w:rPr>
+                    <w:t xml:space="preserve">15.3</w:t>
+                  </w:r>
+                </w:p>
+              </w:tc>
+              <w:tc>
+                <w:tcPr>
+                  <w:tcW w:type="dxa" w:w="440"/>
+                  <w:shd w:fill="FFFFFF" w:color="auto" w:val="clear"/>
+                  <w:tcMar>
+                    <w:top w:type="dxa" w:w="60"/>
+                    <w:left w:type="dxa" w:w="120"/>
+                    <w:bottom w:type="dxa" w:w="60"/>
+                    <w:right w:type="dxa" w:w="120"/>
+                  </w:tcMar>
+                  <w:vAlign w:val="top"/>
+                </w:tcPr>
+                <w:p>
+                  <w:pPr>
+                    <w:spacing w:after="40" w:before="0"/>
+                    <w:jc w:val="left"/>
+                  </w:pPr>
+                  <w:r>
+                    <w:rPr>
+                      <w:rFonts w:ascii="Arial" w:cs="Arial" w:eastAsia="Arial" w:hAnsi="Arial"/>
+                      <w:b w:val="false"/>
+                      <w:bCs w:val="false"/>
+                      <w:i w:val="false"/>
+                      <w:iCs w:val="false"/>
+                      <w:color w:val="000000"/>
+                      <w:sz w:val="18"/>
+                      <w:szCs w:val="18"/>
+                    </w:rPr>
+                    <w:t xml:space="preserve">763.7</w:t>
+                  </w:r>
+                </w:p>
+              </w:tc>
+            </w:tr>
+            <w:tr>
+              <w:tc>
+                <w:tcPr>
+                  <w:tcW w:type="dxa" w:w="440"/>
+                  <w:shd w:fill="FFFFFF" w:color="auto" w:val="clear"/>
+                  <w:tcMar>
+                    <w:top w:type="dxa" w:w="60"/>
+                    <w:left w:type="dxa" w:w="120"/>
+                    <w:bottom w:type="dxa" w:w="60"/>
+                    <w:right w:type="dxa" w:w="120"/>
+                  </w:tcMar>
+                  <w:vAlign w:val="top"/>
+                </w:tcPr>
+                <w:p>
+                  <w:pPr>
+                    <w:spacing w:after="40" w:before="0"/>
+                    <w:jc w:val="left"/>
+                  </w:pPr>
+                  <w:r>
+                    <w:rPr>
+                      <w:rFonts w:ascii="Arial" w:cs="Arial" w:eastAsia="Arial" w:hAnsi="Arial"/>
+                      <w:b w:val="false"/>
+                      <w:bCs w:val="false"/>
+                      <w:i w:val="false"/>
+                      <w:iCs w:val="false"/>
+                      <w:color w:val="000000"/>
+                      <w:sz w:val="18"/>
+                      <w:szCs w:val="18"/>
+                    </w:rPr>
+                    <w:t xml:space="preserve">B</w:t>
+                  </w:r>
+                </w:p>
+              </w:tc>
+              <w:tc>
+                <w:tcPr>
+                  <w:tcW w:type="dxa" w:w="440"/>
+                  <w:shd w:fill="FFFFFF" w:color="auto" w:val="clear"/>
+                  <w:tcMar>
+                    <w:top w:type="dxa" w:w="60"/>
+                    <w:left w:type="dxa" w:w="120"/>
+                    <w:bottom w:type="dxa" w:w="60"/>
+                    <w:right w:type="dxa" w:w="120"/>
+                  </w:tcMar>
+                  <w:vAlign w:val="top"/>
+                </w:tcPr>
+                <w:p>
+                  <w:pPr>
+                    <w:spacing w:after="40" w:before="0"/>
+                    <w:jc w:val="left"/>
+                  </w:pPr>
+                  <w:r>
+                    <w:rPr>
+                      <w:rFonts w:ascii="Arial" w:cs="Arial" w:eastAsia="Arial" w:hAnsi="Arial"/>
+                      <w:b w:val="false"/>
+                      <w:bCs w:val="false"/>
+                      <w:i w:val="false"/>
+                      <w:iCs w:val="false"/>
+                      <w:color w:val="000000"/>
+                      <w:sz w:val="18"/>
+                      <w:szCs w:val="18"/>
+                    </w:rPr>
+                    <w:t xml:space="preserve">Githeri 400 g + sukuma wiki 100 g</w:t>
+                  </w:r>
+                </w:p>
+              </w:tc>
+              <w:tc>
+                <w:tcPr>
+                  <w:tcW w:type="dxa" w:w="440"/>
+                  <w:shd w:fill="FFFFFF" w:color="auto" w:val="clear"/>
+                  <w:tcMar>
+                    <w:top w:type="dxa" w:w="60"/>
+                    <w:left w:type="dxa" w:w="120"/>
+                    <w:bottom w:type="dxa" w:w="60"/>
+                    <w:right w:type="dxa" w:w="120"/>
+                  </w:tcMar>
+                  <w:vAlign w:val="top"/>
+                </w:tcPr>
+                <w:p>
+                  <w:pPr>
+                    <w:spacing w:after="40" w:before="0"/>
+                    <w:jc w:val="left"/>
+                  </w:pPr>
+                  <w:r>
+                    <w:rPr>
+                      <w:rFonts w:ascii="Arial" w:cs="Arial" w:eastAsia="Arial" w:hAnsi="Arial"/>
+                      <w:b w:val="false"/>
+                      <w:bCs w:val="false"/>
+                      <w:i w:val="false"/>
+                      <w:iCs w:val="false"/>
+                      <w:color w:val="000000"/>
+                      <w:sz w:val="18"/>
+                      <w:szCs w:val="18"/>
+                    </w:rPr>
+                    <w:t xml:space="preserve">77</w:t>
+                  </w:r>
+                </w:p>
+              </w:tc>
+              <w:tc>
+                <w:tcPr>
+                  <w:tcW w:type="dxa" w:w="440"/>
+                  <w:shd w:fill="FFFFFF" w:color="auto" w:val="clear"/>
+                  <w:tcMar>
+                    <w:top w:type="dxa" w:w="60"/>
+                    <w:left w:type="dxa" w:w="120"/>
+                    <w:bottom w:type="dxa" w:w="60"/>
+                    <w:right w:type="dxa" w:w="120"/>
+                  </w:tcMar>
+                  <w:vAlign w:val="top"/>
+                </w:tcPr>
+                <w:p>
+                  <w:pPr>
+                    <w:spacing w:after="40" w:before="0"/>
+                    <w:jc w:val="left"/>
+                  </w:pPr>
+                  <w:r>
+                    <w:rPr>
+                      <w:rFonts w:ascii="Arial" w:cs="Arial" w:eastAsia="Arial" w:hAnsi="Arial"/>
+                      <w:b w:val="false"/>
+                      <w:bCs w:val="false"/>
+                      <w:i w:val="false"/>
+                      <w:iCs w:val="false"/>
+                      <w:color w:val="000000"/>
+                      <w:sz w:val="18"/>
+                      <w:szCs w:val="18"/>
+                    </w:rPr>
+                    <w:t xml:space="preserve">26.5</w:t>
+                  </w:r>
+                </w:p>
+              </w:tc>
+              <w:tc>
+                <w:tcPr>
+                  <w:tcW w:type="dxa" w:w="440"/>
+                  <w:shd w:fill="FFFFFF" w:color="auto" w:val="clear"/>
+                  <w:tcMar>
+                    <w:top w:type="dxa" w:w="60"/>
+                    <w:left w:type="dxa" w:w="120"/>
+                    <w:bottom w:type="dxa" w:w="60"/>
+                    <w:right w:type="dxa" w:w="120"/>
+                  </w:tcMar>
+                  <w:vAlign w:val="top"/>
+                </w:tcPr>
+                <w:p>
+                  <w:pPr>
+                    <w:spacing w:after="40" w:before="0"/>
+                    <w:jc w:val="left"/>
+                  </w:pPr>
+                  <w:r>
+                    <w:rPr>
+                      <w:rFonts w:ascii="Arial" w:cs="Arial" w:eastAsia="Arial" w:hAnsi="Arial"/>
+                      <w:b w:val="false"/>
+                      <w:bCs w:val="false"/>
+                      <w:i w:val="false"/>
+                      <w:iCs w:val="false"/>
+                      <w:color w:val="000000"/>
+                      <w:sz w:val="18"/>
+                      <w:szCs w:val="18"/>
+                    </w:rPr>
+                    <w:t xml:space="preserve">7</w:t>
+                  </w:r>
+                </w:p>
+              </w:tc>
+              <w:tc>
+                <w:tcPr>
+                  <w:tcW w:type="dxa" w:w="440"/>
+                  <w:shd w:fill="FFFFFF" w:color="auto" w:val="clear"/>
+                  <w:tcMar>
+                    <w:top w:type="dxa" w:w="60"/>
+                    <w:left w:type="dxa" w:w="120"/>
+                    <w:bottom w:type="dxa" w:w="60"/>
+                    <w:right w:type="dxa" w:w="120"/>
+                  </w:tcMar>
+                  <w:vAlign w:val="top"/>
+                </w:tcPr>
+                <w:p>
+                  <w:pPr>
+                    <w:spacing w:after="40" w:before="0"/>
+                    <w:jc w:val="left"/>
+                  </w:pPr>
+                  <w:r>
+                    <w:rPr>
+                      <w:rFonts w:ascii="Arial" w:cs="Arial" w:eastAsia="Arial" w:hAnsi="Arial"/>
+                      <w:b w:val="false"/>
+                      <w:bCs w:val="false"/>
+                      <w:i w:val="false"/>
+                      <w:iCs w:val="false"/>
+                      <w:color w:val="000000"/>
+                      <w:sz w:val="18"/>
+                      <w:szCs w:val="18"/>
+                    </w:rPr>
+                    <w:t xml:space="preserve">477</w:t>
+                  </w:r>
+                </w:p>
+              </w:tc>
+            </w:tr>
+            <w:tr>
+              <w:tc>
+                <w:tcPr>
+                  <w:tcW w:type="dxa" w:w="440"/>
+                  <w:shd w:fill="FFFFFF" w:color="auto" w:val="clear"/>
+                  <w:tcMar>
+                    <w:top w:type="dxa" w:w="60"/>
+                    <w:left w:type="dxa" w:w="120"/>
+                    <w:bottom w:type="dxa" w:w="60"/>
+                    <w:right w:type="dxa" w:w="120"/>
+                  </w:tcMar>
+                  <w:vAlign w:val="top"/>
+                </w:tcPr>
+                <w:p>
+                  <w:pPr>
+                    <w:spacing w:after="40" w:before="0"/>
+                    <w:jc w:val="left"/>
+                  </w:pPr>
+                  <w:r>
+                    <w:rPr>
+                      <w:rFonts w:ascii="Arial" w:cs="Arial" w:eastAsia="Arial" w:hAnsi="Arial"/>
+                      <w:b w:val="false"/>
+                      <w:bCs w:val="false"/>
+                      <w:i w:val="false"/>
+                      <w:iCs w:val="false"/>
+                      <w:color w:val="000000"/>
+                      <w:sz w:val="18"/>
+                      <w:szCs w:val="18"/>
+                    </w:rPr>
+                    <w:t xml:space="preserve">C</w:t>
+                  </w:r>
+                </w:p>
+              </w:tc>
+              <w:tc>
+                <w:tcPr>
+                  <w:tcW w:type="dxa" w:w="440"/>
+                  <w:shd w:fill="FFFFFF" w:color="auto" w:val="clear"/>
+                  <w:tcMar>
+                    <w:top w:type="dxa" w:w="60"/>
+                    <w:left w:type="dxa" w:w="120"/>
+                    <w:bottom w:type="dxa" w:w="60"/>
+                    <w:right w:type="dxa" w:w="120"/>
+                  </w:tcMar>
+                  <w:vAlign w:val="top"/>
+                </w:tcPr>
+                <w:p>
+                  <w:pPr>
+                    <w:spacing w:after="40" w:before="0"/>
+                    <w:jc w:val="left"/>
+                  </w:pPr>
+                  <w:r>
+                    <w:rPr>
+                      <w:rFonts w:ascii="Arial" w:cs="Arial" w:eastAsia="Arial" w:hAnsi="Arial"/>
+                      <w:b w:val="false"/>
+                      <w:bCs w:val="false"/>
+                      <w:i w:val="false"/>
+                      <w:iCs w:val="false"/>
+                      <w:color w:val="000000"/>
+                      <w:sz w:val="18"/>
+                      <w:szCs w:val="18"/>
+                    </w:rPr>
+                    <w:t xml:space="preserve">Mandazi 200 g + nyama choma 100 g</w:t>
+                  </w:r>
+                </w:p>
+              </w:tc>
+              <w:tc>
+                <w:tcPr>
+                  <w:tcW w:type="dxa" w:w="440"/>
+                  <w:shd w:fill="FFFFFF" w:color="auto" w:val="clear"/>
+                  <w:tcMar>
+                    <w:top w:type="dxa" w:w="60"/>
+                    <w:left w:type="dxa" w:w="120"/>
+                    <w:bottom w:type="dxa" w:w="60"/>
+                    <w:right w:type="dxa" w:w="120"/>
+                  </w:tcMar>
+                  <w:vAlign w:val="top"/>
+                </w:tcPr>
+                <w:p>
+                  <w:pPr>
+                    <w:spacing w:after="40" w:before="0"/>
+                    <w:jc w:val="left"/>
+                  </w:pPr>
+                  <w:r>
+                    <w:rPr>
+                      <w:rFonts w:ascii="Arial" w:cs="Arial" w:eastAsia="Arial" w:hAnsi="Arial"/>
+                      <w:b w:val="false"/>
+                      <w:bCs w:val="false"/>
+                      <w:i w:val="false"/>
+                      <w:iCs w:val="false"/>
+                      <w:color w:val="000000"/>
+                      <w:sz w:val="18"/>
+                      <w:szCs w:val="18"/>
+                    </w:rPr>
+                    <w:t xml:space="preserve">90</w:t>
+                  </w:r>
+                </w:p>
+              </w:tc>
+              <w:tc>
+                <w:tcPr>
+                  <w:tcW w:type="dxa" w:w="440"/>
+                  <w:shd w:fill="FFFFFF" w:color="auto" w:val="clear"/>
+                  <w:tcMar>
+                    <w:top w:type="dxa" w:w="60"/>
+                    <w:left w:type="dxa" w:w="120"/>
+                    <w:bottom w:type="dxa" w:w="60"/>
+                    <w:right w:type="dxa" w:w="120"/>
+                  </w:tcMar>
+                  <w:vAlign w:val="top"/>
+                </w:tcPr>
+                <w:p>
+                  <w:pPr>
+                    <w:spacing w:after="40" w:before="0"/>
+                    <w:jc w:val="left"/>
+                  </w:pPr>
+                  <w:r>
+                    <w:rPr>
+                      <w:rFonts w:ascii="Arial" w:cs="Arial" w:eastAsia="Arial" w:hAnsi="Arial"/>
+                      <w:b w:val="false"/>
+                      <w:bCs w:val="false"/>
+                      <w:i w:val="false"/>
+                      <w:iCs w:val="false"/>
+                      <w:color w:val="000000"/>
+                      <w:sz w:val="18"/>
+                      <w:szCs w:val="18"/>
+                    </w:rPr>
+                    <w:t xml:space="preserve">39</w:t>
+                  </w:r>
+                </w:p>
+              </w:tc>
+              <w:tc>
+                <w:tcPr>
+                  <w:tcW w:type="dxa" w:w="440"/>
+                  <w:shd w:fill="FFFFFF" w:color="auto" w:val="clear"/>
+                  <w:tcMar>
+                    <w:top w:type="dxa" w:w="60"/>
+                    <w:left w:type="dxa" w:w="120"/>
+                    <w:bottom w:type="dxa" w:w="60"/>
+                    <w:right w:type="dxa" w:w="120"/>
+                  </w:tcMar>
+                  <w:vAlign w:val="top"/>
+                </w:tcPr>
+                <w:p>
+                  <w:pPr>
+                    <w:spacing w:after="40" w:before="0"/>
+                    <w:jc w:val="left"/>
+                  </w:pPr>
+                  <w:r>
+                    <w:rPr>
+                      <w:rFonts w:ascii="Arial" w:cs="Arial" w:eastAsia="Arial" w:hAnsi="Arial"/>
+                      <w:b w:val="false"/>
+                      <w:bCs w:val="false"/>
+                      <w:i w:val="false"/>
+                      <w:iCs w:val="false"/>
+                      <w:color w:val="000000"/>
+                      <w:sz w:val="18"/>
+                      <w:szCs w:val="18"/>
+                    </w:rPr>
+                    <w:t xml:space="preserve">45</w:t>
+                  </w:r>
+                </w:p>
+              </w:tc>
+              <w:tc>
+                <w:tcPr>
+                  <w:tcW w:type="dxa" w:w="440"/>
+                  <w:shd w:fill="FFFFFF" w:color="auto" w:val="clear"/>
+                  <w:tcMar>
+                    <w:top w:type="dxa" w:w="60"/>
+                    <w:left w:type="dxa" w:w="120"/>
+                    <w:bottom w:type="dxa" w:w="60"/>
+                    <w:right w:type="dxa" w:w="120"/>
+                  </w:tcMar>
+                  <w:vAlign w:val="top"/>
+                </w:tcPr>
+                <w:p>
+                  <w:pPr>
+                    <w:spacing w:after="40" w:before="0"/>
+                    <w:jc w:val="left"/>
+                  </w:pPr>
+                  <w:r>
+                    <w:rPr>
+                      <w:rFonts w:ascii="Arial" w:cs="Arial" w:eastAsia="Arial" w:hAnsi="Arial"/>
+                      <w:b w:val="false"/>
+                      <w:bCs w:val="false"/>
+                      <w:i w:val="false"/>
+                      <w:iCs w:val="false"/>
+                      <w:color w:val="000000"/>
+                      <w:sz w:val="18"/>
+                      <w:szCs w:val="18"/>
+                    </w:rPr>
+                    <w:t xml:space="preserve">921</w:t>
+                  </w:r>
+                </w:p>
+              </w:tc>
+            </w:tr>
+          </w:tbl>
+          <w:p>
+            <w:pPr>
+              <w:spacing w:after="60" w:before="0"/>
+              <w:jc w:val="left"/>
+            </w:pPr>
+            <w:r>
+              <w:rPr>
+                <w:rFonts w:ascii="Arial" w:cs="Arial" w:eastAsia="Arial" w:hAnsi="Arial"/>
+                <w:b w:val="false"/>
+                <w:bCs w:val="false"/>
+                <w:i w:val="false"/>
+                <w:iCs w:val="false"/>
+                <w:color w:val="000000"/>
+                <w:sz w:val="18"/>
+                <w:szCs w:val="18"/>
+              </w:rPr>
+              <w:t xml:space="preserve"/>
+            </w:r>
+          </w:p>
+          <w:p>
+            <w:pPr>
+              <w:spacing w:after="40" w:before="0"/>
+              <w:jc w:val="left"/>
+            </w:pPr>
+            <w:r>
+              <w:rPr>
+                <w:rFonts w:ascii="Arial" w:cs="Arial" w:eastAsia="Arial" w:hAnsi="Arial"/>
+                <w:b/>
+                <w:bCs/>
+                <w:i w:val="false"/>
+                <w:iCs w:val="false"/>
+                <w:color w:val="000000"/>
+                <w:sz w:val="18"/>
+                <w:szCs w:val="18"/>
+              </w:rPr>
+              <w:t xml:space="preserve"/>
+            </w:r>
+          </w:p>
+          <w:p>
+            <w:pPr>
+              <w:spacing w:after="40" w:before="0"/>
+              <w:jc w:val="left"/>
+            </w:pPr>
+            <w:r>
+              <w:rPr>
+                <w:rFonts w:ascii="Arial" w:cs="Arial" w:eastAsia="Arial" w:hAnsi="Arial"/>
+                <w:b/>
+                <w:bCs/>
+                <w:i w:val="false"/>
+                <w:iCs w:val="false"/>
+                <w:color w:val="000000"/>
+                <w:sz w:val="18"/>
+                <w:szCs w:val="18"/>
+              </w:rPr>
+              <w:t xml:space="preserve">(a) Show the energy calculation for Meal C and the percentage of its energy that comes from fat. (b) Which meal has the most carbohydrate, and which has the highest percentage of energy from fat? (c) Write a Claim-Evidence-Reasoning answer to the question: which meal best supports an endurance athlete? Use at least three numbers from the table, and compare the meal with the marathon energy cost of about 2,200 kcal. (d) Explain why a runner should not choose a meal only because it has the most energy.</w:t>
+            </w:r>
+          </w:p>
+          <w:p>
+            <w:pPr>
+              <w:spacing w:after="60" w:before="0"/>
+              <w:jc w:val="left"/>
+            </w:pPr>
+            <w:r>
+              <w:rPr>
+                <w:rFonts w:ascii="Arial" w:cs="Arial" w:eastAsia="Arial" w:hAnsi="Arial"/>
+                <w:b w:val="false"/>
+                <w:bCs w:val="false"/>
+                <w:i w:val="false"/>
+                <w:iCs w:val="false"/>
+                <w:color w:val="000000"/>
+                <w:sz w:val="18"/>
+                <w:szCs w:val="18"/>
+              </w:rPr>
+              <w:t xml:space="preserve"/>
             </w:r>
           </w:p>
         </w:tc>
@@ -884,7 +3418,7 @@
                 <w:sz w:val="18"/>
                 <w:szCs w:val="18"/>
               </w:rPr>
-              <w:t xml:space="preserve">Claim: The children differ because of the chemical composition of their food, not the quantity. Ugali supplies carbohydrate but almost no protein, while githeri supplies both. Evidence: iodine turned blue-black in ugali (starch present), but the Biuret test on ugali showed no purple colour (no protein detected). The Biuret test on beans turned purple, so beans supply protein, and githeri contains both starch and protein. My Lesson 4 models showed that proteins are made of amino acids containing nitrogen, which starch does not contain. Reasoning: Child A gets energy from starch but no amino acids, so the body cannot make new proteins. Without albumin, fluid is not held properly in the blood, so it collects in the belly, causing a swollen belly (oedema). Without muscle proteins, muscles waste, giving thin limbs. Without keratin, hair loses its colour and strength. Without enough protein for enzymes and other body functions, the child is extremely tired. This condition is kwashiorkor. Child B gets amino acids from the beans, so the body can build and repair tissues and stays healthy and energetic. (d) Ugali tested negative for lipids in both lipid tests, so it contains little or no fat. The lipid tests cannot show whether vitamins are present or absent. However, from Lesson 3 I learned that fat-soluble vitamins (A, D, E, K) need dietary fat to be absorbed, so a diet very low in fat could also make it harder to absorb them. This could add problems such as night blindness (vitamin A), weak bones (vitamin D) and poor immunity, alongside the protein problem.</w:t>
+              <w:t xml:space="preserve">(a) Meal C energy = 4 x 90 + 4 x 39 + 9 x 45 = 360 + 156 + 405 = 921 kcal. Fat share = 405 / 921 = 44%. (b) Meal A has the most carbohydrate (126.25 g, compared with 90 g in C and 77 g in B). Meal C has the highest fat share (44%, compared with 18% in A and 13% in B). (c) Claim: Meal A best supports an endurance athlete. Evidence: Meal A gives the most carbohydrate (126.25 g), adequate protein (30.25 g) and moderate fat (18% of its 763.7 kcal), while Meal C gives only 90 g carbohydrate and 44% of its energy from fat, and Meal B gives only 77 g carbohydrate and 477 kcal. Reasoning: carbohydrate (starch) is broken down by enzymes to glucose, which supplies energy and builds the glycogen store (about 2,000 kcal) that fuels most of the marathon cost of about 2,200 kcal. Protein gives amino acids for repair of muscle, and a moderate amount of fat adds stored energy. So the ugali, beans, sukuma wiki and milk meal gives the right mix of chemicals of life. No meal alone supplies the whole 2,200 kcal, so glycogen stores matter. (d) Meal C has the most energy (921 kcal) but a lot of it comes from fat (44%) and it has less carbohydrate than Meal A. The main fuel for the marathon is carbohydrate stored as glycogen, so the type of chemical matters as well as the total kcal.</w:t>
             </w:r>
           </w:p>
         </w:tc>
@@ -945,7 +3479,7 @@
                 <w:sz w:val="22"/>
                 <w:szCs w:val="22"/>
               </w:rPr>
-              <w:t xml:space="preserve">Part 5: Applying Your Learning to a Kenyan Diet</w:t>
+              <w:t xml:space="preserve">Part 5: Putting it all together</w:t>
             </w:r>
           </w:p>
         </w:tc>
@@ -979,7 +3513,7 @@
                 <w:sz w:val="18"/>
                 <w:szCs w:val="18"/>
               </w:rPr>
-              <w:t xml:space="preserve">(a) Match each condition to the chemical of life it is linked to: kwashiorkor, marasmus, scurvy, rickets, anaemia. (b) A family in the Rift Valley eats only ugali for every meal. Using what you know from your tests and models, predict which chemicals of life are plentiful and which are likely to be low, and what health problems may result. (c) Suggest two Kenyan foods you would add and explain why each helps. (d) Look back at your Lesson 1 prediction: what has changed in your thinking?</w:t>
+              <w:t xml:space="preserve">Write a complete final explanation that answers the driving question: How do the simple foods Kenyan athletes eat, like ugali, githeri and beans, provide the chemicals their bodies need for energy, growth and repair? In your answer: (a) name the chemical of life in each food and its role (energy, growth and repair, stored energy and insulation); (b) refer to at least two test results as evidence; (c) explain the part played by enzymes such as amylase and what affects them; (d) use at least one number from Table 1, Table 3 or Table 4; (e) say how your final class model is different from your initial model in Lesson 1.</w:t>
             </w:r>
           </w:p>
         </w:tc>
@@ -1011,7 +3545,7 @@
                 <w:sz w:val="18"/>
                 <w:szCs w:val="18"/>
               </w:rPr>
-              <w:t xml:space="preserve">(a) Kwashiorkor: protein. Marasmus: not enough total food energy, including both protein and carbohydrate. Scurvy: vitamin C. Rickets: vitamin D and calcium. Anaemia: iron. (b) A diet of only ugali is plentiful in carbohydrate (starch) and gives energy. My tests showed it has very little protein and no lipids. Other vitamins and minerals were not tested, so I cannot say from my results which are missing, but a diet of one food is unlikely to be balanced. The family could develop protein deficiency such as kwashiorkor, and low fat intake could make it harder to absorb fat-soluble vitamins. (c) Add beans (making githeri) because they supply protein with amino acids for building and repairing the body. Add sukuma wiki because it provides vitamins and minerals that help the body work and defend against disease. Groundnuts or avocado could also be added for lipids and to help absorb fat-soluble vitamins. (d) In Lesson 1 I thought the difference was something 'missing' in ugali but I could not say what. Now I can explain with evidence that ugali is starch with no detectable protein, that protein is made of amino acids containing nitrogen, and that each chemical of life has a job no other chemical can do. So food quantity is not enough; a balanced mixture of chemicals is needed, which is what the two children in Kisumu show.</w:t>
+              <w:t xml:space="preserve">A plate of ugali, beans, sukuma wiki and milk is not plain, because it holds the chemicals of life that an athlete from Iten like Eliud Kipchoge needs. Ugali is mostly maize starch (26 g carbohydrate per 100 g). Starch is a polysaccharide, a long chain of glucose units, and it supplies and stores energy as glucose and glycogen. Iodine turned maize flour blue-black, which is evidence for starch. Beans, milk and omena contain protein, which turned Biuret reagent violet; proteins are chains of amino acids that the body uses to grow and repair muscle damaged by running, and to make enzymes. Ugali stayed blue with Biuret because it has too little protein (2.5 g per 100 g) to detect. Lipids from milk, groundnuts and cooking oil store a lot of energy (9 kcal per g, more than twice the 4 kcal per g of carbohydrate) and insulate the body; groundnuts left a translucent spot on brown paper and have 49 g fat per 100 g. These big molecules must be broken into small ones the body can absorb. Enzymes do this. Saliva amylase, a protein catalyst, breaks starch into maltose, which is why chewed ugali tastes sweet. Amylase works fastest at its optimum of 37 C and near neutral pH 6.8. At 37 C the reaction was 5 times faster than at 20 C (1.0 / 0.2), and at 60 C or at pH 2 and 12 the enzyme is denatured and the starch was not cleared in 600 s. Body temperature of about 37 C keeps the enzymes working. Kipchoge's marathon costs about 2,200 kcal and his glycogen store is about 2,000 kcal, so the carbohydrate in his food is the main fuel. Meal A (ugali, beans, sukuma wiki and milk) gives 126.25 g carbohydrate, 30.25 g protein and 18% of its 763.7 kcal from fat, so it best supports an endurance athlete compared with Meal B (77 g carbohydrate) and Meal C (90 g carbohydrate and 44% of energy from fat). My initial model only showed that ugali and beans contain energy chemicals; my final model adds the structure of carbohydrates, proteins and lipids, the food tests, enzymes with their optimum temperature and pH, and the energy numbers. So simple Kenyan foods can fuel a 2:01:09 marathon.</w:t>
             </w:r>
           </w:p>
         </w:tc>
@@ -1238,7 +3772,7 @@
                 <w:sz w:val="18"/>
                 <w:szCs w:val="18"/>
               </w:rPr>
-              <w:t xml:space="preserve">Understanding of the chemicals of life</w:t>
+              <w:t xml:space="preserve">Understanding of chemicals of life</w:t>
             </w:r>
           </w:p>
         </w:tc>
@@ -1270,7 +3804,7 @@
                 <w:sz w:val="18"/>
                 <w:szCs w:val="18"/>
               </w:rPr>
-              <w:t xml:space="preserve">Correctly names all six chemicals, gives the role and a Kenyan food source for each, and accurately describes how carbohydrates and proteins are built from monomers, including the nitrogen difference.</w:t>
+              <w:t xml:space="preserve">Correctly names carbohydrates, proteins and lipids, gives their building blocks (sugars, amino acids, fatty acids and glycerol) and roles, and links each to Kenyan foods such as ugali, beans, milk and groundnuts.</w:t>
             </w:r>
           </w:p>
         </w:tc>
@@ -1302,7 +3836,7 @@
                 <w:sz w:val="18"/>
                 <w:szCs w:val="18"/>
               </w:rPr>
-              <w:t xml:space="preserve">Names most chemicals with roles and food sources; describes carbohydrate and protein structure with minor gaps or errors.</w:t>
+              <w:t xml:space="preserve">Names the three groups and gives correct roles for most, with some Kenyan food examples but little detail on structure.</w:t>
             </w:r>
           </w:p>
         </w:tc>
@@ -1334,7 +3868,7 @@
                 <w:sz w:val="18"/>
                 <w:szCs w:val="18"/>
               </w:rPr>
-              <w:t xml:space="preserve">Names few chemicals or gives vague or incorrect roles; structure of carbohydrates or proteins is missing or confused.</w:t>
+              <w:t xml:space="preserve">Names some groups but roles or foods are missing, confused or incorrect.</w:t>
             </w:r>
           </w:p>
         </w:tc>
@@ -1368,7 +3902,7 @@
                 <w:sz w:val="18"/>
                 <w:szCs w:val="18"/>
               </w:rPr>
-              <w:t xml:space="preserve">Use of evidence from food tests and models</w:t>
+              <w:t xml:space="preserve">Use of evidence (tests and tables)</w:t>
             </w:r>
           </w:p>
         </w:tc>
@@ -1400,7 +3934,7 @@
                 <w:sz w:val="18"/>
                 <w:szCs w:val="18"/>
               </w:rPr>
-              <w:t xml:space="preserve">Accurately cites specific results (iodine blue-black in ugali, no purple Biuret in ugali, purple in beans, lipid tests negative in ugali and positive in groundnuts, avocado, coconut and milk), names the correct colour for each, and says what the tests can and cannot show.</w:t>
+              <w:t xml:space="preserve">Accurately uses food test colours and results (iodine, Benedict's, Biuret, brown paper and emulsion) and specific numbers from Tables 1, 3 and 4 to support every claim.</w:t>
             </w:r>
           </w:p>
         </w:tc>
@@ -1432,7 +3966,7 @@
                 <w:sz w:val="18"/>
                 <w:szCs w:val="18"/>
               </w:rPr>
-              <w:t xml:space="preserve">Cites most test results and colours correctly, with some missing detail.</w:t>
+              <w:t xml:space="preserve">Uses some test results and numbers correctly, but a few claims have no evidence.</w:t>
             </w:r>
           </w:p>
         </w:tc>
@@ -1464,7 +3998,7 @@
                 <w:sz w:val="18"/>
                 <w:szCs w:val="18"/>
               </w:rPr>
-              <w:t xml:space="preserve">Evidence is general, missing or incorrect.</w:t>
+              <w:t xml:space="preserve">Gives few or incorrect results or numbers; claims are mostly unsupported.</w:t>
             </w:r>
           </w:p>
         </w:tc>
@@ -1498,7 +4032,7 @@
                 <w:sz w:val="18"/>
                 <w:szCs w:val="18"/>
               </w:rPr>
-              <w:t xml:space="preserve">Explaining the phenomenon</w:t>
+              <w:t xml:space="preserve">Enzyme explanation</w:t>
             </w:r>
           </w:p>
         </w:tc>
@@ -1530,7 +4064,7 @@
                 <w:sz w:val="18"/>
                 <w:szCs w:val="18"/>
               </w:rPr>
-              <w:t xml:space="preserve">Gives a clear Claim-Evidence-Reasoning explanation linking low protein to each sign (swollen belly, thin limbs, hair, tiredness) and explains that composition, not quantity, causes the difference.</w:t>
+              <w:t xml:space="preserve">Explains that enzymes are protein catalysts, that amylase breaks starch to maltose, and explains the optimum temperature and pH, denaturation and specificity using the rate data (for example, 5 times faster at 37 C than at 20 C).</w:t>
             </w:r>
           </w:p>
         </w:tc>
@@ -1562,7 +4096,7 @@
                 <w:sz w:val="18"/>
                 <w:szCs w:val="18"/>
               </w:rPr>
-              <w:t xml:space="preserve">Explains the difference with protein as the cause but links to only some signs or gives limited reasoning.</w:t>
+              <w:t xml:space="preserve">Explains the role of amylase and the optimum conditions, with limited use of data or of the term denatured.</w:t>
             </w:r>
           </w:p>
         </w:tc>
@@ -1594,7 +4128,7 @@
                 <w:sz w:val="18"/>
                 <w:szCs w:val="18"/>
               </w:rPr>
-              <w:t xml:space="preserve">States that ugali is bad or lacks something without a chemical explanation, or focuses on quantity.</w:t>
+              <w:t xml:space="preserve">States that enzymes help digestion but gives little or incorrect detail on conditions or data.</w:t>
             </w:r>
           </w:p>
         </w:tc>
@@ -1628,7 +4162,7 @@
                 <w:sz w:val="18"/>
                 <w:szCs w:val="18"/>
               </w:rPr>
-              <w:t xml:space="preserve">Scientific reasoning and application</w:t>
+              <w:t xml:space="preserve">Explaining the phenomenon</w:t>
             </w:r>
           </w:p>
         </w:tc>
@@ -1660,7 +4194,7 @@
                 <w:sz w:val="18"/>
                 <w:szCs w:val="18"/>
               </w:rPr>
-              <w:t xml:space="preserve">Logically connects evidence to conclusions, separates what the tests showed from what is inferred about lipids and vitamins, applies ideas to a Kenyan diet with sensible food suggestions, and reflects on how thinking changed.</w:t>
+              <w:t xml:space="preserve">Clearly explains how ugali, beans, sukuma wiki and milk supply energy, repair and stored energy for a marathon runner such as Kipchoge, linking to the 2,200 kcal cost and 2,000 kcal glycogen store.</w:t>
             </w:r>
           </w:p>
         </w:tc>
@@ -1692,7 +4226,7 @@
                 <w:sz w:val="18"/>
                 <w:szCs w:val="18"/>
               </w:rPr>
-              <w:t xml:space="preserve">Applies ideas to a diet with reasonable suggestions; reasoning mostly clear.</w:t>
+              <w:t xml:space="preserve">Explains most of how the plate supports performance, but the link to the marathon figures is partial.</w:t>
             </w:r>
           </w:p>
         </w:tc>
@@ -1724,7 +4258,137 @@
                 <w:sz w:val="18"/>
                 <w:szCs w:val="18"/>
               </w:rPr>
-              <w:t xml:space="preserve">Applications are unclear or unsupported; little reasoning or reflection.</w:t>
+              <w:t xml:space="preserve">Gives a general statement that food gives energy without linking chemicals to the phenomenon.</w:t>
+            </w:r>
+          </w:p>
+        </w:tc>
+      </w:tr>
+      <w:tr>
+        <w:tc>
+          <w:tcPr>
+            <w:tcW w:type="dxa" w:w="3000"/>
+            <w:shd w:fill="D5E8F0" w:color="auto" w:val="clear"/>
+            <w:tcMar>
+              <w:top w:type="dxa" w:w="60"/>
+              <w:left w:type="dxa" w:w="120"/>
+              <w:bottom w:type="dxa" w:w="60"/>
+              <w:right w:type="dxa" w:w="120"/>
+            </w:tcMar>
+            <w:vAlign w:val="top"/>
+          </w:tcPr>
+          <w:p>
+            <w:pPr>
+              <w:spacing w:after="40" w:before="0"/>
+              <w:jc w:val="left"/>
+            </w:pPr>
+            <w:r>
+              <w:rPr>
+                <w:rFonts w:ascii="Arial" w:cs="Arial" w:eastAsia="Arial" w:hAnsi="Arial"/>
+                <w:b w:val="false"/>
+                <w:bCs w:val="false"/>
+                <w:i w:val="false"/>
+                <w:iCs w:val="false"/>
+                <w:color w:val="000000"/>
+                <w:sz w:val="18"/>
+                <w:szCs w:val="18"/>
+              </w:rPr>
+              <w:t xml:space="preserve">Scientific reasoning (Claim-Evidence-Reasoning)</w:t>
+            </w:r>
+          </w:p>
+        </w:tc>
+        <w:tc>
+          <w:tcPr>
+            <w:tcW w:type="dxa" w:w="3560"/>
+            <w:shd w:fill="FFFFFF" w:color="auto" w:val="clear"/>
+            <w:tcMar>
+              <w:top w:type="dxa" w:w="60"/>
+              <w:left w:type="dxa" w:w="120"/>
+              <w:bottom w:type="dxa" w:w="60"/>
+              <w:right w:type="dxa" w:w="120"/>
+            </w:tcMar>
+            <w:vAlign w:val="top"/>
+          </w:tcPr>
+          <w:p>
+            <w:pPr>
+              <w:spacing w:after="40" w:before="0"/>
+              <w:jc w:val="left"/>
+            </w:pPr>
+            <w:r>
+              <w:rPr>
+                <w:rFonts w:ascii="Arial" w:cs="Arial" w:eastAsia="Arial" w:hAnsi="Arial"/>
+                <w:b w:val="false"/>
+                <w:bCs w:val="false"/>
+                <w:i w:val="false"/>
+                <w:iCs w:val="false"/>
+                <w:color w:val="000000"/>
+                <w:sz w:val="18"/>
+                <w:szCs w:val="18"/>
+              </w:rPr>
+              <w:t xml:space="preserve">Makes a clear claim about the best meal, supports it with at least three correct Table 4 numbers, and reasons logically why carbohydrate, protein and fat shares matter.</w:t>
+            </w:r>
+          </w:p>
+        </w:tc>
+        <w:tc>
+          <w:tcPr>
+            <w:tcW w:type="dxa" w:w="3560"/>
+            <w:shd w:fill="F2F2F2" w:color="auto" w:val="clear"/>
+            <w:tcMar>
+              <w:top w:type="dxa" w:w="60"/>
+              <w:left w:type="dxa" w:w="120"/>
+              <w:bottom w:type="dxa" w:w="60"/>
+              <w:right w:type="dxa" w:w="120"/>
+            </w:tcMar>
+            <w:vAlign w:val="top"/>
+          </w:tcPr>
+          <w:p>
+            <w:pPr>
+              <w:spacing w:after="40" w:before="0"/>
+              <w:jc w:val="left"/>
+            </w:pPr>
+            <w:r>
+              <w:rPr>
+                <w:rFonts w:ascii="Arial" w:cs="Arial" w:eastAsia="Arial" w:hAnsi="Arial"/>
+                <w:b w:val="false"/>
+                <w:bCs w:val="false"/>
+                <w:i w:val="false"/>
+                <w:iCs w:val="false"/>
+                <w:color w:val="000000"/>
+                <w:sz w:val="18"/>
+                <w:szCs w:val="18"/>
+              </w:rPr>
+              <w:t xml:space="preserve">Makes a claim with some correct numbers and partial reasoning.</w:t>
+            </w:r>
+          </w:p>
+        </w:tc>
+        <w:tc>
+          <w:tcPr>
+            <w:tcW w:type="dxa" w:w="3560"/>
+            <w:shd w:fill="FFFFFF" w:color="auto" w:val="clear"/>
+            <w:tcMar>
+              <w:top w:type="dxa" w:w="60"/>
+              <w:left w:type="dxa" w:w="120"/>
+              <w:bottom w:type="dxa" w:w="60"/>
+              <w:right w:type="dxa" w:w="120"/>
+            </w:tcMar>
+            <w:vAlign w:val="top"/>
+          </w:tcPr>
+          <w:p>
+            <w:pPr>
+              <w:spacing w:after="40" w:before="0"/>
+              <w:jc w:val="left"/>
+            </w:pPr>
+            <w:r>
+              <w:rPr>
+                <w:rFonts w:ascii="Arial" w:cs="Arial" w:eastAsia="Arial" w:hAnsi="Arial"/>
+                <w:b w:val="false"/>
+                <w:bCs w:val="false"/>
+                <w:i w:val="false"/>
+                <w:iCs w:val="false"/>
+                <w:color w:val="000000"/>
+                <w:sz w:val="18"/>
+                <w:szCs w:val="18"/>
+              </w:rPr>
+              <w:t xml:space="preserve">Makes a claim with no numbers or reasoning, or the numbers are wrong.</w:t>
             </w:r>
           </w:p>
         </w:tc>
@@ -1848,7 +4512,7 @@
         </w:rPr>
         <w:t xml:space="preserve">© 2026 SeaVuria and ARES. This work is licensed under a </w:t>
       </w:r>
-      <w:hyperlink w:history="1" r:id="rIdh0atm6uouron0nyx5fi1x">
+      <w:hyperlink w:history="1" r:id="rId3hzanolambjxvd9dgezbt">
         <w:r>
           <w:rPr>
             <w:rFonts w:ascii="Arial" w:cs="Arial" w:eastAsia="Arial" w:hAnsi="Arial"/>
@@ -1868,7 +4532,7 @@
         </w:rPr>
         <w:t xml:space="preserve"> (</w:t>
       </w:r>
-      <w:hyperlink w:history="1" r:id="rIdvd0beqsm_jajr42wgqbhm">
+      <w:hyperlink w:history="1" r:id="rIdj_icvlmkhmbzy8a-irzx6">
         <w:r>
           <w:rPr>
             <w:rFonts w:ascii="Arial" w:cs="Arial" w:eastAsia="Arial" w:hAnsi="Arial"/>
@@ -1888,7 +4552,7 @@
         </w:rPr>
         <w:t xml:space="preserve">). To view a copy of this license, visit </w:t>
       </w:r>
-      <w:hyperlink w:history="1" r:id="rIdfbwlrrn4deb_kqsi5zow2">
+      <w:hyperlink w:history="1" r:id="rIdwz8wnscujpbbbqkp8oxha">
         <w:r>
           <w:rPr>
             <w:rFonts w:ascii="Arial" w:cs="Arial" w:eastAsia="Arial" w:hAnsi="Arial"/>

--- a/data/outputs/v2/Biology/SS1.2_Chemicals_of_Life/Biology_Chemicals_of_Life_FinalExplanation_TeacherKey.docx
+++ b/data/outputs/v2/Biology/SS1.2_Chemicals_of_Life/Biology_Chemicals_of_Life_FinalExplanation_TeacherKey.docx
@@ -4,6 +4,7 @@
   <w:body>
     <w:p>
       <w:pPr>
+        <w:keepNext w:val="false"/>
         <w:spacing w:after="30" w:before="0"/>
         <w:jc w:val="center"/>
       </w:pPr>
@@ -23,6 +24,7 @@
     </w:p>
     <w:p>
       <w:pPr>
+        <w:keepNext w:val="false"/>
         <w:spacing w:after="60" w:before="0"/>
         <w:jc w:val="center"/>
       </w:pPr>
@@ -81,6 +83,7 @@
           </w:tcPr>
           <w:p>
             <w:pPr>
+              <w:keepNext w:val="false"/>
               <w:spacing w:after="40" w:before="0"/>
               <w:jc w:val="center"/>
             </w:pPr>
@@ -116,6 +119,7 @@
           </w:tcPr>
           <w:p>
             <w:pPr>
+              <w:keepNext w:val="false"/>
               <w:spacing w:after="40" w:before="0"/>
               <w:jc w:val="center"/>
             </w:pPr>
@@ -176,6 +180,7 @@
           </w:tcPr>
           <w:p>
             <w:pPr>
+              <w:keepNext w:val="false"/>
               <w:spacing w:after="40" w:before="0"/>
               <w:jc w:val="center"/>
             </w:pPr>
@@ -210,6 +215,7 @@
           </w:tcPr>
           <w:p>
             <w:pPr>
+              <w:keepNext w:val="false"/>
               <w:spacing w:after="40" w:before="0"/>
               <w:jc w:val="left"/>
             </w:pPr>
@@ -229,6 +235,7 @@
           </w:p>
           <w:p>
             <w:pPr>
+              <w:keepNext w:val="false"/>
               <w:spacing w:after="40" w:before="0"/>
               <w:jc w:val="left"/>
             </w:pPr>
@@ -246,9 +253,640 @@
               <w:t xml:space="preserve"/>
             </w:r>
           </w:p>
-          <w:p>
-            <w:pPr>
-              <w:spacing w:after="40" w:before="0"/>
+          <w:tbl>
+            <w:tblPr>
+              <w:tblW w:type="dxa" w:w="13320"/>
+              <w:tblBorders>
+                <w:top w:val="single" w:color="AAAAAA" w:sz="4"/>
+                <w:left w:val="single" w:color="AAAAAA" w:sz="4"/>
+                <w:bottom w:val="single" w:color="AAAAAA" w:sz="4"/>
+                <w:right w:val="single" w:color="AAAAAA" w:sz="4"/>
+                <w:insideH w:val="single" w:color="auto" w:sz="4"/>
+                <w:insideV w:val="single" w:color="auto" w:sz="4"/>
+              </w:tblBorders>
+              <w:tblLayout w:type="fixed"/>
+            </w:tblPr>
+            <w:tblGrid>
+              <w:gridCol w:w="6660"/>
+              <w:gridCol w:w="6660"/>
+            </w:tblGrid>
+            <w:tr>
+              <w:tc>
+                <w:tcPr>
+                  <w:tcW w:type="dxa" w:w="6660"/>
+                  <w:shd w:fill="D5E8F0" w:color="auto" w:val="clear"/>
+                  <w:tcMar>
+                    <w:top w:type="dxa" w:w="60"/>
+                    <w:left w:type="dxa" w:w="120"/>
+                    <w:bottom w:type="dxa" w:w="60"/>
+                    <w:right w:type="dxa" w:w="120"/>
+                  </w:tcMar>
+                  <w:vAlign w:val="top"/>
+                </w:tcPr>
+                <w:p>
+                  <w:pPr>
+                    <w:keepNext w:val="false"/>
+                    <w:spacing w:after="40" w:before="0"/>
+                    <w:jc w:val="left"/>
+                  </w:pPr>
+                  <w:r>
+                    <w:rPr>
+                      <w:rFonts w:ascii="Arial" w:cs="Arial" w:eastAsia="Arial" w:hAnsi="Arial"/>
+                      <w:b/>
+                      <w:bCs/>
+                      <w:i w:val="false"/>
+                      <w:iCs w:val="false"/>
+                      <w:color w:val="000000"/>
+                      <w:sz w:val="18"/>
+                      <w:szCs w:val="18"/>
+                    </w:rPr>
+                    <w:t xml:space="preserve">Time after meal start (min)</w:t>
+                  </w:r>
+                </w:p>
+              </w:tc>
+              <w:tc>
+                <w:tcPr>
+                  <w:tcW w:type="dxa" w:w="6660"/>
+                  <w:shd w:fill="D5E8F0" w:color="auto" w:val="clear"/>
+                  <w:tcMar>
+                    <w:top w:type="dxa" w:w="60"/>
+                    <w:left w:type="dxa" w:w="120"/>
+                    <w:bottom w:type="dxa" w:w="60"/>
+                    <w:right w:type="dxa" w:w="120"/>
+                  </w:tcMar>
+                  <w:vAlign w:val="top"/>
+                </w:tcPr>
+                <w:p>
+                  <w:pPr>
+                    <w:keepNext w:val="false"/>
+                    <w:spacing w:after="40" w:before="0"/>
+                    <w:jc w:val="left"/>
+                  </w:pPr>
+                  <w:r>
+                    <w:rPr>
+                      <w:rFonts w:ascii="Arial" w:cs="Arial" w:eastAsia="Arial" w:hAnsi="Arial"/>
+                      <w:b/>
+                      <w:bCs/>
+                      <w:i w:val="false"/>
+                      <w:iCs w:val="false"/>
+                      <w:color w:val="000000"/>
+                      <w:sz w:val="18"/>
+                      <w:szCs w:val="18"/>
+                    </w:rPr>
+                    <w:t xml:space="preserve">Blood glucose concentration (mmol/L)</w:t>
+                  </w:r>
+                </w:p>
+              </w:tc>
+            </w:tr>
+            <w:tr>
+              <w:tc>
+                <w:tcPr>
+                  <w:tcW w:type="dxa" w:w="6660"/>
+                  <w:shd w:fill="FFFFFF" w:color="auto" w:val="clear"/>
+                  <w:tcMar>
+                    <w:top w:type="dxa" w:w="60"/>
+                    <w:left w:type="dxa" w:w="120"/>
+                    <w:bottom w:type="dxa" w:w="60"/>
+                    <w:right w:type="dxa" w:w="120"/>
+                  </w:tcMar>
+                  <w:vAlign w:val="top"/>
+                </w:tcPr>
+                <w:p>
+                  <w:pPr>
+                    <w:keepNext w:val="false"/>
+                    <w:spacing w:after="40" w:before="0"/>
+                    <w:jc w:val="left"/>
+                  </w:pPr>
+                  <w:r>
+                    <w:rPr>
+                      <w:rFonts w:ascii="Arial" w:cs="Arial" w:eastAsia="Arial" w:hAnsi="Arial"/>
+                      <w:b w:val="false"/>
+                      <w:bCs w:val="false"/>
+                      <w:i w:val="false"/>
+                      <w:iCs w:val="false"/>
+                      <w:color w:val="000000"/>
+                      <w:sz w:val="18"/>
+                      <w:szCs w:val="18"/>
+                    </w:rPr>
+                    <w:t xml:space="preserve">0</w:t>
+                  </w:r>
+                </w:p>
+              </w:tc>
+              <w:tc>
+                <w:tcPr>
+                  <w:tcW w:type="dxa" w:w="6660"/>
+                  <w:shd w:fill="FFFFFF" w:color="auto" w:val="clear"/>
+                  <w:tcMar>
+                    <w:top w:type="dxa" w:w="60"/>
+                    <w:left w:type="dxa" w:w="120"/>
+                    <w:bottom w:type="dxa" w:w="60"/>
+                    <w:right w:type="dxa" w:w="120"/>
+                  </w:tcMar>
+                  <w:vAlign w:val="top"/>
+                </w:tcPr>
+                <w:p>
+                  <w:pPr>
+                    <w:keepNext w:val="false"/>
+                    <w:spacing w:after="40" w:before="0"/>
+                    <w:jc w:val="left"/>
+                  </w:pPr>
+                  <w:r>
+                    <w:rPr>
+                      <w:rFonts w:ascii="Arial" w:cs="Arial" w:eastAsia="Arial" w:hAnsi="Arial"/>
+                      <w:b w:val="false"/>
+                      <w:bCs w:val="false"/>
+                      <w:i w:val="false"/>
+                      <w:iCs w:val="false"/>
+                      <w:color w:val="000000"/>
+                      <w:sz w:val="18"/>
+                      <w:szCs w:val="18"/>
+                    </w:rPr>
+                    <w:t xml:space="preserve">4.5</w:t>
+                  </w:r>
+                </w:p>
+              </w:tc>
+            </w:tr>
+            <w:tr>
+              <w:tc>
+                <w:tcPr>
+                  <w:tcW w:type="dxa" w:w="6660"/>
+                  <w:shd w:fill="FFFFFF" w:color="auto" w:val="clear"/>
+                  <w:tcMar>
+                    <w:top w:type="dxa" w:w="60"/>
+                    <w:left w:type="dxa" w:w="120"/>
+                    <w:bottom w:type="dxa" w:w="60"/>
+                    <w:right w:type="dxa" w:w="120"/>
+                  </w:tcMar>
+                  <w:vAlign w:val="top"/>
+                </w:tcPr>
+                <w:p>
+                  <w:pPr>
+                    <w:keepNext w:val="false"/>
+                    <w:spacing w:after="40" w:before="0"/>
+                    <w:jc w:val="left"/>
+                  </w:pPr>
+                  <w:r>
+                    <w:rPr>
+                      <w:rFonts w:ascii="Arial" w:cs="Arial" w:eastAsia="Arial" w:hAnsi="Arial"/>
+                      <w:b w:val="false"/>
+                      <w:bCs w:val="false"/>
+                      <w:i w:val="false"/>
+                      <w:iCs w:val="false"/>
+                      <w:color w:val="000000"/>
+                      <w:sz w:val="18"/>
+                      <w:szCs w:val="18"/>
+                    </w:rPr>
+                    <w:t xml:space="preserve">15</w:t>
+                  </w:r>
+                </w:p>
+              </w:tc>
+              <w:tc>
+                <w:tcPr>
+                  <w:tcW w:type="dxa" w:w="6660"/>
+                  <w:shd w:fill="FFFFFF" w:color="auto" w:val="clear"/>
+                  <w:tcMar>
+                    <w:top w:type="dxa" w:w="60"/>
+                    <w:left w:type="dxa" w:w="120"/>
+                    <w:bottom w:type="dxa" w:w="60"/>
+                    <w:right w:type="dxa" w:w="120"/>
+                  </w:tcMar>
+                  <w:vAlign w:val="top"/>
+                </w:tcPr>
+                <w:p>
+                  <w:pPr>
+                    <w:keepNext w:val="false"/>
+                    <w:spacing w:after="40" w:before="0"/>
+                    <w:jc w:val="left"/>
+                  </w:pPr>
+                  <w:r>
+                    <w:rPr>
+                      <w:rFonts w:ascii="Arial" w:cs="Arial" w:eastAsia="Arial" w:hAnsi="Arial"/>
+                      <w:b w:val="false"/>
+                      <w:bCs w:val="false"/>
+                      <w:i w:val="false"/>
+                      <w:iCs w:val="false"/>
+                      <w:color w:val="000000"/>
+                      <w:sz w:val="18"/>
+                      <w:szCs w:val="18"/>
+                    </w:rPr>
+                    <w:t xml:space="preserve">5.5</w:t>
+                  </w:r>
+                </w:p>
+              </w:tc>
+            </w:tr>
+            <w:tr>
+              <w:tc>
+                <w:tcPr>
+                  <w:tcW w:type="dxa" w:w="6660"/>
+                  <w:shd w:fill="FFFFFF" w:color="auto" w:val="clear"/>
+                  <w:tcMar>
+                    <w:top w:type="dxa" w:w="60"/>
+                    <w:left w:type="dxa" w:w="120"/>
+                    <w:bottom w:type="dxa" w:w="60"/>
+                    <w:right w:type="dxa" w:w="120"/>
+                  </w:tcMar>
+                  <w:vAlign w:val="top"/>
+                </w:tcPr>
+                <w:p>
+                  <w:pPr>
+                    <w:keepNext w:val="false"/>
+                    <w:spacing w:after="40" w:before="0"/>
+                    <w:jc w:val="left"/>
+                  </w:pPr>
+                  <w:r>
+                    <w:rPr>
+                      <w:rFonts w:ascii="Arial" w:cs="Arial" w:eastAsia="Arial" w:hAnsi="Arial"/>
+                      <w:b w:val="false"/>
+                      <w:bCs w:val="false"/>
+                      <w:i w:val="false"/>
+                      <w:iCs w:val="false"/>
+                      <w:color w:val="000000"/>
+                      <w:sz w:val="18"/>
+                      <w:szCs w:val="18"/>
+                    </w:rPr>
+                    <w:t xml:space="preserve">30</w:t>
+                  </w:r>
+                </w:p>
+              </w:tc>
+              <w:tc>
+                <w:tcPr>
+                  <w:tcW w:type="dxa" w:w="6660"/>
+                  <w:shd w:fill="FFFFFF" w:color="auto" w:val="clear"/>
+                  <w:tcMar>
+                    <w:top w:type="dxa" w:w="60"/>
+                    <w:left w:type="dxa" w:w="120"/>
+                    <w:bottom w:type="dxa" w:w="60"/>
+                    <w:right w:type="dxa" w:w="120"/>
+                  </w:tcMar>
+                  <w:vAlign w:val="top"/>
+                </w:tcPr>
+                <w:p>
+                  <w:pPr>
+                    <w:keepNext w:val="false"/>
+                    <w:spacing w:after="40" w:before="0"/>
+                    <w:jc w:val="left"/>
+                  </w:pPr>
+                  <w:r>
+                    <w:rPr>
+                      <w:rFonts w:ascii="Arial" w:cs="Arial" w:eastAsia="Arial" w:hAnsi="Arial"/>
+                      <w:b w:val="false"/>
+                      <w:bCs w:val="false"/>
+                      <w:i w:val="false"/>
+                      <w:iCs w:val="false"/>
+                      <w:color w:val="000000"/>
+                      <w:sz w:val="18"/>
+                      <w:szCs w:val="18"/>
+                    </w:rPr>
+                    <w:t xml:space="preserve">7.0</w:t>
+                  </w:r>
+                </w:p>
+              </w:tc>
+            </w:tr>
+            <w:tr>
+              <w:tc>
+                <w:tcPr>
+                  <w:tcW w:type="dxa" w:w="6660"/>
+                  <w:shd w:fill="FFFFFF" w:color="auto" w:val="clear"/>
+                  <w:tcMar>
+                    <w:top w:type="dxa" w:w="60"/>
+                    <w:left w:type="dxa" w:w="120"/>
+                    <w:bottom w:type="dxa" w:w="60"/>
+                    <w:right w:type="dxa" w:w="120"/>
+                  </w:tcMar>
+                  <w:vAlign w:val="top"/>
+                </w:tcPr>
+                <w:p>
+                  <w:pPr>
+                    <w:keepNext w:val="false"/>
+                    <w:spacing w:after="40" w:before="0"/>
+                    <w:jc w:val="left"/>
+                  </w:pPr>
+                  <w:r>
+                    <w:rPr>
+                      <w:rFonts w:ascii="Arial" w:cs="Arial" w:eastAsia="Arial" w:hAnsi="Arial"/>
+                      <w:b w:val="false"/>
+                      <w:bCs w:val="false"/>
+                      <w:i w:val="false"/>
+                      <w:iCs w:val="false"/>
+                      <w:color w:val="000000"/>
+                      <w:sz w:val="18"/>
+                      <w:szCs w:val="18"/>
+                    </w:rPr>
+                    <w:t xml:space="preserve">60</w:t>
+                  </w:r>
+                </w:p>
+              </w:tc>
+              <w:tc>
+                <w:tcPr>
+                  <w:tcW w:type="dxa" w:w="6660"/>
+                  <w:shd w:fill="FFFFFF" w:color="auto" w:val="clear"/>
+                  <w:tcMar>
+                    <w:top w:type="dxa" w:w="60"/>
+                    <w:left w:type="dxa" w:w="120"/>
+                    <w:bottom w:type="dxa" w:w="60"/>
+                    <w:right w:type="dxa" w:w="120"/>
+                  </w:tcMar>
+                  <w:vAlign w:val="top"/>
+                </w:tcPr>
+                <w:p>
+                  <w:pPr>
+                    <w:keepNext w:val="false"/>
+                    <w:spacing w:after="40" w:before="0"/>
+                    <w:jc w:val="left"/>
+                  </w:pPr>
+                  <w:r>
+                    <w:rPr>
+                      <w:rFonts w:ascii="Arial" w:cs="Arial" w:eastAsia="Arial" w:hAnsi="Arial"/>
+                      <w:b w:val="false"/>
+                      <w:bCs w:val="false"/>
+                      <w:i w:val="false"/>
+                      <w:iCs w:val="false"/>
+                      <w:color w:val="000000"/>
+                      <w:sz w:val="18"/>
+                      <w:szCs w:val="18"/>
+                    </w:rPr>
+                    <w:t xml:space="preserve">8.0</w:t>
+                  </w:r>
+                </w:p>
+              </w:tc>
+            </w:tr>
+            <w:tr>
+              <w:tc>
+                <w:tcPr>
+                  <w:tcW w:type="dxa" w:w="6660"/>
+                  <w:shd w:fill="FFFFFF" w:color="auto" w:val="clear"/>
+                  <w:tcMar>
+                    <w:top w:type="dxa" w:w="60"/>
+                    <w:left w:type="dxa" w:w="120"/>
+                    <w:bottom w:type="dxa" w:w="60"/>
+                    <w:right w:type="dxa" w:w="120"/>
+                  </w:tcMar>
+                  <w:vAlign w:val="top"/>
+                </w:tcPr>
+                <w:p>
+                  <w:pPr>
+                    <w:keepNext w:val="false"/>
+                    <w:spacing w:after="40" w:before="0"/>
+                    <w:jc w:val="left"/>
+                  </w:pPr>
+                  <w:r>
+                    <w:rPr>
+                      <w:rFonts w:ascii="Arial" w:cs="Arial" w:eastAsia="Arial" w:hAnsi="Arial"/>
+                      <w:b w:val="false"/>
+                      <w:bCs w:val="false"/>
+                      <w:i w:val="false"/>
+                      <w:iCs w:val="false"/>
+                      <w:color w:val="000000"/>
+                      <w:sz w:val="18"/>
+                      <w:szCs w:val="18"/>
+                    </w:rPr>
+                    <w:t xml:space="preserve">90</w:t>
+                  </w:r>
+                </w:p>
+              </w:tc>
+              <w:tc>
+                <w:tcPr>
+                  <w:tcW w:type="dxa" w:w="6660"/>
+                  <w:shd w:fill="FFFFFF" w:color="auto" w:val="clear"/>
+                  <w:tcMar>
+                    <w:top w:type="dxa" w:w="60"/>
+                    <w:left w:type="dxa" w:w="120"/>
+                    <w:bottom w:type="dxa" w:w="60"/>
+                    <w:right w:type="dxa" w:w="120"/>
+                  </w:tcMar>
+                  <w:vAlign w:val="top"/>
+                </w:tcPr>
+                <w:p>
+                  <w:pPr>
+                    <w:keepNext w:val="false"/>
+                    <w:spacing w:after="40" w:before="0"/>
+                    <w:jc w:val="left"/>
+                  </w:pPr>
+                  <w:r>
+                    <w:rPr>
+                      <w:rFonts w:ascii="Arial" w:cs="Arial" w:eastAsia="Arial" w:hAnsi="Arial"/>
+                      <w:b w:val="false"/>
+                      <w:bCs w:val="false"/>
+                      <w:i w:val="false"/>
+                      <w:iCs w:val="false"/>
+                      <w:color w:val="000000"/>
+                      <w:sz w:val="18"/>
+                      <w:szCs w:val="18"/>
+                    </w:rPr>
+                    <w:t xml:space="preserve">6.5</w:t>
+                  </w:r>
+                </w:p>
+              </w:tc>
+            </w:tr>
+            <w:tr>
+              <w:tc>
+                <w:tcPr>
+                  <w:tcW w:type="dxa" w:w="6660"/>
+                  <w:shd w:fill="FFFFFF" w:color="auto" w:val="clear"/>
+                  <w:tcMar>
+                    <w:top w:type="dxa" w:w="60"/>
+                    <w:left w:type="dxa" w:w="120"/>
+                    <w:bottom w:type="dxa" w:w="60"/>
+                    <w:right w:type="dxa" w:w="120"/>
+                  </w:tcMar>
+                  <w:vAlign w:val="top"/>
+                </w:tcPr>
+                <w:p>
+                  <w:pPr>
+                    <w:keepNext w:val="false"/>
+                    <w:spacing w:after="40" w:before="0"/>
+                    <w:jc w:val="left"/>
+                  </w:pPr>
+                  <w:r>
+                    <w:rPr>
+                      <w:rFonts w:ascii="Arial" w:cs="Arial" w:eastAsia="Arial" w:hAnsi="Arial"/>
+                      <w:b w:val="false"/>
+                      <w:bCs w:val="false"/>
+                      <w:i w:val="false"/>
+                      <w:iCs w:val="false"/>
+                      <w:color w:val="000000"/>
+                      <w:sz w:val="18"/>
+                      <w:szCs w:val="18"/>
+                    </w:rPr>
+                    <w:t xml:space="preserve">120</w:t>
+                  </w:r>
+                </w:p>
+              </w:tc>
+              <w:tc>
+                <w:tcPr>
+                  <w:tcW w:type="dxa" w:w="6660"/>
+                  <w:shd w:fill="FFFFFF" w:color="auto" w:val="clear"/>
+                  <w:tcMar>
+                    <w:top w:type="dxa" w:w="60"/>
+                    <w:left w:type="dxa" w:w="120"/>
+                    <w:bottom w:type="dxa" w:w="60"/>
+                    <w:right w:type="dxa" w:w="120"/>
+                  </w:tcMar>
+                  <w:vAlign w:val="top"/>
+                </w:tcPr>
+                <w:p>
+                  <w:pPr>
+                    <w:keepNext w:val="false"/>
+                    <w:spacing w:after="40" w:before="0"/>
+                    <w:jc w:val="left"/>
+                  </w:pPr>
+                  <w:r>
+                    <w:rPr>
+                      <w:rFonts w:ascii="Arial" w:cs="Arial" w:eastAsia="Arial" w:hAnsi="Arial"/>
+                      <w:b w:val="false"/>
+                      <w:bCs w:val="false"/>
+                      <w:i w:val="false"/>
+                      <w:iCs w:val="false"/>
+                      <w:color w:val="000000"/>
+                      <w:sz w:val="18"/>
+                      <w:szCs w:val="18"/>
+                    </w:rPr>
+                    <w:t xml:space="preserve">5.2</w:t>
+                  </w:r>
+                </w:p>
+              </w:tc>
+            </w:tr>
+            <w:tr>
+              <w:tc>
+                <w:tcPr>
+                  <w:tcW w:type="dxa" w:w="6660"/>
+                  <w:shd w:fill="FFFFFF" w:color="auto" w:val="clear"/>
+                  <w:tcMar>
+                    <w:top w:type="dxa" w:w="60"/>
+                    <w:left w:type="dxa" w:w="120"/>
+                    <w:bottom w:type="dxa" w:w="60"/>
+                    <w:right w:type="dxa" w:w="120"/>
+                  </w:tcMar>
+                  <w:vAlign w:val="top"/>
+                </w:tcPr>
+                <w:p>
+                  <w:pPr>
+                    <w:keepNext w:val="false"/>
+                    <w:spacing w:after="40" w:before="0"/>
+                    <w:jc w:val="left"/>
+                  </w:pPr>
+                  <w:r>
+                    <w:rPr>
+                      <w:rFonts w:ascii="Arial" w:cs="Arial" w:eastAsia="Arial" w:hAnsi="Arial"/>
+                      <w:b w:val="false"/>
+                      <w:bCs w:val="false"/>
+                      <w:i w:val="false"/>
+                      <w:iCs w:val="false"/>
+                      <w:color w:val="000000"/>
+                      <w:sz w:val="18"/>
+                      <w:szCs w:val="18"/>
+                    </w:rPr>
+                    <w:t xml:space="preserve">150</w:t>
+                  </w:r>
+                </w:p>
+              </w:tc>
+              <w:tc>
+                <w:tcPr>
+                  <w:tcW w:type="dxa" w:w="6660"/>
+                  <w:shd w:fill="FFFFFF" w:color="auto" w:val="clear"/>
+                  <w:tcMar>
+                    <w:top w:type="dxa" w:w="60"/>
+                    <w:left w:type="dxa" w:w="120"/>
+                    <w:bottom w:type="dxa" w:w="60"/>
+                    <w:right w:type="dxa" w:w="120"/>
+                  </w:tcMar>
+                  <w:vAlign w:val="top"/>
+                </w:tcPr>
+                <w:p>
+                  <w:pPr>
+                    <w:keepNext w:val="false"/>
+                    <w:spacing w:after="40" w:before="0"/>
+                    <w:jc w:val="left"/>
+                  </w:pPr>
+                  <w:r>
+                    <w:rPr>
+                      <w:rFonts w:ascii="Arial" w:cs="Arial" w:eastAsia="Arial" w:hAnsi="Arial"/>
+                      <w:b w:val="false"/>
+                      <w:bCs w:val="false"/>
+                      <w:i w:val="false"/>
+                      <w:iCs w:val="false"/>
+                      <w:color w:val="000000"/>
+                      <w:sz w:val="18"/>
+                      <w:szCs w:val="18"/>
+                    </w:rPr>
+                    <w:t xml:space="preserve">4.7</w:t>
+                  </w:r>
+                </w:p>
+              </w:tc>
+            </w:tr>
+            <w:tr>
+              <w:tc>
+                <w:tcPr>
+                  <w:tcW w:type="dxa" w:w="6660"/>
+                  <w:shd w:fill="FFFFFF" w:color="auto" w:val="clear"/>
+                  <w:tcMar>
+                    <w:top w:type="dxa" w:w="60"/>
+                    <w:left w:type="dxa" w:w="120"/>
+                    <w:bottom w:type="dxa" w:w="60"/>
+                    <w:right w:type="dxa" w:w="120"/>
+                  </w:tcMar>
+                  <w:vAlign w:val="top"/>
+                </w:tcPr>
+                <w:p>
+                  <w:pPr>
+                    <w:keepNext w:val="false"/>
+                    <w:spacing w:after="40" w:before="0"/>
+                    <w:jc w:val="left"/>
+                  </w:pPr>
+                  <w:r>
+                    <w:rPr>
+                      <w:rFonts w:ascii="Arial" w:cs="Arial" w:eastAsia="Arial" w:hAnsi="Arial"/>
+                      <w:b w:val="false"/>
+                      <w:bCs w:val="false"/>
+                      <w:i w:val="false"/>
+                      <w:iCs w:val="false"/>
+                      <w:color w:val="000000"/>
+                      <w:sz w:val="18"/>
+                      <w:szCs w:val="18"/>
+                    </w:rPr>
+                    <w:t xml:space="preserve">180</w:t>
+                  </w:r>
+                </w:p>
+              </w:tc>
+              <w:tc>
+                <w:tcPr>
+                  <w:tcW w:type="dxa" w:w="6660"/>
+                  <w:shd w:fill="FFFFFF" w:color="auto" w:val="clear"/>
+                  <w:tcMar>
+                    <w:top w:type="dxa" w:w="60"/>
+                    <w:left w:type="dxa" w:w="120"/>
+                    <w:bottom w:type="dxa" w:w="60"/>
+                    <w:right w:type="dxa" w:w="120"/>
+                  </w:tcMar>
+                  <w:vAlign w:val="top"/>
+                </w:tcPr>
+                <w:p>
+                  <w:pPr>
+                    <w:keepNext w:val="false"/>
+                    <w:spacing w:after="40" w:before="0"/>
+                    <w:jc w:val="left"/>
+                  </w:pPr>
+                  <w:r>
+                    <w:rPr>
+                      <w:rFonts w:ascii="Arial" w:cs="Arial" w:eastAsia="Arial" w:hAnsi="Arial"/>
+                      <w:b w:val="false"/>
+                      <w:bCs w:val="false"/>
+                      <w:i w:val="false"/>
+                      <w:iCs w:val="false"/>
+                      <w:color w:val="000000"/>
+                      <w:sz w:val="18"/>
+                      <w:szCs w:val="18"/>
+                    </w:rPr>
+                    <w:t xml:space="preserve">4.5</w:t>
+                  </w:r>
+                </w:p>
+              </w:tc>
+            </w:tr>
+          </w:tbl>
+          <w:p>
+            <w:pPr>
+              <w:keepNext w:val="false"/>
+              <w:spacing w:after="60" w:before="0"/>
               <w:jc w:val="left"/>
             </w:pPr>
             <w:r>
@@ -262,11 +900,12 @@
                 <w:sz w:val="18"/>
                 <w:szCs w:val="18"/>
               </w:rPr>
-              <w:t xml:space="preserve">| Time after meal start (min) | Blood glucose concentration (mmol/L) |</w:t>
-            </w:r>
-          </w:p>
-          <w:p>
-            <w:pPr>
+              <w:t xml:space="preserve"/>
+            </w:r>
+          </w:p>
+          <w:p>
+            <w:pPr>
+              <w:keepNext w:val="false"/>
               <w:spacing w:after="40" w:before="0"/>
               <w:jc w:val="left"/>
             </w:pPr>
@@ -281,11 +920,12 @@
                 <w:sz w:val="18"/>
                 <w:szCs w:val="18"/>
               </w:rPr>
-              <w:t xml:space="preserve">|---|---|</w:t>
-            </w:r>
-          </w:p>
-          <w:p>
-            <w:pPr>
+              <w:t xml:space="preserve"/>
+            </w:r>
+          </w:p>
+          <w:p>
+            <w:pPr>
+              <w:keepNext w:val="false"/>
               <w:spacing w:after="40" w:before="0"/>
               <w:jc w:val="left"/>
             </w:pPr>
@@ -300,12 +940,13 @@
                 <w:sz w:val="18"/>
                 <w:szCs w:val="18"/>
               </w:rPr>
-              <w:t xml:space="preserve">| 0 | 4.5 |</w:t>
-            </w:r>
-          </w:p>
-          <w:p>
-            <w:pPr>
-              <w:spacing w:after="40" w:before="0"/>
+              <w:t xml:space="preserve">The normal fasting range is 4.0 to 5.5 mmol/L.</w:t>
+            </w:r>
+          </w:p>
+          <w:p>
+            <w:pPr>
+              <w:keepNext w:val="false"/>
+              <w:spacing w:after="60" w:before="0"/>
               <w:jc w:val="left"/>
             </w:pPr>
             <w:r>
@@ -319,159 +960,7 @@
                 <w:sz w:val="18"/>
                 <w:szCs w:val="18"/>
               </w:rPr>
-              <w:t xml:space="preserve">| 15 | 5.5 |</w:t>
-            </w:r>
-          </w:p>
-          <w:p>
-            <w:pPr>
-              <w:spacing w:after="40" w:before="0"/>
-              <w:jc w:val="left"/>
-            </w:pPr>
-            <w:r>
-              <w:rPr>
-                <w:rFonts w:ascii="Arial" w:cs="Arial" w:eastAsia="Arial" w:hAnsi="Arial"/>
-                <w:b w:val="false"/>
-                <w:bCs w:val="false"/>
-                <w:i w:val="false"/>
-                <w:iCs w:val="false"/>
-                <w:color w:val="000000"/>
-                <w:sz w:val="18"/>
-                <w:szCs w:val="18"/>
-              </w:rPr>
-              <w:t xml:space="preserve">| 30 | 7.0 |</w:t>
-            </w:r>
-          </w:p>
-          <w:p>
-            <w:pPr>
-              <w:spacing w:after="40" w:before="0"/>
-              <w:jc w:val="left"/>
-            </w:pPr>
-            <w:r>
-              <w:rPr>
-                <w:rFonts w:ascii="Arial" w:cs="Arial" w:eastAsia="Arial" w:hAnsi="Arial"/>
-                <w:b w:val="false"/>
-                <w:bCs w:val="false"/>
-                <w:i w:val="false"/>
-                <w:iCs w:val="false"/>
-                <w:color w:val="000000"/>
-                <w:sz w:val="18"/>
-                <w:szCs w:val="18"/>
-              </w:rPr>
-              <w:t xml:space="preserve">| 60 | 8.0 |</w:t>
-            </w:r>
-          </w:p>
-          <w:p>
-            <w:pPr>
-              <w:spacing w:after="40" w:before="0"/>
-              <w:jc w:val="left"/>
-            </w:pPr>
-            <w:r>
-              <w:rPr>
-                <w:rFonts w:ascii="Arial" w:cs="Arial" w:eastAsia="Arial" w:hAnsi="Arial"/>
-                <w:b w:val="false"/>
-                <w:bCs w:val="false"/>
-                <w:i w:val="false"/>
-                <w:iCs w:val="false"/>
-                <w:color w:val="000000"/>
-                <w:sz w:val="18"/>
-                <w:szCs w:val="18"/>
-              </w:rPr>
-              <w:t xml:space="preserve">| 90 | 6.5 |</w:t>
-            </w:r>
-          </w:p>
-          <w:p>
-            <w:pPr>
-              <w:spacing w:after="40" w:before="0"/>
-              <w:jc w:val="left"/>
-            </w:pPr>
-            <w:r>
-              <w:rPr>
-                <w:rFonts w:ascii="Arial" w:cs="Arial" w:eastAsia="Arial" w:hAnsi="Arial"/>
-                <w:b w:val="false"/>
-                <w:bCs w:val="false"/>
-                <w:i w:val="false"/>
-                <w:iCs w:val="false"/>
-                <w:color w:val="000000"/>
-                <w:sz w:val="18"/>
-                <w:szCs w:val="18"/>
-              </w:rPr>
-              <w:t xml:space="preserve">| 120 | 5.2 |</w:t>
-            </w:r>
-          </w:p>
-          <w:p>
-            <w:pPr>
-              <w:spacing w:after="40" w:before="0"/>
-              <w:jc w:val="left"/>
-            </w:pPr>
-            <w:r>
-              <w:rPr>
-                <w:rFonts w:ascii="Arial" w:cs="Arial" w:eastAsia="Arial" w:hAnsi="Arial"/>
-                <w:b w:val="false"/>
-                <w:bCs w:val="false"/>
-                <w:i w:val="false"/>
-                <w:iCs w:val="false"/>
-                <w:color w:val="000000"/>
-                <w:sz w:val="18"/>
-                <w:szCs w:val="18"/>
-              </w:rPr>
-              <w:t xml:space="preserve">| 150 | 4.7 |</w:t>
-            </w:r>
-          </w:p>
-          <w:p>
-            <w:pPr>
-              <w:spacing w:after="40" w:before="0"/>
-              <w:jc w:val="left"/>
-            </w:pPr>
-            <w:r>
-              <w:rPr>
-                <w:rFonts w:ascii="Arial" w:cs="Arial" w:eastAsia="Arial" w:hAnsi="Arial"/>
-                <w:b w:val="false"/>
-                <w:bCs w:val="false"/>
-                <w:i w:val="false"/>
-                <w:iCs w:val="false"/>
-                <w:color w:val="000000"/>
-                <w:sz w:val="18"/>
-                <w:szCs w:val="18"/>
-              </w:rPr>
-              <w:t xml:space="preserve">| 180 | 4.5 |</w:t>
-            </w:r>
-          </w:p>
-          <w:p>
-            <w:pPr>
-              <w:spacing w:after="40" w:before="0"/>
-              <w:jc w:val="left"/>
-            </w:pPr>
-            <w:r>
-              <w:rPr>
-                <w:rFonts w:ascii="Arial" w:cs="Arial" w:eastAsia="Arial" w:hAnsi="Arial"/>
-                <w:b w:val="false"/>
-                <w:bCs w:val="false"/>
-                <w:i w:val="false"/>
-                <w:iCs w:val="false"/>
-                <w:color w:val="000000"/>
-                <w:sz w:val="18"/>
-                <w:szCs w:val="18"/>
-              </w:rPr>
               <w:t xml:space="preserve"/>
-            </w:r>
-          </w:p>
-          <w:p>
-            <w:pPr>
-              <w:spacing w:after="40" w:before="0"/>
-              <w:jc w:val="left"/>
-            </w:pPr>
-            <w:r>
-              <w:rPr>
-                <w:rFonts w:ascii="Arial" w:cs="Arial" w:eastAsia="Arial" w:hAnsi="Arial"/>
-                <w:b w:val="false"/>
-                <w:bCs w:val="false"/>
-                <w:i w:val="false"/>
-                <w:iCs w:val="false"/>
-                <w:color w:val="000000"/>
-                <w:sz w:val="18"/>
-                <w:szCs w:val="18"/>
-              </w:rPr>
-              <w:t xml:space="preserve">The normal fasting range is 4.0 to 5.5 mmol/L.</w:t>
             </w:r>
           </w:p>
         </w:tc>
@@ -518,6 +1007,7 @@
           </w:tcPr>
           <w:p>
             <w:pPr>
+              <w:keepNext/>
               <w:spacing w:after="40" w:before="0"/>
               <w:jc w:val="center"/>
             </w:pPr>
@@ -552,6 +1042,7 @@
           </w:tcPr>
           <w:p>
             <w:pPr>
+              <w:keepNext w:val="false"/>
               <w:spacing w:after="40" w:before="0"/>
               <w:jc w:val="left"/>
             </w:pPr>
@@ -584,6 +1075,7 @@
           </w:tcPr>
           <w:p>
             <w:pPr>
+              <w:keepNext w:val="false"/>
               <w:spacing w:after="40" w:before="0"/>
               <w:jc w:val="left"/>
             </w:pPr>
@@ -645,6 +1137,7 @@
           </w:tcPr>
           <w:p>
             <w:pPr>
+              <w:keepNext/>
               <w:spacing w:after="40" w:before="0"/>
               <w:jc w:val="center"/>
             </w:pPr>
@@ -679,6 +1172,7 @@
           </w:tcPr>
           <w:p>
             <w:pPr>
+              <w:keepNext w:val="false"/>
               <w:spacing w:after="40" w:before="0"/>
               <w:jc w:val="left"/>
             </w:pPr>
@@ -711,6 +1205,7 @@
           </w:tcPr>
           <w:p>
             <w:pPr>
+              <w:keepNext w:val="false"/>
               <w:spacing w:after="40" w:before="0"/>
               <w:jc w:val="left"/>
             </w:pPr>
@@ -772,6 +1267,7 @@
           </w:tcPr>
           <w:p>
             <w:pPr>
+              <w:keepNext/>
               <w:spacing w:after="40" w:before="0"/>
               <w:jc w:val="center"/>
             </w:pPr>
@@ -806,6 +1302,7 @@
           </w:tcPr>
           <w:p>
             <w:pPr>
+              <w:keepNext w:val="false"/>
               <w:spacing w:after="40" w:before="0"/>
               <w:jc w:val="left"/>
             </w:pPr>
@@ -838,6 +1335,7 @@
           </w:tcPr>
           <w:p>
             <w:pPr>
+              <w:keepNext w:val="false"/>
               <w:spacing w:after="40" w:before="0"/>
               <w:jc w:val="left"/>
             </w:pPr>
@@ -899,6 +1397,7 @@
           </w:tcPr>
           <w:p>
             <w:pPr>
+              <w:keepNext/>
               <w:spacing w:after="40" w:before="0"/>
               <w:jc w:val="center"/>
             </w:pPr>
@@ -933,6 +1432,7 @@
           </w:tcPr>
           <w:p>
             <w:pPr>
+              <w:keepNext w:val="false"/>
               <w:spacing w:after="40" w:before="0"/>
               <w:jc w:val="left"/>
             </w:pPr>
@@ -965,6 +1465,7 @@
           </w:tcPr>
           <w:p>
             <w:pPr>
+              <w:keepNext w:val="false"/>
               <w:spacing w:after="40" w:before="0"/>
               <w:jc w:val="left"/>
             </w:pPr>
@@ -1026,6 +1527,7 @@
           </w:tcPr>
           <w:p>
             <w:pPr>
+              <w:keepNext/>
               <w:spacing w:after="40" w:before="0"/>
               <w:jc w:val="center"/>
             </w:pPr>
@@ -1060,6 +1562,7 @@
           </w:tcPr>
           <w:p>
             <w:pPr>
+              <w:keepNext w:val="false"/>
               <w:spacing w:after="40" w:before="0"/>
               <w:jc w:val="left"/>
             </w:pPr>
@@ -1092,6 +1595,7 @@
           </w:tcPr>
           <w:p>
             <w:pPr>
+              <w:keepNext w:val="false"/>
               <w:spacing w:after="40" w:before="0"/>
               <w:jc w:val="left"/>
             </w:pPr>
@@ -1155,6 +1659,7 @@
           </w:tcPr>
           <w:p>
             <w:pPr>
+              <w:keepNext w:val="false"/>
               <w:spacing w:after="40" w:before="0"/>
               <w:jc w:val="center"/>
             </w:pPr>
@@ -1189,6 +1694,7 @@
           </w:tcPr>
           <w:p>
             <w:pPr>
+              <w:keepNext w:val="false"/>
               <w:spacing w:after="40" w:before="0"/>
               <w:jc w:val="left"/>
             </w:pPr>
@@ -1221,6 +1727,7 @@
           </w:tcPr>
           <w:p>
             <w:pPr>
+              <w:keepNext w:val="false"/>
               <w:spacing w:after="40" w:before="0"/>
               <w:jc w:val="left"/>
             </w:pPr>
@@ -1253,6 +1760,7 @@
           </w:tcPr>
           <w:p>
             <w:pPr>
+              <w:keepNext w:val="false"/>
               <w:spacing w:after="40" w:before="0"/>
               <w:jc w:val="left"/>
             </w:pPr>
@@ -1285,6 +1793,7 @@
           </w:tcPr>
           <w:p>
             <w:pPr>
+              <w:keepNext w:val="false"/>
               <w:spacing w:after="40" w:before="0"/>
               <w:jc w:val="left"/>
             </w:pPr>
@@ -1319,6 +1828,7 @@
           </w:tcPr>
           <w:p>
             <w:pPr>
+              <w:keepNext w:val="false"/>
               <w:spacing w:after="40" w:before="0"/>
               <w:jc w:val="left"/>
             </w:pPr>
@@ -1351,6 +1861,7 @@
           </w:tcPr>
           <w:p>
             <w:pPr>
+              <w:keepNext w:val="false"/>
               <w:spacing w:after="40" w:before="0"/>
               <w:jc w:val="left"/>
             </w:pPr>
@@ -1383,6 +1894,7 @@
           </w:tcPr>
           <w:p>
             <w:pPr>
+              <w:keepNext w:val="false"/>
               <w:spacing w:after="40" w:before="0"/>
               <w:jc w:val="left"/>
             </w:pPr>
@@ -1415,6 +1927,7 @@
           </w:tcPr>
           <w:p>
             <w:pPr>
+              <w:keepNext w:val="false"/>
               <w:spacing w:after="40" w:before="0"/>
               <w:jc w:val="left"/>
             </w:pPr>
@@ -1449,6 +1962,7 @@
           </w:tcPr>
           <w:p>
             <w:pPr>
+              <w:keepNext w:val="false"/>
               <w:spacing w:after="40" w:before="0"/>
               <w:jc w:val="left"/>
             </w:pPr>
@@ -1481,6 +1995,7 @@
           </w:tcPr>
           <w:p>
             <w:pPr>
+              <w:keepNext w:val="false"/>
               <w:spacing w:after="40" w:before="0"/>
               <w:jc w:val="left"/>
             </w:pPr>
@@ -1513,6 +2028,7 @@
           </w:tcPr>
           <w:p>
             <w:pPr>
+              <w:keepNext w:val="false"/>
               <w:spacing w:after="40" w:before="0"/>
               <w:jc w:val="left"/>
             </w:pPr>
@@ -1545,6 +2061,7 @@
           </w:tcPr>
           <w:p>
             <w:pPr>
+              <w:keepNext w:val="false"/>
               <w:spacing w:after="40" w:before="0"/>
               <w:jc w:val="left"/>
             </w:pPr>
@@ -1579,6 +2096,7 @@
           </w:tcPr>
           <w:p>
             <w:pPr>
+              <w:keepNext w:val="false"/>
               <w:spacing w:after="40" w:before="0"/>
               <w:jc w:val="left"/>
             </w:pPr>
@@ -1611,6 +2129,7 @@
           </w:tcPr>
           <w:p>
             <w:pPr>
+              <w:keepNext w:val="false"/>
               <w:spacing w:after="40" w:before="0"/>
               <w:jc w:val="left"/>
             </w:pPr>
@@ -1643,6 +2162,7 @@
           </w:tcPr>
           <w:p>
             <w:pPr>
+              <w:keepNext w:val="false"/>
               <w:spacing w:after="40" w:before="0"/>
               <w:jc w:val="left"/>
             </w:pPr>
@@ -1675,6 +2195,7 @@
           </w:tcPr>
           <w:p>
             <w:pPr>
+              <w:keepNext w:val="false"/>
               <w:spacing w:after="40" w:before="0"/>
               <w:jc w:val="left"/>
             </w:pPr>
@@ -1709,6 +2230,7 @@
           </w:tcPr>
           <w:p>
             <w:pPr>
+              <w:keepNext w:val="false"/>
               <w:spacing w:after="40" w:before="0"/>
               <w:jc w:val="left"/>
             </w:pPr>
@@ -1741,6 +2263,7 @@
           </w:tcPr>
           <w:p>
             <w:pPr>
+              <w:keepNext w:val="false"/>
               <w:spacing w:after="40" w:before="0"/>
               <w:jc w:val="left"/>
             </w:pPr>
@@ -1773,6 +2296,7 @@
           </w:tcPr>
           <w:p>
             <w:pPr>
+              <w:keepNext w:val="false"/>
               <w:spacing w:after="40" w:before="0"/>
               <w:jc w:val="left"/>
             </w:pPr>
@@ -1805,6 +2329,7 @@
           </w:tcPr>
           <w:p>
             <w:pPr>
+              <w:keepNext w:val="false"/>
               <w:spacing w:after="40" w:before="0"/>
               <w:jc w:val="left"/>
             </w:pPr>
@@ -1839,6 +2364,7 @@
           </w:tcPr>
           <w:p>
             <w:pPr>
+              <w:keepNext w:val="false"/>
               <w:spacing w:after="40" w:before="0"/>
               <w:jc w:val="left"/>
             </w:pPr>
@@ -1871,6 +2397,7 @@
           </w:tcPr>
           <w:p>
             <w:pPr>
+              <w:keepNext w:val="false"/>
               <w:spacing w:after="40" w:before="0"/>
               <w:jc w:val="left"/>
             </w:pPr>
@@ -1903,6 +2430,7 @@
           </w:tcPr>
           <w:p>
             <w:pPr>
+              <w:keepNext w:val="false"/>
               <w:spacing w:after="40" w:before="0"/>
               <w:jc w:val="left"/>
             </w:pPr>
@@ -1935,6 +2463,7 @@
           </w:tcPr>
           <w:p>
             <w:pPr>
+              <w:keepNext w:val="false"/>
               <w:spacing w:after="40" w:before="0"/>
               <w:jc w:val="left"/>
             </w:pPr>
@@ -2073,7 +2602,7 @@
         </w:rPr>
         <w:t xml:space="preserve">© 2026 SeaVuria and ARES. This work is licensed under a </w:t>
       </w:r>
-      <w:hyperlink w:history="1" r:id="rIdnsnbemmaxbjmunwv3mfdy">
+      <w:hyperlink w:history="1" r:id="rId2kpoaa3ndmneututnm-zn">
         <w:r>
           <w:rPr>
             <w:rFonts w:ascii="Arial" w:cs="Arial" w:eastAsia="Arial" w:hAnsi="Arial"/>
@@ -2093,7 +2622,7 @@
         </w:rPr>
         <w:t xml:space="preserve"> (</w:t>
       </w:r>
-      <w:hyperlink w:history="1" r:id="rIdyanb2xhsi0gif6w8-2bgt">
+      <w:hyperlink w:history="1" r:id="rIdjh-yqoni3xb1g09jnxwxh">
         <w:r>
           <w:rPr>
             <w:rFonts w:ascii="Arial" w:cs="Arial" w:eastAsia="Arial" w:hAnsi="Arial"/>
@@ -2113,7 +2642,7 @@
         </w:rPr>
         <w:t xml:space="preserve">). To view a copy of this license, visit </w:t>
       </w:r>
-      <w:hyperlink w:history="1" r:id="rIdt06bdjcyjfr5rllddgmjx">
+      <w:hyperlink w:history="1" r:id="rIdt98ahjj7cu2jqosgczc3t">
         <w:r>
           <w:rPr>
             <w:rFonts w:ascii="Arial" w:cs="Arial" w:eastAsia="Arial" w:hAnsi="Arial"/>

--- a/data/outputs/v2/Biology/SS1.2_Chemicals_of_Life/Biology_Chemicals_of_Life_FinalExplanation_TeacherKey.docx
+++ b/data/outputs/v2/Biology/SS1.2_Chemicals_of_Life/Biology_Chemicals_of_Life_FinalExplanation_TeacherKey.docx
@@ -2602,7 +2602,7 @@
         </w:rPr>
         <w:t xml:space="preserve">© 2026 SeaVuria and ARES. This work is licensed under a </w:t>
       </w:r>
-      <w:hyperlink w:history="1" r:id="rId2kpoaa3ndmneututnm-zn">
+      <w:hyperlink w:history="1" r:id="rIdnpb1qnekcou2gf76caf29">
         <w:r>
           <w:rPr>
             <w:rFonts w:ascii="Arial" w:cs="Arial" w:eastAsia="Arial" w:hAnsi="Arial"/>
@@ -2622,7 +2622,7 @@
         </w:rPr>
         <w:t xml:space="preserve"> (</w:t>
       </w:r>
-      <w:hyperlink w:history="1" r:id="rIdjh-yqoni3xb1g09jnxwxh">
+      <w:hyperlink w:history="1" r:id="rIdh29xnrgysvkwizrqwy-gt">
         <w:r>
           <w:rPr>
             <w:rFonts w:ascii="Arial" w:cs="Arial" w:eastAsia="Arial" w:hAnsi="Arial"/>
@@ -2642,7 +2642,7 @@
         </w:rPr>
         <w:t xml:space="preserve">). To view a copy of this license, visit </w:t>
       </w:r>
-      <w:hyperlink w:history="1" r:id="rIdt98ahjj7cu2jqosgczc3t">
+      <w:hyperlink w:history="1" r:id="rIdi7xe2ngzclbltc5hv3bhd">
         <w:r>
           <w:rPr>
             <w:rFonts w:ascii="Arial" w:cs="Arial" w:eastAsia="Arial" w:hAnsi="Arial"/>
